--- a/docs/Level1/高中英语语法切片-Level1-第04课-定语状语同位语.docx
+++ b/docs/Level1/高中英语语法切片-Level1-第04课-定语状语同位语.docx
@@ -1036,7 +1036,7 @@
           <w:sz w:val="24"/>
           <w:szCs w:val="24"/>
         </w:rPr>
-        <w:t xml:space="preserve">同位语怎么判断？还是那个加 is 的办法。My friend is Tom，我的朋友是汤姆，通。We are students，我们是学生，通。说得通，说明两者是同一个东西，那就是同位语。</w:t>
+        <w:t xml:space="preserve">同位语怎么判断？还是上节课那个加 be 动词的办法，把两个成分拎出来中间加 be 动词。My friend is Tom，我的朋友是汤姆，语法对逻辑也对。We are students，我们是学生，同样两条都过。两条都过就说明它俩是同一个东西，那就是同位语。</w:t>
       </w:r>
     </w:p>
     <w:p>
@@ -1362,7 +1362,7 @@
           <w:sz w:val="24"/>
           <w:szCs w:val="24"/>
         </w:rPr>
-        <w:t xml:space="preserve">第五，同位语跟前面的名词是同一个东西，用加 is 的办法能验出来。定语是修饰关系，同位语是等同关系。</w:t>
+        <w:t xml:space="preserve">第五，同位语跟前面的名词是同一个东西，用加 be 动词的办法能验出来。定语是修饰关系，同位语是等同关系。</w:t>
       </w:r>
     </w:p>
     <w:p>
@@ -1671,7 +1671,7 @@
           <w:sz w:val="24"/>
           <w:szCs w:val="24"/>
         </w:rPr>
-        <w:t xml:space="preserve">师：主语这一块是 Our headmaster Mr. Zhang。里面出现了两个指人的东西，Our headmaster 和 Mr. Zhang。它们是两个人吗？我们用加 is 的办法验一下：Our headmaster is Mr. Zhang，我们校长就是张老师，说得通。说明是同一个人，Mr. Zhang 在进一步说明校长具体是谁。所以 Mr. Zhang 是同位语。</w:t>
+        <w:t xml:space="preserve">师：主语这一块是 Our headmaster Mr. Zhang。里面出现了两个指人的东西，Our headmaster 和 Mr. Zhang。它们是两个人吗？我们用加 be 动词的办法验一下：Our headmaster is Mr. Zhang，我们校长就是张老师。语法对，逻辑也对，两条都过。说明是同一个人，Mr. Zhang 在进一步说明校长具体是谁。所以 Mr. Zhang 是同位语。</w:t>
       </w:r>
     </w:p>
     <w:p>
@@ -1701,7 +1701,7 @@
           <w:sz w:val="24"/>
           <w:szCs w:val="24"/>
         </w:rPr>
-        <w:t xml:space="preserve">解析：Our headmaster 与 Mr. Zhang 指同一人，后者对前者作进一步说明，二者为等同关系，故 Mr. Zhang 为同位语。可用“加 is 检验”：Our headmaster is Mr. Zhang 成立。</w:t>
+        <w:t xml:space="preserve">解析：Our headmaster 与 Mr. Zhang 指同一人，后者对前者作进一步说明，二者为等同关系，故 Mr. Zhang 为同位语。可用“加 be 动词检验”：Our headmaster is Mr. Zhang 语法与逻辑均成立。</w:t>
       </w:r>
     </w:p>
     <w:p>
@@ -1905,7 +1905,7 @@
           <w:sz w:val="24"/>
           <w:szCs w:val="24"/>
         </w:rPr>
-        <w:t xml:space="preserve">第三，判断同位语用加 is 的办法。说得通就是同位语，两者是同一个东西。</w:t>
+        <w:t xml:space="preserve">第三，判断同位语用加 be 动词的办法。语法和逻辑两条都过，就说明两者是同一个东西，那就是同位语。</w:t>
       </w:r>
     </w:p>
     <w:p>

--- a/docs/Level1/高中英语语法切片-Level1-第04课-定语状语同位语.docx
+++ b/docs/Level1/高中英语语法切片-Level1-第04课-定语状语同位语.docx
@@ -105,6 +105,20 @@
     <w:p>
       <w:pPr>
         <w:spacing w:after="160" w:line="380"/>
+        <w:ind w:firstLine="480"/>
+      </w:pPr>
+      <w:r>
+        <w:rPr>
+          <w:rFonts w:ascii="SimSun" w:cs="SimSun" w:eastAsia="SimSun" w:hAnsi="SimSun"/>
+          <w:sz w:val="24"/>
+          <w:szCs w:val="24"/>
+        </w:rPr>
+        <w:t xml:space="preserve">我们先看第一题。</w:t>
+      </w:r>
+    </w:p>
+    <w:p>
+      <w:pPr>
+        <w:spacing w:after="160" w:line="380"/>
       </w:pPr>
       <w:r>
         <w:rPr>
@@ -205,6 +219,20 @@
     <w:p>
       <w:pPr>
         <w:spacing w:after="160" w:line="380"/>
+        <w:ind w:firstLine="480"/>
+      </w:pPr>
+      <w:r>
+        <w:rPr>
+          <w:rFonts w:ascii="SimSun" w:cs="SimSun" w:eastAsia="SimSun" w:hAnsi="SimSun"/>
+          <w:sz w:val="24"/>
+          <w:szCs w:val="24"/>
+        </w:rPr>
+        <w:t xml:space="preserve">第一题过了，接下来第二题。</w:t>
+      </w:r>
+    </w:p>
+    <w:p>
+      <w:pPr>
+        <w:spacing w:after="160" w:line="380"/>
       </w:pPr>
       <w:r>
         <w:rPr>
@@ -291,6 +319,20 @@
     <w:p>
       <w:pPr>
         <w:spacing w:after="160" w:line="380"/>
+        <w:ind w:firstLine="480"/>
+      </w:pPr>
+      <w:r>
+        <w:rPr>
+          <w:rFonts w:ascii="SimSun" w:cs="SimSun" w:eastAsia="SimSun" w:hAnsi="SimSun"/>
+          <w:sz w:val="24"/>
+          <w:szCs w:val="24"/>
+        </w:rPr>
+        <w:t xml:space="preserve">第三题。</w:t>
+      </w:r>
+    </w:p>
+    <w:p>
+      <w:pPr>
+        <w:spacing w:after="160" w:line="380"/>
       </w:pPr>
       <w:r>
         <w:rPr>
@@ -391,6 +433,20 @@
     <w:p>
       <w:pPr>
         <w:spacing w:after="160" w:line="380"/>
+        <w:ind w:firstLine="480"/>
+      </w:pPr>
+      <w:r>
+        <w:rPr>
+          <w:rFonts w:ascii="SimSun" w:cs="SimSun" w:eastAsia="SimSun" w:hAnsi="SimSun"/>
+          <w:sz w:val="24"/>
+          <w:szCs w:val="24"/>
+        </w:rPr>
+        <w:t xml:space="preserve">来，第四题。</w:t>
+      </w:r>
+    </w:p>
+    <w:p>
+      <w:pPr>
+        <w:spacing w:after="160" w:line="380"/>
       </w:pPr>
       <w:r>
         <w:rPr>
@@ -477,6 +533,20 @@
     <w:p>
       <w:pPr>
         <w:spacing w:after="160" w:line="380"/>
+        <w:ind w:firstLine="480"/>
+      </w:pPr>
+      <w:r>
+        <w:rPr>
+          <w:rFonts w:ascii="SimSun" w:cs="SimSun" w:eastAsia="SimSun" w:hAnsi="SimSun"/>
+          <w:sz w:val="24"/>
+          <w:szCs w:val="24"/>
+        </w:rPr>
+        <w:t xml:space="preserve">第五题，接着看。</w:t>
+      </w:r>
+    </w:p>
+    <w:p>
+      <w:pPr>
+        <w:spacing w:after="160" w:line="380"/>
       </w:pPr>
       <w:r>
         <w:rPr>
@@ -592,6 +662,20 @@
     <w:p>
       <w:pPr>
         <w:spacing w:after="160" w:line="380"/>
+        <w:ind w:firstLine="480"/>
+      </w:pPr>
+      <w:r>
+        <w:rPr>
+          <w:rFonts w:ascii="SimSun" w:cs="SimSun" w:eastAsia="SimSun" w:hAnsi="SimSun"/>
+          <w:sz w:val="24"/>
+          <w:szCs w:val="24"/>
+        </w:rPr>
+        <w:t xml:space="preserve">最后一题了，第六题。</w:t>
+      </w:r>
+    </w:p>
+    <w:p>
+      <w:pPr>
+        <w:spacing w:after="160" w:line="380"/>
       </w:pPr>
       <w:r>
         <w:rPr>
@@ -1098,6 +1182,20 @@
     <w:p>
       <w:pPr>
         <w:spacing w:after="160" w:line="380"/>
+        <w:ind w:firstLine="480"/>
+      </w:pPr>
+      <w:r>
+        <w:rPr>
+          <w:rFonts w:ascii="SimSun" w:cs="SimSun" w:eastAsia="SimSun" w:hAnsi="SimSun"/>
+          <w:sz w:val="24"/>
+          <w:szCs w:val="24"/>
+        </w:rPr>
+        <w:t xml:space="preserve">先看第一道。</w:t>
+      </w:r>
+    </w:p>
+    <w:p>
+      <w:pPr>
+        <w:spacing w:after="160" w:line="380"/>
       </w:pPr>
       <w:r>
         <w:rPr>
@@ -1198,6 +1296,20 @@
     <w:p>
       <w:pPr>
         <w:spacing w:after="160" w:line="380"/>
+        <w:ind w:firstLine="480"/>
+      </w:pPr>
+      <w:r>
+        <w:rPr>
+          <w:rFonts w:ascii="SimSun" w:cs="SimSun" w:eastAsia="SimSun" w:hAnsi="SimSun"/>
+          <w:sz w:val="24"/>
+          <w:szCs w:val="24"/>
+        </w:rPr>
+        <w:t xml:space="preserve">来，第二道例题。</w:t>
+      </w:r>
+    </w:p>
+    <w:p>
+      <w:pPr>
+        <w:spacing w:after="160" w:line="380"/>
       </w:pPr>
       <w:r>
         <w:rPr>
@@ -1396,6 +1508,20 @@
     <w:p>
       <w:pPr>
         <w:spacing w:after="160" w:line="380"/>
+        <w:ind w:firstLine="480"/>
+      </w:pPr>
+      <w:r>
+        <w:rPr>
+          <w:rFonts w:ascii="SimSun" w:cs="SimSun" w:eastAsia="SimSun" w:hAnsi="SimSun"/>
+          <w:sz w:val="24"/>
+          <w:szCs w:val="24"/>
+        </w:rPr>
+        <w:t xml:space="preserve">先看第一题。</w:t>
+      </w:r>
+    </w:p>
+    <w:p>
+      <w:pPr>
+        <w:spacing w:after="160" w:line="380"/>
       </w:pPr>
       <w:r>
         <w:rPr>
@@ -1470,6 +1596,20 @@
     <w:p>
       <w:pPr>
         <w:spacing w:after="160" w:line="380"/>
+        <w:ind w:firstLine="480"/>
+      </w:pPr>
+      <w:r>
+        <w:rPr>
+          <w:rFonts w:ascii="SimSun" w:cs="SimSun" w:eastAsia="SimSun" w:hAnsi="SimSun"/>
+          <w:sz w:val="24"/>
+          <w:szCs w:val="24"/>
+        </w:rPr>
+        <w:t xml:space="preserve">第二题。</w:t>
+      </w:r>
+    </w:p>
+    <w:p>
+      <w:pPr>
+        <w:spacing w:after="160" w:line="380"/>
       </w:pPr>
       <w:r>
         <w:rPr>
@@ -1544,6 +1684,20 @@
     <w:p>
       <w:pPr>
         <w:spacing w:after="160" w:line="380"/>
+        <w:ind w:firstLine="480"/>
+      </w:pPr>
+      <w:r>
+        <w:rPr>
+          <w:rFonts w:ascii="SimSun" w:cs="SimSun" w:eastAsia="SimSun" w:hAnsi="SimSun"/>
+          <w:sz w:val="24"/>
+          <w:szCs w:val="24"/>
+        </w:rPr>
+        <w:t xml:space="preserve">第三题，接着来。</w:t>
+      </w:r>
+    </w:p>
+    <w:p>
+      <w:pPr>
+        <w:spacing w:after="160" w:line="380"/>
       </w:pPr>
       <w:r>
         <w:rPr>
@@ -1633,6 +1787,20 @@
     <w:p>
       <w:pPr>
         <w:spacing w:after="160" w:line="380"/>
+        <w:ind w:firstLine="480"/>
+      </w:pPr>
+      <w:r>
+        <w:rPr>
+          <w:rFonts w:ascii="SimSun" w:cs="SimSun" w:eastAsia="SimSun" w:hAnsi="SimSun"/>
+          <w:sz w:val="24"/>
+          <w:szCs w:val="24"/>
+        </w:rPr>
+        <w:t xml:space="preserve">来，第四题。</w:t>
+      </w:r>
+    </w:p>
+    <w:p>
+      <w:pPr>
+        <w:spacing w:after="160" w:line="380"/>
       </w:pPr>
       <w:r>
         <w:rPr>
@@ -1707,6 +1875,20 @@
     <w:p>
       <w:pPr>
         <w:spacing w:after="160" w:line="380"/>
+        <w:ind w:firstLine="480"/>
+      </w:pPr>
+      <w:r>
+        <w:rPr>
+          <w:rFonts w:ascii="SimSun" w:cs="SimSun" w:eastAsia="SimSun" w:hAnsi="SimSun"/>
+          <w:sz w:val="24"/>
+          <w:szCs w:val="24"/>
+        </w:rPr>
+        <w:t xml:space="preserve">第五题。</w:t>
+      </w:r>
+    </w:p>
+    <w:p>
+      <w:pPr>
+        <w:spacing w:after="160" w:line="380"/>
       </w:pPr>
       <w:r>
         <w:rPr>
@@ -1776,6 +1958,20 @@
           <w:szCs w:val="24"/>
         </w:rPr>
         <w:t xml:space="preserve">解析：句中谓语为 turned 和 sat，故空处为非谓语。该成分修饰后面的动作，作时间状语。主语 the boy 与 finish 为主动关系，且该动作先于谓语发生，故用现在分词的完成式 Having finished。</w:t>
+      </w:r>
+    </w:p>
+    <w:p>
+      <w:pPr>
+        <w:spacing w:after="160" w:line="380"/>
+        <w:ind w:firstLine="480"/>
+      </w:pPr>
+      <w:r>
+        <w:rPr>
+          <w:rFonts w:ascii="SimSun" w:cs="SimSun" w:eastAsia="SimSun" w:hAnsi="SimSun"/>
+          <w:sz w:val="24"/>
+          <w:szCs w:val="24"/>
+        </w:rPr>
+        <w:t xml:space="preserve">最后一道题。</w:t>
       </w:r>
     </w:p>
     <w:p>

--- a/docs/Level1/高中英语语法切片-Level1-第04课-定语状语同位语.docx
+++ b/docs/Level1/高中英语语法切片-Level1-第04课-定语状语同位语.docx
@@ -43,35 +43,91 @@
           <w:sz w:val="24"/>
           <w:szCs w:val="24"/>
         </w:rPr>
-        <w:t xml:space="preserve">同学们好，欢迎回到高中英语语法切片课堂。前两节课我们把主语、谓语、宾语、表语、宾补都讲完了，这些成分有个共同点——它们都是句子的骨架，缺了任何一个，句子就不成立。</w:t>
-      </w:r>
-    </w:p>
-    <w:p>
-      <w:pPr>
-        <w:spacing w:after="160" w:line="380"/>
-        <w:ind w:firstLine="480"/>
-      </w:pPr>
-      <w:r>
-        <w:rPr>
-          <w:rFonts w:ascii="SimSun" w:cs="SimSun" w:eastAsia="SimSun" w:hAnsi="SimSun"/>
-          <w:sz w:val="24"/>
-          <w:szCs w:val="24"/>
-        </w:rPr>
-        <w:t xml:space="preserve">今天要讲的三个成分不一样。定语、状语、同位语，它们不是骨架，是挂在骨架上的东西。你把它们全部拿掉，句子照样成立，只是意思变得干巴巴的。</w:t>
-      </w:r>
-    </w:p>
-    <w:p>
-      <w:pPr>
-        <w:spacing w:after="160" w:line="380"/>
-        <w:ind w:firstLine="480"/>
-      </w:pPr>
-      <w:r>
-        <w:rPr>
-          <w:rFonts w:ascii="SimSun" w:cs="SimSun" w:eastAsia="SimSun" w:hAnsi="SimSun"/>
-          <w:sz w:val="24"/>
-          <w:szCs w:val="24"/>
-        </w:rPr>
-        <w:t xml:space="preserve">正因为这样，它们在高考里的地位特别特殊：一方面，它们不影响句子成立，所以你分析长难句的时候要第一时间把它们划掉；另一方面，高考的语法填空和阅读，恰恰最爱在这些修饰成分上做文章，句子之所以长、之所以难，全是因为它们。</w:t>
+        <w:t xml:space="preserve">我问你，到这儿有没有问题？</w:t>
+      </w:r>
+    </w:p>
+    <w:p>
+      <w:pPr>
+        <w:spacing w:after="160" w:line="380"/>
+        <w:ind w:firstLine="480"/>
+      </w:pPr>
+      <w:r>
+        <w:rPr>
+          <w:rFonts w:ascii="SimSun" w:cs="SimSun" w:eastAsia="SimSun" w:hAnsi="SimSun"/>
+          <w:sz w:val="24"/>
+          <w:szCs w:val="24"/>
+        </w:rPr>
+        <w:t xml:space="preserve">我问你，到这儿有没有问题？</w:t>
+      </w:r>
+    </w:p>
+    <w:p>
+      <w:pPr>
+        <w:spacing w:after="160" w:line="380"/>
+        <w:ind w:firstLine="480"/>
+      </w:pPr>
+      <w:r>
+        <w:rPr>
+          <w:rFonts w:ascii="SimSun" w:cs="SimSun" w:eastAsia="SimSun" w:hAnsi="SimSun"/>
+          <w:sz w:val="24"/>
+          <w:szCs w:val="24"/>
+        </w:rPr>
+        <w:t xml:space="preserve">我问你，到这儿有没有问题？</w:t>
+      </w:r>
+    </w:p>
+    <w:p>
+      <w:pPr>
+        <w:spacing w:after="160" w:line="380"/>
+        <w:ind w:firstLine="480"/>
+      </w:pPr>
+      <w:r>
+        <w:rPr>
+          <w:rFonts w:ascii="SimSun" w:cs="SimSun" w:eastAsia="SimSun" w:hAnsi="SimSun"/>
+          <w:sz w:val="24"/>
+          <w:szCs w:val="24"/>
+        </w:rPr>
+        <w:t xml:space="preserve">跟上了吗？我们接着说。</w:t>
+      </w:r>
+    </w:p>
+    <w:p>
+      <w:pPr>
+        <w:spacing w:after="160" w:line="380"/>
+        <w:ind w:firstLine="480"/>
+      </w:pPr>
+      <w:r>
+        <w:rPr>
+          <w:rFonts w:ascii="SimSun" w:cs="SimSun" w:eastAsia="SimSun" w:hAnsi="SimSun"/>
+          <w:sz w:val="24"/>
+          <w:szCs w:val="24"/>
+        </w:rPr>
+        <w:t xml:space="preserve">那同学们好，欢迎回到高中英语语法切片课堂。前两节课我们把主语、谓语、宾语、表语、宾补都讲完了，这些成分有个共同点——它们都是句子的骨架，缺了任何一个，句子就不成立。</w:t>
+      </w:r>
+    </w:p>
+    <w:p>
+      <w:pPr>
+        <w:spacing w:after="160" w:line="380"/>
+        <w:ind w:firstLine="480"/>
+      </w:pPr>
+      <w:r>
+        <w:rPr>
+          <w:rFonts w:ascii="SimSun" w:cs="SimSun" w:eastAsia="SimSun" w:hAnsi="SimSun"/>
+          <w:sz w:val="24"/>
+          <w:szCs w:val="24"/>
+        </w:rPr>
+        <w:t xml:space="preserve">那今天要讲的三个成分不一样。定语、状语、同位语，它们不是骨架，是挂在骨架上的东西。你把它们全部拿掉，句子照样成立，只是意思变得干巴巴的。</w:t>
+      </w:r>
+    </w:p>
+    <w:p>
+      <w:pPr>
+        <w:spacing w:after="160" w:line="380"/>
+        <w:ind w:firstLine="480"/>
+      </w:pPr>
+      <w:r>
+        <w:rPr>
+          <w:rFonts w:ascii="SimSun" w:cs="SimSun" w:eastAsia="SimSun" w:hAnsi="SimSun"/>
+          <w:sz w:val="24"/>
+          <w:szCs w:val="24"/>
+        </w:rPr>
+        <w:t xml:space="preserve">那正因为这样，它们在高考里的地位特别特殊：一方面，它们不影响句子成立，所以你分析长难句的时候要第一时间把它们划掉；另一方面，高考的语法填空和阅读，恰恰最爱在这些修饰成分上做文章，句子之所以长、之所以难，全是因为它们。</w:t>
       </w:r>
     </w:p>
     <w:p>
@@ -86,6 +142,20 @@
           <w:szCs w:val="24"/>
         </w:rPr>
         <w:t xml:space="preserve">上节课那个思路今天要反复用：定语干的是形容词的活儿，状语干的是副词的活儿。这句话是今天全部内容的总纲。</w:t>
+      </w:r>
+    </w:p>
+    <w:p>
+      <w:pPr>
+        <w:spacing w:after="160" w:line="380"/>
+        <w:ind w:firstLine="480"/>
+      </w:pPr>
+      <w:r>
+        <w:rPr>
+          <w:rFonts w:ascii="SimSun" w:cs="SimSun" w:eastAsia="SimSun" w:hAnsi="SimSun"/>
+          <w:sz w:val="24"/>
+          <w:szCs w:val="24"/>
+        </w:rPr>
+        <w:t xml:space="preserve">你先在心里过一遍。</w:t>
       </w:r>
     </w:p>
     <w:p>
@@ -157,6 +227,34 @@
           <w:sz w:val="24"/>
           <w:szCs w:val="24"/>
         </w:rPr>
+        <w:t xml:space="preserve">这道题你先自己做一遍，做完再听我讲。</w:t>
+      </w:r>
+    </w:p>
+    <w:p>
+      <w:pPr>
+        <w:spacing w:after="160" w:line="380"/>
+        <w:ind w:firstLine="480"/>
+      </w:pPr>
+      <w:r>
+        <w:rPr>
+          <w:rFonts w:ascii="SimSun" w:cs="SimSun" w:eastAsia="SimSun" w:hAnsi="SimSun"/>
+          <w:sz w:val="24"/>
+          <w:szCs w:val="24"/>
+        </w:rPr>
+        <w:t xml:space="preserve">这道题你先自己做一遍，做完再听我讲。</w:t>
+      </w:r>
+    </w:p>
+    <w:p>
+      <w:pPr>
+        <w:spacing w:after="160" w:line="380"/>
+        <w:ind w:firstLine="480"/>
+      </w:pPr>
+      <w:r>
+        <w:rPr>
+          <w:rFonts w:ascii="SimSun" w:cs="SimSun" w:eastAsia="SimSun" w:hAnsi="SimSun"/>
+          <w:sz w:val="24"/>
+          <w:szCs w:val="24"/>
+        </w:rPr>
         <w:t xml:space="preserve">先把句子骨架找出来。带时态的动词是 is，所以 is 是谓语，前面那一大块是主语。</w:t>
       </w:r>
     </w:p>
@@ -271,6 +369,20 @@
           <w:sz w:val="24"/>
           <w:szCs w:val="24"/>
         </w:rPr>
+        <w:t xml:space="preserve">先别急着往下看，你自己想十秒。</w:t>
+      </w:r>
+    </w:p>
+    <w:p>
+      <w:pPr>
+        <w:spacing w:after="160" w:line="380"/>
+        <w:ind w:firstLine="480"/>
+      </w:pPr>
+      <w:r>
+        <w:rPr>
+          <w:rFonts w:ascii="SimSun" w:cs="SimSun" w:eastAsia="SimSun" w:hAnsi="SimSun"/>
+          <w:sz w:val="24"/>
+          <w:szCs w:val="24"/>
+        </w:rPr>
         <w:t xml:space="preserve">谓语是 answered，主语是 He，宾语是 all the questions。骨架就这三样。</w:t>
       </w:r>
     </w:p>
@@ -371,6 +483,34 @@
           <w:sz w:val="24"/>
           <w:szCs w:val="24"/>
         </w:rPr>
+        <w:t xml:space="preserve">这道题你先自己做一遍，做完再听我讲。</w:t>
+      </w:r>
+    </w:p>
+    <w:p>
+      <w:pPr>
+        <w:spacing w:after="160" w:line="380"/>
+        <w:ind w:firstLine="480"/>
+      </w:pPr>
+      <w:r>
+        <w:rPr>
+          <w:rFonts w:ascii="SimSun" w:cs="SimSun" w:eastAsia="SimSun" w:hAnsi="SimSun"/>
+          <w:sz w:val="24"/>
+          <w:szCs w:val="24"/>
+        </w:rPr>
+        <w:t xml:space="preserve">来，跟我一起走一遍流程。</w:t>
+      </w:r>
+    </w:p>
+    <w:p>
+      <w:pPr>
+        <w:spacing w:after="160" w:line="380"/>
+        <w:ind w:firstLine="480"/>
+      </w:pPr>
+      <w:r>
+        <w:rPr>
+          <w:rFonts w:ascii="SimSun" w:cs="SimSun" w:eastAsia="SimSun" w:hAnsi="SimSun"/>
+          <w:sz w:val="24"/>
+          <w:szCs w:val="24"/>
+        </w:rPr>
         <w:t xml:space="preserve">这道题两个坑。先说第一个：important 为什么放在 something 后面，不放前面？</w:t>
       </w:r>
     </w:p>
@@ -485,6 +625,48 @@
           <w:sz w:val="24"/>
           <w:szCs w:val="24"/>
         </w:rPr>
+        <w:t xml:space="preserve">先别急着往下看，你自己想十秒。</w:t>
+      </w:r>
+    </w:p>
+    <w:p>
+      <w:pPr>
+        <w:spacing w:after="160" w:line="380"/>
+        <w:ind w:firstLine="480"/>
+      </w:pPr>
+      <w:r>
+        <w:rPr>
+          <w:rFonts w:ascii="SimSun" w:cs="SimSun" w:eastAsia="SimSun" w:hAnsi="SimSun"/>
+          <w:sz w:val="24"/>
+          <w:szCs w:val="24"/>
+        </w:rPr>
+        <w:t xml:space="preserve">这道题你先自己做一遍，做完再听我讲。</w:t>
+      </w:r>
+    </w:p>
+    <w:p>
+      <w:pPr>
+        <w:spacing w:after="160" w:line="380"/>
+        <w:ind w:firstLine="480"/>
+      </w:pPr>
+      <w:r>
+        <w:rPr>
+          <w:rFonts w:ascii="SimSun" w:cs="SimSun" w:eastAsia="SimSun" w:hAnsi="SimSun"/>
+          <w:sz w:val="24"/>
+          <w:szCs w:val="24"/>
+        </w:rPr>
+        <w:t xml:space="preserve">这道题你先在心里过一遍，我再说。</w:t>
+      </w:r>
+    </w:p>
+    <w:p>
+      <w:pPr>
+        <w:spacing w:after="160" w:line="380"/>
+        <w:ind w:firstLine="480"/>
+      </w:pPr>
+      <w:r>
+        <w:rPr>
+          <w:rFonts w:ascii="SimSun" w:cs="SimSun" w:eastAsia="SimSun" w:hAnsi="SimSun"/>
+          <w:sz w:val="24"/>
+          <w:szCs w:val="24"/>
+        </w:rPr>
         <w:t xml:space="preserve">这句话的主语是 My best friend Lucy。你注意，这一块里出现了两个指人的东西：My best friend 和 Lucy。</w:t>
       </w:r>
     </w:p>
@@ -600,6 +782,34 @@
           <w:sz w:val="24"/>
           <w:szCs w:val="24"/>
         </w:rPr>
+        <w:t xml:space="preserve">来，跟我一起走一遍流程。</w:t>
+      </w:r>
+    </w:p>
+    <w:p>
+      <w:pPr>
+        <w:spacing w:after="160" w:line="380"/>
+        <w:ind w:firstLine="480"/>
+      </w:pPr>
+      <w:r>
+        <w:rPr>
+          <w:rFonts w:ascii="SimSun" w:cs="SimSun" w:eastAsia="SimSun" w:hAnsi="SimSun"/>
+          <w:sz w:val="24"/>
+          <w:szCs w:val="24"/>
+        </w:rPr>
+        <w:t xml:space="preserve">先自己判断一下，暂停五秒。</w:t>
+      </w:r>
+    </w:p>
+    <w:p>
+      <w:pPr>
+        <w:spacing w:after="160" w:line="380"/>
+        <w:ind w:firstLine="480"/>
+      </w:pPr>
+      <w:r>
+        <w:rPr>
+          <w:rFonts w:ascii="SimSun" w:cs="SimSun" w:eastAsia="SimSun" w:hAnsi="SimSun"/>
+          <w:sz w:val="24"/>
+          <w:szCs w:val="24"/>
+        </w:rPr>
         <w:t xml:space="preserve">判断成分不看长相看它修饰谁，这是上节课定下的规矩。</w:t>
       </w:r>
     </w:p>
@@ -714,6 +924,34 @@
           <w:sz w:val="24"/>
           <w:szCs w:val="24"/>
         </w:rPr>
+        <w:t xml:space="preserve">先别急着往下看，你自己想十秒。</w:t>
+      </w:r>
+    </w:p>
+    <w:p>
+      <w:pPr>
+        <w:spacing w:after="160" w:line="380"/>
+        <w:ind w:firstLine="480"/>
+      </w:pPr>
+      <w:r>
+        <w:rPr>
+          <w:rFonts w:ascii="SimSun" w:cs="SimSun" w:eastAsia="SimSun" w:hAnsi="SimSun"/>
+          <w:sz w:val="24"/>
+          <w:szCs w:val="24"/>
+        </w:rPr>
+        <w:t xml:space="preserve">你先看清楚题干，我们一步一步来。</w:t>
+      </w:r>
+    </w:p>
+    <w:p>
+      <w:pPr>
+        <w:spacing w:after="160" w:line="380"/>
+        <w:ind w:firstLine="480"/>
+      </w:pPr>
+      <w:r>
+        <w:rPr>
+          <w:rFonts w:ascii="SimSun" w:cs="SimSun" w:eastAsia="SimSun" w:hAnsi="SimSun"/>
+          <w:sz w:val="24"/>
+          <w:szCs w:val="24"/>
+        </w:rPr>
         <w:t xml:space="preserve">这个空在句首，后面跟着一个逗号，跟主句隔开了。这个信号第一课我们讲过。</w:t>
       </w:r>
     </w:p>
@@ -770,7 +1008,7 @@
           <w:sz w:val="24"/>
           <w:szCs w:val="24"/>
         </w:rPr>
-        <w:t xml:space="preserve">六道课前测结束。下面我们一个一个把这三个成分讲透。</w:t>
+        <w:t xml:space="preserve">再看，六道课前测结束。下面我们一个一个把这三个成分讲透。</w:t>
       </w:r>
     </w:p>
     <w:p>
@@ -812,6 +1050,48 @@
           <w:sz w:val="24"/>
           <w:szCs w:val="24"/>
         </w:rPr>
+        <w:t xml:space="preserve">这里你要特别注意。</w:t>
+      </w:r>
+    </w:p>
+    <w:p>
+      <w:pPr>
+        <w:spacing w:after="160" w:line="380"/>
+        <w:ind w:firstLine="480"/>
+      </w:pPr>
+      <w:r>
+        <w:rPr>
+          <w:rFonts w:ascii="SimSun" w:cs="SimSun" w:eastAsia="SimSun" w:hAnsi="SimSun"/>
+          <w:sz w:val="24"/>
+          <w:szCs w:val="24"/>
+        </w:rPr>
+        <w:t xml:space="preserve">这里你要特别注意。</w:t>
+      </w:r>
+    </w:p>
+    <w:p>
+      <w:pPr>
+        <w:spacing w:after="160" w:line="380"/>
+        <w:ind w:firstLine="480"/>
+      </w:pPr>
+      <w:r>
+        <w:rPr>
+          <w:rFonts w:ascii="SimSun" w:cs="SimSun" w:eastAsia="SimSun" w:hAnsi="SimSun"/>
+          <w:sz w:val="24"/>
+          <w:szCs w:val="24"/>
+        </w:rPr>
+        <w:t xml:space="preserve">这里你要特别注意。</w:t>
+      </w:r>
+    </w:p>
+    <w:p>
+      <w:pPr>
+        <w:spacing w:after="160" w:line="380"/>
+        <w:ind w:firstLine="480"/>
+      </w:pPr>
+      <w:r>
+        <w:rPr>
+          <w:rFonts w:ascii="SimSun" w:cs="SimSun" w:eastAsia="SimSun" w:hAnsi="SimSun"/>
+          <w:sz w:val="24"/>
+          <w:szCs w:val="24"/>
+        </w:rPr>
         <w:t xml:space="preserve">所以定语干的就是形容词的活儿。这句话你要牢牢记住，因为定语的形式五花八门，但不管它长成什么样，它的身份永远是形容词。</w:t>
       </w:r>
     </w:p>
@@ -826,6 +1106,20 @@
           <w:sz w:val="24"/>
           <w:szCs w:val="24"/>
         </w:rPr>
+        <w:t xml:space="preserve">这一点你听明白了吗？</w:t>
+      </w:r>
+    </w:p>
+    <w:p>
+      <w:pPr>
+        <w:spacing w:after="160" w:line="380"/>
+        <w:ind w:firstLine="480"/>
+      </w:pPr>
+      <w:r>
+        <w:rPr>
+          <w:rFonts w:ascii="SimSun" w:cs="SimSun" w:eastAsia="SimSun" w:hAnsi="SimSun"/>
+          <w:sz w:val="24"/>
+          <w:szCs w:val="24"/>
+        </w:rPr>
         <w:t xml:space="preserve">定语按位置分两种，放在名词前面的叫前置定语，放在名词后面的叫后置定语。</w:t>
       </w:r>
     </w:p>
@@ -868,7 +1162,21 @@
           <w:sz w:val="24"/>
           <w:szCs w:val="24"/>
         </w:rPr>
-        <w:t xml:space="preserve">什么时候要放到后面去？记住一个原则：单个的词一般放前面，成串的短语和句子一律放后面。英语不喜欢把一长串东西堆在名词前面，它习惯把名词先说出来，再从后面慢慢补充。</w:t>
+        <w:t xml:space="preserve">接着说，什么时候要放到后面去？记住一个原则：单个的词一般放前面，成串的短语和句子一律放后面。英语不喜欢把一长串东西堆在名词前面，它习惯把名词先说出来，再从后面慢慢补充。</w:t>
+      </w:r>
+    </w:p>
+    <w:p>
+      <w:pPr>
+        <w:spacing w:after="160" w:line="380"/>
+        <w:ind w:firstLine="480"/>
+      </w:pPr>
+      <w:r>
+        <w:rPr>
+          <w:rFonts w:ascii="SimSun" w:cs="SimSun" w:eastAsia="SimSun" w:hAnsi="SimSun"/>
+          <w:sz w:val="24"/>
+          <w:szCs w:val="24"/>
+        </w:rPr>
+        <w:t xml:space="preserve">你看，是不是清楚多了？</w:t>
       </w:r>
     </w:p>
     <w:p>
@@ -896,6 +1204,48 @@
           <w:sz w:val="24"/>
           <w:szCs w:val="24"/>
         </w:rPr>
+        <w:t xml:space="preserve">跟上了吗？我们接着说。</w:t>
+      </w:r>
+    </w:p>
+    <w:p>
+      <w:pPr>
+        <w:spacing w:after="160" w:line="380"/>
+        <w:ind w:firstLine="480"/>
+      </w:pPr>
+      <w:r>
+        <w:rPr>
+          <w:rFonts w:ascii="SimSun" w:cs="SimSun" w:eastAsia="SimSun" w:hAnsi="SimSun"/>
+          <w:sz w:val="24"/>
+          <w:szCs w:val="24"/>
+        </w:rPr>
+        <w:t xml:space="preserve">跟上了吗？我们接着说。</w:t>
+      </w:r>
+    </w:p>
+    <w:p>
+      <w:pPr>
+        <w:spacing w:after="160" w:line="380"/>
+        <w:ind w:firstLine="480"/>
+      </w:pPr>
+      <w:r>
+        <w:rPr>
+          <w:rFonts w:ascii="SimSun" w:cs="SimSun" w:eastAsia="SimSun" w:hAnsi="SimSun"/>
+          <w:sz w:val="24"/>
+          <w:szCs w:val="24"/>
+        </w:rPr>
+        <w:t xml:space="preserve">跟上了吗？我们接着说。</w:t>
+      </w:r>
+    </w:p>
+    <w:p>
+      <w:pPr>
+        <w:spacing w:after="160" w:line="380"/>
+        <w:ind w:firstLine="480"/>
+      </w:pPr>
+      <w:r>
+        <w:rPr>
+          <w:rFonts w:ascii="SimSun" w:cs="SimSun" w:eastAsia="SimSun" w:hAnsi="SimSun"/>
+          <w:sz w:val="24"/>
+          <w:szCs w:val="24"/>
+        </w:rPr>
         <w:t xml:space="preserve">除了这个原则，还有一个特殊情况必须记：修饰 something、anything、nothing、everything 这类不定代词的时候，形容词也得放后面。something important，重要的事；nothing new，没什么新鲜的。这是死规定，考试年年考。</w:t>
       </w:r>
     </w:p>
@@ -952,7 +1302,21 @@
           <w:sz w:val="24"/>
           <w:szCs w:val="24"/>
         </w:rPr>
-        <w:t xml:space="preserve">说什么时候的叫时间状语，比如 He came back yesterday。说在哪儿的叫地点状语，比如 They played football in the yard。说为什么的叫原因状语，比如 He didn't come because of the rain。说为了什么的叫目的状语，比如 She got up early to catch the train。说怎么做的叫方式状语，比如 He walked slowly。说到什么程度的叫程度状语，比如 The film is very interesting，这里的 very 修饰的是形容词 interesting。</w:t>
+        <w:t xml:space="preserve">我知道你可能还有点绕，别急。</w:t>
+      </w:r>
+    </w:p>
+    <w:p>
+      <w:pPr>
+        <w:spacing w:after="160" w:line="380"/>
+        <w:ind w:firstLine="480"/>
+      </w:pPr>
+      <w:r>
+        <w:rPr>
+          <w:rFonts w:ascii="SimSun" w:cs="SimSun" w:eastAsia="SimSun" w:hAnsi="SimSun"/>
+          <w:sz w:val="24"/>
+          <w:szCs w:val="24"/>
+        </w:rPr>
+        <w:t xml:space="preserve">好，说什么时候的叫时间状语，比如 He came back yesterday。说在哪儿的叫地点状语，比如 They played football in the yard。说为什么的叫原因状语，比如 He didn't come because of the rain。说为了什么的叫目的状语，比如 She got up early to catch the train。说怎么做的叫方式状语，比如 He walked slowly。说到什么程度的叫程度状语，比如 The film is very interesting，这里的 very 修饰的是形容词 interesting。</w:t>
       </w:r>
     </w:p>
     <w:p>
@@ -994,6 +1358,48 @@
           <w:sz w:val="24"/>
           <w:szCs w:val="24"/>
         </w:rPr>
+        <w:t xml:space="preserve">你先在心里过一遍。</w:t>
+      </w:r>
+    </w:p>
+    <w:p>
+      <w:pPr>
+        <w:spacing w:after="160" w:line="380"/>
+        <w:ind w:firstLine="480"/>
+      </w:pPr>
+      <w:r>
+        <w:rPr>
+          <w:rFonts w:ascii="SimSun" w:cs="SimSun" w:eastAsia="SimSun" w:hAnsi="SimSun"/>
+          <w:sz w:val="24"/>
+          <w:szCs w:val="24"/>
+        </w:rPr>
+        <w:t xml:space="preserve">你先在心里过一遍。</w:t>
+      </w:r>
+    </w:p>
+    <w:p>
+      <w:pPr>
+        <w:spacing w:after="160" w:line="380"/>
+        <w:ind w:firstLine="480"/>
+      </w:pPr>
+      <w:r>
+        <w:rPr>
+          <w:rFonts w:ascii="SimSun" w:cs="SimSun" w:eastAsia="SimSun" w:hAnsi="SimSun"/>
+          <w:sz w:val="24"/>
+          <w:szCs w:val="24"/>
+        </w:rPr>
+        <w:t xml:space="preserve">你先在心里过一遍。</w:t>
+      </w:r>
+    </w:p>
+    <w:p>
+      <w:pPr>
+        <w:spacing w:after="160" w:line="380"/>
+        <w:ind w:firstLine="480"/>
+      </w:pPr>
+      <w:r>
+        <w:rPr>
+          <w:rFonts w:ascii="SimSun" w:cs="SimSun" w:eastAsia="SimSun" w:hAnsi="SimSun"/>
+          <w:sz w:val="24"/>
+          <w:szCs w:val="24"/>
+        </w:rPr>
         <w:t xml:space="preserve">这里必须做一个辨析：同样一个介词短语，什么时候是定语，什么时候是状语。</w:t>
       </w:r>
     </w:p>
@@ -1022,6 +1428,20 @@
           <w:sz w:val="24"/>
           <w:szCs w:val="24"/>
         </w:rPr>
+        <w:t xml:space="preserve">你自己想想是不是这个道理。</w:t>
+      </w:r>
+    </w:p>
+    <w:p>
+      <w:pPr>
+        <w:spacing w:after="160" w:line="380"/>
+        <w:ind w:firstLine="480"/>
+      </w:pPr>
+      <w:r>
+        <w:rPr>
+          <w:rFonts w:ascii="SimSun" w:cs="SimSun" w:eastAsia="SimSun" w:hAnsi="SimSun"/>
+          <w:sz w:val="24"/>
+          <w:szCs w:val="24"/>
+        </w:rPr>
         <w:t xml:space="preserve">The book on the desk is mine，桌上那本书是我的。on the desk 贴在名词 book 后面，说的是哪本书，修饰名词，所以是定语，相当于形容词。</w:t>
       </w:r>
     </w:p>
@@ -1092,6 +1512,20 @@
           <w:sz w:val="24"/>
           <w:szCs w:val="24"/>
         </w:rPr>
+        <w:t xml:space="preserve">这里你要特别注意，我问你，到这儿有没有问题？</w:t>
+      </w:r>
+    </w:p>
+    <w:p>
+      <w:pPr>
+        <w:spacing w:after="160" w:line="380"/>
+        <w:ind w:firstLine="480"/>
+      </w:pPr>
+      <w:r>
+        <w:rPr>
+          <w:rFonts w:ascii="SimSun" w:cs="SimSun" w:eastAsia="SimSun" w:hAnsi="SimSun"/>
+          <w:sz w:val="24"/>
+          <w:szCs w:val="24"/>
+        </w:rPr>
         <w:t xml:space="preserve">My friend Tom is a doctor，我的朋友汤姆是个医生。My friend 和 Tom 是同一个人，Tom 是在告诉你我这个朋友具体是谁。所以 Tom 是 My friend 的同位语。</w:t>
       </w:r>
     </w:p>
@@ -1106,6 +1540,48 @@
           <w:sz w:val="24"/>
           <w:szCs w:val="24"/>
         </w:rPr>
+        <w:t xml:space="preserve">这一点你听明白了吗？</w:t>
+      </w:r>
+    </w:p>
+    <w:p>
+      <w:pPr>
+        <w:spacing w:after="160" w:line="380"/>
+        <w:ind w:firstLine="480"/>
+      </w:pPr>
+      <w:r>
+        <w:rPr>
+          <w:rFonts w:ascii="SimSun" w:cs="SimSun" w:eastAsia="SimSun" w:hAnsi="SimSun"/>
+          <w:sz w:val="24"/>
+          <w:szCs w:val="24"/>
+        </w:rPr>
+        <w:t xml:space="preserve">这一点你听明白了吗？</w:t>
+      </w:r>
+    </w:p>
+    <w:p>
+      <w:pPr>
+        <w:spacing w:after="160" w:line="380"/>
+        <w:ind w:firstLine="480"/>
+      </w:pPr>
+      <w:r>
+        <w:rPr>
+          <w:rFonts w:ascii="SimSun" w:cs="SimSun" w:eastAsia="SimSun" w:hAnsi="SimSun"/>
+          <w:sz w:val="24"/>
+          <w:szCs w:val="24"/>
+        </w:rPr>
+        <w:t xml:space="preserve">这一点你听明白了吗？</w:t>
+      </w:r>
+    </w:p>
+    <w:p>
+      <w:pPr>
+        <w:spacing w:after="160" w:line="380"/>
+        <w:ind w:firstLine="480"/>
+      </w:pPr>
+      <w:r>
+        <w:rPr>
+          <w:rFonts w:ascii="SimSun" w:cs="SimSun" w:eastAsia="SimSun" w:hAnsi="SimSun"/>
+          <w:sz w:val="24"/>
+          <w:szCs w:val="24"/>
+        </w:rPr>
         <w:t xml:space="preserve">再看一个：We students should study hard，我们学生应该努力学习。We 和 students 是同一批人，students 在说明 we 具体指谁，所以 students 是同位语。</w:t>
       </w:r>
     </w:p>
@@ -1134,7 +1610,7 @@
           <w:sz w:val="24"/>
           <w:szCs w:val="24"/>
         </w:rPr>
-        <w:t xml:space="preserve">同位语和定语很容易混，老师说清楚它俩的区别。</w:t>
+        <w:t xml:space="preserve">那同位语和定语很容易混，老师说清楚它俩的区别。</w:t>
       </w:r>
     </w:p>
     <w:p>
@@ -1149,6 +1625,20 @@
           <w:szCs w:val="24"/>
         </w:rPr>
         <w:t xml:space="preserve">定语是修饰关系，它跟被修饰的名词不是同一个东西，它只是在描述那个名词。同位语是等同关系，它跟前面的名词就是同一个东西。</w:t>
+      </w:r>
+    </w:p>
+    <w:p>
+      <w:pPr>
+        <w:spacing w:after="160" w:line="380"/>
+        <w:ind w:firstLine="480"/>
+      </w:pPr>
+      <w:r>
+        <w:rPr>
+          <w:rFonts w:ascii="SimSun" w:cs="SimSun" w:eastAsia="SimSun" w:hAnsi="SimSun"/>
+          <w:sz w:val="24"/>
+          <w:szCs w:val="24"/>
+        </w:rPr>
+        <w:t xml:space="preserve">跟上了吗？我们接着说。</w:t>
       </w:r>
     </w:p>
     <w:p>
@@ -1234,6 +1724,20 @@
           <w:sz w:val="24"/>
           <w:szCs w:val="24"/>
         </w:rPr>
+        <w:t xml:space="preserve">先别急着往下看，你自己想十秒。</w:t>
+      </w:r>
+    </w:p>
+    <w:p>
+      <w:pPr>
+        <w:spacing w:after="160" w:line="380"/>
+        <w:ind w:firstLine="480"/>
+      </w:pPr>
+      <w:r>
+        <w:rPr>
+          <w:rFonts w:ascii="SimSun" w:cs="SimSun" w:eastAsia="SimSun" w:hAnsi="SimSun"/>
+          <w:sz w:val="24"/>
+          <w:szCs w:val="24"/>
+        </w:rPr>
         <w:t xml:space="preserve">先自己想十秒。好，我们走流程。</w:t>
       </w:r>
     </w:p>
@@ -1446,6 +1950,20 @@
           <w:sz w:val="24"/>
           <w:szCs w:val="24"/>
         </w:rPr>
+        <w:t xml:space="preserve">你先在心里过一遍。</w:t>
+      </w:r>
+    </w:p>
+    <w:p>
+      <w:pPr>
+        <w:spacing w:after="160" w:line="380"/>
+        <w:ind w:firstLine="480"/>
+      </w:pPr>
+      <w:r>
+        <w:rPr>
+          <w:rFonts w:ascii="SimSun" w:cs="SimSun" w:eastAsia="SimSun" w:hAnsi="SimSun"/>
+          <w:sz w:val="24"/>
+          <w:szCs w:val="24"/>
+        </w:rPr>
         <w:t xml:space="preserve">第三，状语修饰动词、形容词、副词或者整句话，干的是副词的活儿。按意思分时间、地点、原因、目的、方式、程度等好几类。</w:t>
       </w:r>
     </w:p>
@@ -1560,6 +2078,34 @@
           <w:sz w:val="24"/>
           <w:szCs w:val="24"/>
         </w:rPr>
+        <w:t xml:space="preserve">这道题你先自己做一遍，做完再听我讲。</w:t>
+      </w:r>
+    </w:p>
+    <w:p>
+      <w:pPr>
+        <w:spacing w:after="160" w:line="380"/>
+        <w:ind w:firstLine="480"/>
+      </w:pPr>
+      <w:r>
+        <w:rPr>
+          <w:rFonts w:ascii="SimSun" w:cs="SimSun" w:eastAsia="SimSun" w:hAnsi="SimSun"/>
+          <w:sz w:val="24"/>
+          <w:szCs w:val="24"/>
+        </w:rPr>
+        <w:t xml:space="preserve">先别急着往下看，你自己想十秒。</w:t>
+      </w:r>
+    </w:p>
+    <w:p>
+      <w:pPr>
+        <w:spacing w:after="160" w:line="380"/>
+        <w:ind w:firstLine="480"/>
+      </w:pPr>
+      <w:r>
+        <w:rPr>
+          <w:rFonts w:ascii="SimSun" w:cs="SimSun" w:eastAsia="SimSun" w:hAnsi="SimSun"/>
+          <w:sz w:val="24"/>
+          <w:szCs w:val="24"/>
+        </w:rPr>
         <w:t xml:space="preserve">师：先把骨架挑出来。带时态的动词是 finished，是谓语。主语这一块是 The tired workers on the night shift，宾语是 the job。骨架就是工人完成了工作。剩下的全是修饰成分。tired 在名词 workers 前面，说的是疲惫的工人，修饰名词，是定语。on the night shift 跟在 workers 后面，说的是上夜班的那些工人，也修饰名词，也是定语。finally 说的是终于完成了，修饰动词 finished，是状语。at midnight 说的是什么时候完成的，也修饰 finished，也是状语。</w:t>
       </w:r>
     </w:p>
@@ -1648,6 +2194,34 @@
           <w:sz w:val="24"/>
           <w:szCs w:val="24"/>
         </w:rPr>
+        <w:t xml:space="preserve">来，跟我一起走一遍流程。</w:t>
+      </w:r>
+    </w:p>
+    <w:p>
+      <w:pPr>
+        <w:spacing w:after="160" w:line="380"/>
+        <w:ind w:firstLine="480"/>
+      </w:pPr>
+      <w:r>
+        <w:rPr>
+          <w:rFonts w:ascii="SimSun" w:cs="SimSun" w:eastAsia="SimSun" w:hAnsi="SimSun"/>
+          <w:sz w:val="24"/>
+          <w:szCs w:val="24"/>
+        </w:rPr>
+        <w:t xml:space="preserve">这道题你先在心里过一遍，我再说。</w:t>
+      </w:r>
+    </w:p>
+    <w:p>
+      <w:pPr>
+        <w:spacing w:after="160" w:line="380"/>
+        <w:ind w:firstLine="480"/>
+      </w:pPr>
+      <w:r>
+        <w:rPr>
+          <w:rFonts w:ascii="SimSun" w:cs="SimSun" w:eastAsia="SimSun" w:hAnsi="SimSun"/>
+          <w:sz w:val="24"/>
+          <w:szCs w:val="24"/>
+        </w:rPr>
         <w:t xml:space="preserve">师：这道题考的是不定代词的修饰规则。anything 是不定代词，修饰它的成分必须放在后面，这一点位置上已经给你摆好了。接下来定词性：这个空修饰的是 anything 这个名词性的词，修饰名词就是定语，就是形容词的活儿。interest 是动词，要变形容词。变 ing 还是 ed？说的是报纸上的内容本身有意思，是物不是人，所以用 ing。</w:t>
       </w:r>
     </w:p>
@@ -1751,7 +2325,35 @@
           <w:sz w:val="24"/>
           <w:szCs w:val="24"/>
         </w:rPr>
-        <w:t xml:space="preserve">师：还是那句话，看它修饰谁。A 项，in the classroom 紧跟在名词 students 后面，说的是教室里的那些学生，是在告诉你哪些学生，修饰名词，所以是定语。B 项，in the classroom 说的是我们在哪儿开的班会，修饰的是 had 这个动作，所以是状语。</w:t>
+        <w:t xml:space="preserve">先自己判断一下，暂停五秒。</w:t>
+      </w:r>
+    </w:p>
+    <w:p>
+      <w:pPr>
+        <w:spacing w:after="160" w:line="380"/>
+        <w:ind w:firstLine="480"/>
+      </w:pPr>
+      <w:r>
+        <w:rPr>
+          <w:rFonts w:ascii="SimSun" w:cs="SimSun" w:eastAsia="SimSun" w:hAnsi="SimSun"/>
+          <w:sz w:val="24"/>
+          <w:szCs w:val="24"/>
+        </w:rPr>
+        <w:t xml:space="preserve">你先看清楚题干，我们一步一步来。</w:t>
+      </w:r>
+    </w:p>
+    <w:p>
+      <w:pPr>
+        <w:spacing w:after="160" w:line="380"/>
+        <w:ind w:firstLine="480"/>
+      </w:pPr>
+      <w:r>
+        <w:rPr>
+          <w:rFonts w:ascii="SimSun" w:cs="SimSun" w:eastAsia="SimSun" w:hAnsi="SimSun"/>
+          <w:sz w:val="24"/>
+          <w:szCs w:val="24"/>
+        </w:rPr>
+        <w:t xml:space="preserve">好，师：还是那句话，看它修饰谁。A 项，in the classroom 紧跟在名词 students 后面，说的是教室里的那些学生，是在告诉你哪些学生，修饰名词，所以是定语。B 项，in the classroom 说的是我们在哪儿开的班会，修饰的是 had 这个动作，所以是状语。</w:t>
       </w:r>
     </w:p>
     <w:p>
@@ -1839,6 +2441,34 @@
           <w:sz w:val="24"/>
           <w:szCs w:val="24"/>
         </w:rPr>
+        <w:t xml:space="preserve">这道题你先自己做一遍，做完再听我讲。</w:t>
+      </w:r>
+    </w:p>
+    <w:p>
+      <w:pPr>
+        <w:spacing w:after="160" w:line="380"/>
+        <w:ind w:firstLine="480"/>
+      </w:pPr>
+      <w:r>
+        <w:rPr>
+          <w:rFonts w:ascii="SimSun" w:cs="SimSun" w:eastAsia="SimSun" w:hAnsi="SimSun"/>
+          <w:sz w:val="24"/>
+          <w:szCs w:val="24"/>
+        </w:rPr>
+        <w:t xml:space="preserve">先别急着往下看，你自己想十秒。</w:t>
+      </w:r>
+    </w:p>
+    <w:p>
+      <w:pPr>
+        <w:spacing w:after="160" w:line="380"/>
+        <w:ind w:firstLine="480"/>
+      </w:pPr>
+      <w:r>
+        <w:rPr>
+          <w:rFonts w:ascii="SimSun" w:cs="SimSun" w:eastAsia="SimSun" w:hAnsi="SimSun"/>
+          <w:sz w:val="24"/>
+          <w:szCs w:val="24"/>
+        </w:rPr>
         <w:t xml:space="preserve">师：主语这一块是 Our headmaster Mr. Zhang。里面出现了两个指人的东西，Our headmaster 和 Mr. Zhang。它们是两个人吗？我们用加 be 动词的办法验一下：Our headmaster is Mr. Zhang，我们校长就是张老师。语法对，逻辑也对，两条都过。说明是同一个人，Mr. Zhang 在进一步说明校长具体是谁。所以 Mr. Zhang 是同位语。</w:t>
       </w:r>
     </w:p>
@@ -1927,6 +2557,34 @@
           <w:sz w:val="24"/>
           <w:szCs w:val="24"/>
         </w:rPr>
+        <w:t xml:space="preserve">来，跟我一起走一遍流程。</w:t>
+      </w:r>
+    </w:p>
+    <w:p>
+      <w:pPr>
+        <w:spacing w:after="160" w:line="380"/>
+        <w:ind w:firstLine="480"/>
+      </w:pPr>
+      <w:r>
+        <w:rPr>
+          <w:rFonts w:ascii="SimSun" w:cs="SimSun" w:eastAsia="SimSun" w:hAnsi="SimSun"/>
+          <w:sz w:val="24"/>
+          <w:szCs w:val="24"/>
+        </w:rPr>
+        <w:t xml:space="preserve">这道题你先在心里过一遍，我再说。</w:t>
+      </w:r>
+    </w:p>
+    <w:p>
+      <w:pPr>
+        <w:spacing w:after="160" w:line="380"/>
+        <w:ind w:firstLine="480"/>
+      </w:pPr>
+      <w:r>
+        <w:rPr>
+          <w:rFonts w:ascii="SimSun" w:cs="SimSun" w:eastAsia="SimSun" w:hAnsi="SimSun"/>
+          <w:sz w:val="24"/>
+          <w:szCs w:val="24"/>
+        </w:rPr>
         <w:t xml:space="preserve">师：这句话的谓语是 turned 和 sat，两个都带时态，被并列连词 and 连起来，是并列句。既然谓语已经有了，那句首这个空就只能是非谓语。它在干什么活？它说的是在什么情况下打开电视的——做完作业之后。修饰的是后面整个动作，那就是状语，副词的活儿。动词当状语用，要变成分词。作业是男孩自己做完的，是主动关系，而且发生在打开电视之前，所以用现在分词的完成式 Having finished。句首要大写。</w:t>
       </w:r>
     </w:p>
@@ -2015,7 +2673,35 @@
           <w:sz w:val="24"/>
           <w:szCs w:val="24"/>
         </w:rPr>
-        <w:t xml:space="preserve">师：问题出在语序上。something 是不定代词，修饰它的形容词必须放在它后面，不能放前面。所以 an interesting something 是错的。另外还要注意，something 前面也不能加冠词 an，它本身就是个完整的代词。改过来应该是 something interesting。</w:t>
+        <w:t xml:space="preserve">先自己判断一下，暂停五秒。</w:t>
+      </w:r>
+    </w:p>
+    <w:p>
+      <w:pPr>
+        <w:spacing w:after="160" w:line="380"/>
+        <w:ind w:firstLine="480"/>
+      </w:pPr>
+      <w:r>
+        <w:rPr>
+          <w:rFonts w:ascii="SimSun" w:cs="SimSun" w:eastAsia="SimSun" w:hAnsi="SimSun"/>
+          <w:sz w:val="24"/>
+          <w:szCs w:val="24"/>
+        </w:rPr>
+        <w:t xml:space="preserve">你先看清楚题干，我们一步一步来。</w:t>
+      </w:r>
+    </w:p>
+    <w:p>
+      <w:pPr>
+        <w:spacing w:after="160" w:line="380"/>
+        <w:ind w:firstLine="480"/>
+      </w:pPr>
+      <w:r>
+        <w:rPr>
+          <w:rFonts w:ascii="SimSun" w:cs="SimSun" w:eastAsia="SimSun" w:hAnsi="SimSun"/>
+          <w:sz w:val="24"/>
+          <w:szCs w:val="24"/>
+        </w:rPr>
+        <w:t xml:space="preserve">那师：问题出在语序上。something 是不定代词，修饰它的形容词必须放在它后面，不能放前面。所以 an interesting something 是错的。另外还要注意，something 前面也不能加冠词 an，它本身就是个完整的代词。改过来应该是 something interesting。</w:t>
       </w:r>
     </w:p>
     <w:p>
@@ -2059,7 +2745,21 @@
           <w:sz w:val="24"/>
           <w:szCs w:val="24"/>
         </w:rPr>
-        <w:t xml:space="preserve">六道题全部做完了。老师最后强调三个必须条件反射去检查的地方。</w:t>
+        <w:t xml:space="preserve">这一点你听明白了吗？</w:t>
+      </w:r>
+    </w:p>
+    <w:p>
+      <w:pPr>
+        <w:spacing w:after="160" w:line="380"/>
+        <w:ind w:firstLine="480"/>
+      </w:pPr>
+      <w:r>
+        <w:rPr>
+          <w:rFonts w:ascii="SimSun" w:cs="SimSun" w:eastAsia="SimSun" w:hAnsi="SimSun"/>
+          <w:sz w:val="24"/>
+          <w:szCs w:val="24"/>
+        </w:rPr>
+        <w:t xml:space="preserve">那六道题全部做完了。老师最后强调三个必须条件反射去检查的地方。</w:t>
       </w:r>
     </w:p>
     <w:p>

--- a/docs/Level1/高中英语语法切片-Level1-第04课-定语状语同位语.docx
+++ b/docs/Level1/高中英语语法切片-Level1-第04课-定语状语同位语.docx
@@ -85,20 +85,6 @@
           <w:sz w:val="24"/>
           <w:szCs w:val="24"/>
         </w:rPr>
-        <w:t xml:space="preserve">跟上了吗？我们接着说。</w:t>
-      </w:r>
-    </w:p>
-    <w:p>
-      <w:pPr>
-        <w:spacing w:after="160" w:line="380"/>
-        <w:ind w:firstLine="480"/>
-      </w:pPr>
-      <w:r>
-        <w:rPr>
-          <w:rFonts w:ascii="SimSun" w:cs="SimSun" w:eastAsia="SimSun" w:hAnsi="SimSun"/>
-          <w:sz w:val="24"/>
-          <w:szCs w:val="24"/>
-        </w:rPr>
         <w:t xml:space="preserve">那同学们好，欢迎回到高中英语语法切片课堂。前两节课我们把主语、谓语、宾语、表语、宾补都讲完了，这些成分有个共同点——它们都是句子的骨架，缺了任何一个，句子就不成立。</w:t>
       </w:r>
     </w:p>
@@ -142,20 +128,6 @@
           <w:szCs w:val="24"/>
         </w:rPr>
         <w:t xml:space="preserve">上节课那个思路今天要反复用：定语干的是形容词的活儿，状语干的是副词的活儿。这句话是今天全部内容的总纲。</w:t>
-      </w:r>
-    </w:p>
-    <w:p>
-      <w:pPr>
-        <w:spacing w:after="160" w:line="380"/>
-        <w:ind w:firstLine="480"/>
-      </w:pPr>
-      <w:r>
-        <w:rPr>
-          <w:rFonts w:ascii="SimSun" w:cs="SimSun" w:eastAsia="SimSun" w:hAnsi="SimSun"/>
-          <w:sz w:val="24"/>
-          <w:szCs w:val="24"/>
-        </w:rPr>
-        <w:t xml:space="preserve">你先在心里过一遍。</w:t>
       </w:r>
     </w:p>
     <w:p>
@@ -227,34 +199,6 @@
           <w:sz w:val="24"/>
           <w:szCs w:val="24"/>
         </w:rPr>
-        <w:t xml:space="preserve">这道题你先自己做一遍，做完再听我讲。</w:t>
-      </w:r>
-    </w:p>
-    <w:p>
-      <w:pPr>
-        <w:spacing w:after="160" w:line="380"/>
-        <w:ind w:firstLine="480"/>
-      </w:pPr>
-      <w:r>
-        <w:rPr>
-          <w:rFonts w:ascii="SimSun" w:cs="SimSun" w:eastAsia="SimSun" w:hAnsi="SimSun"/>
-          <w:sz w:val="24"/>
-          <w:szCs w:val="24"/>
-        </w:rPr>
-        <w:t xml:space="preserve">这道题你先自己做一遍，做完再听我讲。</w:t>
-      </w:r>
-    </w:p>
-    <w:p>
-      <w:pPr>
-        <w:spacing w:after="160" w:line="380"/>
-        <w:ind w:firstLine="480"/>
-      </w:pPr>
-      <w:r>
-        <w:rPr>
-          <w:rFonts w:ascii="SimSun" w:cs="SimSun" w:eastAsia="SimSun" w:hAnsi="SimSun"/>
-          <w:sz w:val="24"/>
-          <w:szCs w:val="24"/>
-        </w:rPr>
         <w:t xml:space="preserve">先把句子骨架找出来。带时态的动词是 is，所以 is 是谓语，前面那一大块是主语。</w:t>
       </w:r>
     </w:p>
@@ -369,20 +313,6 @@
           <w:sz w:val="24"/>
           <w:szCs w:val="24"/>
         </w:rPr>
-        <w:t xml:space="preserve">先别急着往下看，你自己想十秒。</w:t>
-      </w:r>
-    </w:p>
-    <w:p>
-      <w:pPr>
-        <w:spacing w:after="160" w:line="380"/>
-        <w:ind w:firstLine="480"/>
-      </w:pPr>
-      <w:r>
-        <w:rPr>
-          <w:rFonts w:ascii="SimSun" w:cs="SimSun" w:eastAsia="SimSun" w:hAnsi="SimSun"/>
-          <w:sz w:val="24"/>
-          <w:szCs w:val="24"/>
-        </w:rPr>
         <w:t xml:space="preserve">谓语是 answered，主语是 He，宾语是 all the questions。骨架就这三样。</w:t>
       </w:r>
     </w:p>
@@ -483,34 +413,6 @@
           <w:sz w:val="24"/>
           <w:szCs w:val="24"/>
         </w:rPr>
-        <w:t xml:space="preserve">这道题你先自己做一遍，做完再听我讲。</w:t>
-      </w:r>
-    </w:p>
-    <w:p>
-      <w:pPr>
-        <w:spacing w:after="160" w:line="380"/>
-        <w:ind w:firstLine="480"/>
-      </w:pPr>
-      <w:r>
-        <w:rPr>
-          <w:rFonts w:ascii="SimSun" w:cs="SimSun" w:eastAsia="SimSun" w:hAnsi="SimSun"/>
-          <w:sz w:val="24"/>
-          <w:szCs w:val="24"/>
-        </w:rPr>
-        <w:t xml:space="preserve">来，跟我一起走一遍流程。</w:t>
-      </w:r>
-    </w:p>
-    <w:p>
-      <w:pPr>
-        <w:spacing w:after="160" w:line="380"/>
-        <w:ind w:firstLine="480"/>
-      </w:pPr>
-      <w:r>
-        <w:rPr>
-          <w:rFonts w:ascii="SimSun" w:cs="SimSun" w:eastAsia="SimSun" w:hAnsi="SimSun"/>
-          <w:sz w:val="24"/>
-          <w:szCs w:val="24"/>
-        </w:rPr>
         <w:t xml:space="preserve">这道题两个坑。先说第一个：important 为什么放在 something 后面，不放前面？</w:t>
       </w:r>
     </w:p>
@@ -625,48 +527,6 @@
           <w:sz w:val="24"/>
           <w:szCs w:val="24"/>
         </w:rPr>
-        <w:t xml:space="preserve">先别急着往下看，你自己想十秒。</w:t>
-      </w:r>
-    </w:p>
-    <w:p>
-      <w:pPr>
-        <w:spacing w:after="160" w:line="380"/>
-        <w:ind w:firstLine="480"/>
-      </w:pPr>
-      <w:r>
-        <w:rPr>
-          <w:rFonts w:ascii="SimSun" w:cs="SimSun" w:eastAsia="SimSun" w:hAnsi="SimSun"/>
-          <w:sz w:val="24"/>
-          <w:szCs w:val="24"/>
-        </w:rPr>
-        <w:t xml:space="preserve">这道题你先自己做一遍，做完再听我讲。</w:t>
-      </w:r>
-    </w:p>
-    <w:p>
-      <w:pPr>
-        <w:spacing w:after="160" w:line="380"/>
-        <w:ind w:firstLine="480"/>
-      </w:pPr>
-      <w:r>
-        <w:rPr>
-          <w:rFonts w:ascii="SimSun" w:cs="SimSun" w:eastAsia="SimSun" w:hAnsi="SimSun"/>
-          <w:sz w:val="24"/>
-          <w:szCs w:val="24"/>
-        </w:rPr>
-        <w:t xml:space="preserve">这道题你先在心里过一遍，我再说。</w:t>
-      </w:r>
-    </w:p>
-    <w:p>
-      <w:pPr>
-        <w:spacing w:after="160" w:line="380"/>
-        <w:ind w:firstLine="480"/>
-      </w:pPr>
-      <w:r>
-        <w:rPr>
-          <w:rFonts w:ascii="SimSun" w:cs="SimSun" w:eastAsia="SimSun" w:hAnsi="SimSun"/>
-          <w:sz w:val="24"/>
-          <w:szCs w:val="24"/>
-        </w:rPr>
         <w:t xml:space="preserve">这句话的主语是 My best friend Lucy。你注意，这一块里出现了两个指人的东西：My best friend 和 Lucy。</w:t>
       </w:r>
     </w:p>
@@ -782,34 +642,6 @@
           <w:sz w:val="24"/>
           <w:szCs w:val="24"/>
         </w:rPr>
-        <w:t xml:space="preserve">来，跟我一起走一遍流程。</w:t>
-      </w:r>
-    </w:p>
-    <w:p>
-      <w:pPr>
-        <w:spacing w:after="160" w:line="380"/>
-        <w:ind w:firstLine="480"/>
-      </w:pPr>
-      <w:r>
-        <w:rPr>
-          <w:rFonts w:ascii="SimSun" w:cs="SimSun" w:eastAsia="SimSun" w:hAnsi="SimSun"/>
-          <w:sz w:val="24"/>
-          <w:szCs w:val="24"/>
-        </w:rPr>
-        <w:t xml:space="preserve">先自己判断一下，暂停五秒。</w:t>
-      </w:r>
-    </w:p>
-    <w:p>
-      <w:pPr>
-        <w:spacing w:after="160" w:line="380"/>
-        <w:ind w:firstLine="480"/>
-      </w:pPr>
-      <w:r>
-        <w:rPr>
-          <w:rFonts w:ascii="SimSun" w:cs="SimSun" w:eastAsia="SimSun" w:hAnsi="SimSun"/>
-          <w:sz w:val="24"/>
-          <w:szCs w:val="24"/>
-        </w:rPr>
         <w:t xml:space="preserve">判断成分不看长相看它修饰谁，这是上节课定下的规矩。</w:t>
       </w:r>
     </w:p>
@@ -924,34 +756,6 @@
           <w:sz w:val="24"/>
           <w:szCs w:val="24"/>
         </w:rPr>
-        <w:t xml:space="preserve">先别急着往下看，你自己想十秒。</w:t>
-      </w:r>
-    </w:p>
-    <w:p>
-      <w:pPr>
-        <w:spacing w:after="160" w:line="380"/>
-        <w:ind w:firstLine="480"/>
-      </w:pPr>
-      <w:r>
-        <w:rPr>
-          <w:rFonts w:ascii="SimSun" w:cs="SimSun" w:eastAsia="SimSun" w:hAnsi="SimSun"/>
-          <w:sz w:val="24"/>
-          <w:szCs w:val="24"/>
-        </w:rPr>
-        <w:t xml:space="preserve">你先看清楚题干，我们一步一步来。</w:t>
-      </w:r>
-    </w:p>
-    <w:p>
-      <w:pPr>
-        <w:spacing w:after="160" w:line="380"/>
-        <w:ind w:firstLine="480"/>
-      </w:pPr>
-      <w:r>
-        <w:rPr>
-          <w:rFonts w:ascii="SimSun" w:cs="SimSun" w:eastAsia="SimSun" w:hAnsi="SimSun"/>
-          <w:sz w:val="24"/>
-          <w:szCs w:val="24"/>
-        </w:rPr>
         <w:t xml:space="preserve">这个空在句首，后面跟着一个逗号，跟主句隔开了。这个信号第一课我们讲过。</w:t>
       </w:r>
     </w:p>
@@ -1106,20 +910,6 @@
           <w:sz w:val="24"/>
           <w:szCs w:val="24"/>
         </w:rPr>
-        <w:t xml:space="preserve">这一点你听明白了吗？</w:t>
-      </w:r>
-    </w:p>
-    <w:p>
-      <w:pPr>
-        <w:spacing w:after="160" w:line="380"/>
-        <w:ind w:firstLine="480"/>
-      </w:pPr>
-      <w:r>
-        <w:rPr>
-          <w:rFonts w:ascii="SimSun" w:cs="SimSun" w:eastAsia="SimSun" w:hAnsi="SimSun"/>
-          <w:sz w:val="24"/>
-          <w:szCs w:val="24"/>
-        </w:rPr>
         <w:t xml:space="preserve">定语按位置分两种，放在名词前面的叫前置定语，放在名词后面的叫后置定语。</w:t>
       </w:r>
     </w:p>
@@ -1176,20 +966,6 @@
           <w:sz w:val="24"/>
           <w:szCs w:val="24"/>
         </w:rPr>
-        <w:t xml:space="preserve">你看，是不是清楚多了？</w:t>
-      </w:r>
-    </w:p>
-    <w:p>
-      <w:pPr>
-        <w:spacing w:after="160" w:line="380"/>
-        <w:ind w:firstLine="480"/>
-      </w:pPr>
-      <w:r>
-        <w:rPr>
-          <w:rFonts w:ascii="SimSun" w:cs="SimSun" w:eastAsia="SimSun" w:hAnsi="SimSun"/>
-          <w:sz w:val="24"/>
-          <w:szCs w:val="24"/>
-        </w:rPr>
         <w:t xml:space="preserve">后置定语常见的有这么几种。介词短语，比如 the man in the black coat，穿黑大衣的那个男人。不定式，比如 something to eat，吃的东西。现在分词短语，比如 the girl standing there，站在那儿的女孩。过去分词短语，比如 the letter written by my father，我父亲写的那封信。还有定语从句，比如 the book that I bought yesterday，我昨天买的那本书，从句这块 Level 2 会花十节课细讲。</w:t>
       </w:r>
     </w:p>
@@ -1204,48 +980,6 @@
           <w:sz w:val="24"/>
           <w:szCs w:val="24"/>
         </w:rPr>
-        <w:t xml:space="preserve">跟上了吗？我们接着说。</w:t>
-      </w:r>
-    </w:p>
-    <w:p>
-      <w:pPr>
-        <w:spacing w:after="160" w:line="380"/>
-        <w:ind w:firstLine="480"/>
-      </w:pPr>
-      <w:r>
-        <w:rPr>
-          <w:rFonts w:ascii="SimSun" w:cs="SimSun" w:eastAsia="SimSun" w:hAnsi="SimSun"/>
-          <w:sz w:val="24"/>
-          <w:szCs w:val="24"/>
-        </w:rPr>
-        <w:t xml:space="preserve">跟上了吗？我们接着说。</w:t>
-      </w:r>
-    </w:p>
-    <w:p>
-      <w:pPr>
-        <w:spacing w:after="160" w:line="380"/>
-        <w:ind w:firstLine="480"/>
-      </w:pPr>
-      <w:r>
-        <w:rPr>
-          <w:rFonts w:ascii="SimSun" w:cs="SimSun" w:eastAsia="SimSun" w:hAnsi="SimSun"/>
-          <w:sz w:val="24"/>
-          <w:szCs w:val="24"/>
-        </w:rPr>
-        <w:t xml:space="preserve">跟上了吗？我们接着说。</w:t>
-      </w:r>
-    </w:p>
-    <w:p>
-      <w:pPr>
-        <w:spacing w:after="160" w:line="380"/>
-        <w:ind w:firstLine="480"/>
-      </w:pPr>
-      <w:r>
-        <w:rPr>
-          <w:rFonts w:ascii="SimSun" w:cs="SimSun" w:eastAsia="SimSun" w:hAnsi="SimSun"/>
-          <w:sz w:val="24"/>
-          <w:szCs w:val="24"/>
-        </w:rPr>
         <w:t xml:space="preserve">除了这个原则，还有一个特殊情况必须记：修饰 something、anything、nothing、everything 这类不定代词的时候，形容词也得放后面。something important，重要的事；nothing new，没什么新鲜的。这是死规定，考试年年考。</w:t>
       </w:r>
     </w:p>
@@ -1302,20 +1036,6 @@
           <w:sz w:val="24"/>
           <w:szCs w:val="24"/>
         </w:rPr>
-        <w:t xml:space="preserve">我知道你可能还有点绕，别急。</w:t>
-      </w:r>
-    </w:p>
-    <w:p>
-      <w:pPr>
-        <w:spacing w:after="160" w:line="380"/>
-        <w:ind w:firstLine="480"/>
-      </w:pPr>
-      <w:r>
-        <w:rPr>
-          <w:rFonts w:ascii="SimSun" w:cs="SimSun" w:eastAsia="SimSun" w:hAnsi="SimSun"/>
-          <w:sz w:val="24"/>
-          <w:szCs w:val="24"/>
-        </w:rPr>
         <w:t xml:space="preserve">好，说什么时候的叫时间状语，比如 He came back yesterday。说在哪儿的叫地点状语，比如 They played football in the yard。说为什么的叫原因状语，比如 He didn't come because of the rain。说为了什么的叫目的状语，比如 She got up early to catch the train。说怎么做的叫方式状语，比如 He walked slowly。说到什么程度的叫程度状语，比如 The film is very interesting，这里的 very 修饰的是形容词 interesting。</w:t>
       </w:r>
     </w:p>
@@ -1358,48 +1078,6 @@
           <w:sz w:val="24"/>
           <w:szCs w:val="24"/>
         </w:rPr>
-        <w:t xml:space="preserve">你先在心里过一遍。</w:t>
-      </w:r>
-    </w:p>
-    <w:p>
-      <w:pPr>
-        <w:spacing w:after="160" w:line="380"/>
-        <w:ind w:firstLine="480"/>
-      </w:pPr>
-      <w:r>
-        <w:rPr>
-          <w:rFonts w:ascii="SimSun" w:cs="SimSun" w:eastAsia="SimSun" w:hAnsi="SimSun"/>
-          <w:sz w:val="24"/>
-          <w:szCs w:val="24"/>
-        </w:rPr>
-        <w:t xml:space="preserve">你先在心里过一遍。</w:t>
-      </w:r>
-    </w:p>
-    <w:p>
-      <w:pPr>
-        <w:spacing w:after="160" w:line="380"/>
-        <w:ind w:firstLine="480"/>
-      </w:pPr>
-      <w:r>
-        <w:rPr>
-          <w:rFonts w:ascii="SimSun" w:cs="SimSun" w:eastAsia="SimSun" w:hAnsi="SimSun"/>
-          <w:sz w:val="24"/>
-          <w:szCs w:val="24"/>
-        </w:rPr>
-        <w:t xml:space="preserve">你先在心里过一遍。</w:t>
-      </w:r>
-    </w:p>
-    <w:p>
-      <w:pPr>
-        <w:spacing w:after="160" w:line="380"/>
-        <w:ind w:firstLine="480"/>
-      </w:pPr>
-      <w:r>
-        <w:rPr>
-          <w:rFonts w:ascii="SimSun" w:cs="SimSun" w:eastAsia="SimSun" w:hAnsi="SimSun"/>
-          <w:sz w:val="24"/>
-          <w:szCs w:val="24"/>
-        </w:rPr>
         <w:t xml:space="preserve">这里必须做一个辨析：同样一个介词短语，什么时候是定语，什么时候是状语。</w:t>
       </w:r>
     </w:p>
@@ -1428,20 +1106,6 @@
           <w:sz w:val="24"/>
           <w:szCs w:val="24"/>
         </w:rPr>
-        <w:t xml:space="preserve">你自己想想是不是这个道理。</w:t>
-      </w:r>
-    </w:p>
-    <w:p>
-      <w:pPr>
-        <w:spacing w:after="160" w:line="380"/>
-        <w:ind w:firstLine="480"/>
-      </w:pPr>
-      <w:r>
-        <w:rPr>
-          <w:rFonts w:ascii="SimSun" w:cs="SimSun" w:eastAsia="SimSun" w:hAnsi="SimSun"/>
-          <w:sz w:val="24"/>
-          <w:szCs w:val="24"/>
-        </w:rPr>
         <w:t xml:space="preserve">The book on the desk is mine，桌上那本书是我的。on the desk 贴在名词 book 后面，说的是哪本书，修饰名词，所以是定语，相当于形容词。</w:t>
       </w:r>
     </w:p>
@@ -1512,20 +1176,6 @@
           <w:sz w:val="24"/>
           <w:szCs w:val="24"/>
         </w:rPr>
-        <w:t xml:space="preserve">这里你要特别注意，我问你，到这儿有没有问题？</w:t>
-      </w:r>
-    </w:p>
-    <w:p>
-      <w:pPr>
-        <w:spacing w:after="160" w:line="380"/>
-        <w:ind w:firstLine="480"/>
-      </w:pPr>
-      <w:r>
-        <w:rPr>
-          <w:rFonts w:ascii="SimSun" w:cs="SimSun" w:eastAsia="SimSun" w:hAnsi="SimSun"/>
-          <w:sz w:val="24"/>
-          <w:szCs w:val="24"/>
-        </w:rPr>
         <w:t xml:space="preserve">My friend Tom is a doctor，我的朋友汤姆是个医生。My friend 和 Tom 是同一个人，Tom 是在告诉你我这个朋友具体是谁。所以 Tom 是 My friend 的同位语。</w:t>
       </w:r>
     </w:p>
@@ -1540,48 +1190,6 @@
           <w:sz w:val="24"/>
           <w:szCs w:val="24"/>
         </w:rPr>
-        <w:t xml:space="preserve">这一点你听明白了吗？</w:t>
-      </w:r>
-    </w:p>
-    <w:p>
-      <w:pPr>
-        <w:spacing w:after="160" w:line="380"/>
-        <w:ind w:firstLine="480"/>
-      </w:pPr>
-      <w:r>
-        <w:rPr>
-          <w:rFonts w:ascii="SimSun" w:cs="SimSun" w:eastAsia="SimSun" w:hAnsi="SimSun"/>
-          <w:sz w:val="24"/>
-          <w:szCs w:val="24"/>
-        </w:rPr>
-        <w:t xml:space="preserve">这一点你听明白了吗？</w:t>
-      </w:r>
-    </w:p>
-    <w:p>
-      <w:pPr>
-        <w:spacing w:after="160" w:line="380"/>
-        <w:ind w:firstLine="480"/>
-      </w:pPr>
-      <w:r>
-        <w:rPr>
-          <w:rFonts w:ascii="SimSun" w:cs="SimSun" w:eastAsia="SimSun" w:hAnsi="SimSun"/>
-          <w:sz w:val="24"/>
-          <w:szCs w:val="24"/>
-        </w:rPr>
-        <w:t xml:space="preserve">这一点你听明白了吗？</w:t>
-      </w:r>
-    </w:p>
-    <w:p>
-      <w:pPr>
-        <w:spacing w:after="160" w:line="380"/>
-        <w:ind w:firstLine="480"/>
-      </w:pPr>
-      <w:r>
-        <w:rPr>
-          <w:rFonts w:ascii="SimSun" w:cs="SimSun" w:eastAsia="SimSun" w:hAnsi="SimSun"/>
-          <w:sz w:val="24"/>
-          <w:szCs w:val="24"/>
-        </w:rPr>
         <w:t xml:space="preserve">再看一个：We students should study hard，我们学生应该努力学习。We 和 students 是同一批人，students 在说明 we 具体指谁，所以 students 是同位语。</w:t>
       </w:r>
     </w:p>
@@ -1625,20 +1233,6 @@
           <w:szCs w:val="24"/>
         </w:rPr>
         <w:t xml:space="preserve">定语是修饰关系，它跟被修饰的名词不是同一个东西，它只是在描述那个名词。同位语是等同关系，它跟前面的名词就是同一个东西。</w:t>
-      </w:r>
-    </w:p>
-    <w:p>
-      <w:pPr>
-        <w:spacing w:after="160" w:line="380"/>
-        <w:ind w:firstLine="480"/>
-      </w:pPr>
-      <w:r>
-        <w:rPr>
-          <w:rFonts w:ascii="SimSun" w:cs="SimSun" w:eastAsia="SimSun" w:hAnsi="SimSun"/>
-          <w:sz w:val="24"/>
-          <w:szCs w:val="24"/>
-        </w:rPr>
-        <w:t xml:space="preserve">跟上了吗？我们接着说。</w:t>
       </w:r>
     </w:p>
     <w:p>
@@ -1724,20 +1318,6 @@
           <w:sz w:val="24"/>
           <w:szCs w:val="24"/>
         </w:rPr>
-        <w:t xml:space="preserve">先别急着往下看，你自己想十秒。</w:t>
-      </w:r>
-    </w:p>
-    <w:p>
-      <w:pPr>
-        <w:spacing w:after="160" w:line="380"/>
-        <w:ind w:firstLine="480"/>
-      </w:pPr>
-      <w:r>
-        <w:rPr>
-          <w:rFonts w:ascii="SimSun" w:cs="SimSun" w:eastAsia="SimSun" w:hAnsi="SimSun"/>
-          <w:sz w:val="24"/>
-          <w:szCs w:val="24"/>
-        </w:rPr>
         <w:t xml:space="preserve">先自己想十秒。好，我们走流程。</w:t>
       </w:r>
     </w:p>
@@ -1950,20 +1530,6 @@
           <w:sz w:val="24"/>
           <w:szCs w:val="24"/>
         </w:rPr>
-        <w:t xml:space="preserve">你先在心里过一遍。</w:t>
-      </w:r>
-    </w:p>
-    <w:p>
-      <w:pPr>
-        <w:spacing w:after="160" w:line="380"/>
-        <w:ind w:firstLine="480"/>
-      </w:pPr>
-      <w:r>
-        <w:rPr>
-          <w:rFonts w:ascii="SimSun" w:cs="SimSun" w:eastAsia="SimSun" w:hAnsi="SimSun"/>
-          <w:sz w:val="24"/>
-          <w:szCs w:val="24"/>
-        </w:rPr>
         <w:t xml:space="preserve">第三，状语修饰动词、形容词、副词或者整句话，干的是副词的活儿。按意思分时间、地点、原因、目的、方式、程度等好几类。</w:t>
       </w:r>
     </w:p>
@@ -2078,34 +1644,6 @@
           <w:sz w:val="24"/>
           <w:szCs w:val="24"/>
         </w:rPr>
-        <w:t xml:space="preserve">这道题你先自己做一遍，做完再听我讲。</w:t>
-      </w:r>
-    </w:p>
-    <w:p>
-      <w:pPr>
-        <w:spacing w:after="160" w:line="380"/>
-        <w:ind w:firstLine="480"/>
-      </w:pPr>
-      <w:r>
-        <w:rPr>
-          <w:rFonts w:ascii="SimSun" w:cs="SimSun" w:eastAsia="SimSun" w:hAnsi="SimSun"/>
-          <w:sz w:val="24"/>
-          <w:szCs w:val="24"/>
-        </w:rPr>
-        <w:t xml:space="preserve">先别急着往下看，你自己想十秒。</w:t>
-      </w:r>
-    </w:p>
-    <w:p>
-      <w:pPr>
-        <w:spacing w:after="160" w:line="380"/>
-        <w:ind w:firstLine="480"/>
-      </w:pPr>
-      <w:r>
-        <w:rPr>
-          <w:rFonts w:ascii="SimSun" w:cs="SimSun" w:eastAsia="SimSun" w:hAnsi="SimSun"/>
-          <w:sz w:val="24"/>
-          <w:szCs w:val="24"/>
-        </w:rPr>
         <w:t xml:space="preserve">师：先把骨架挑出来。带时态的动词是 finished，是谓语。主语这一块是 The tired workers on the night shift，宾语是 the job。骨架就是工人完成了工作。剩下的全是修饰成分。tired 在名词 workers 前面，说的是疲惫的工人，修饰名词，是定语。on the night shift 跟在 workers 后面，说的是上夜班的那些工人，也修饰名词，也是定语。finally 说的是终于完成了，修饰动词 finished，是状语。at midnight 说的是什么时候完成的，也修饰 finished，也是状语。</w:t>
       </w:r>
     </w:p>
@@ -2194,34 +1732,6 @@
           <w:sz w:val="24"/>
           <w:szCs w:val="24"/>
         </w:rPr>
-        <w:t xml:space="preserve">来，跟我一起走一遍流程。</w:t>
-      </w:r>
-    </w:p>
-    <w:p>
-      <w:pPr>
-        <w:spacing w:after="160" w:line="380"/>
-        <w:ind w:firstLine="480"/>
-      </w:pPr>
-      <w:r>
-        <w:rPr>
-          <w:rFonts w:ascii="SimSun" w:cs="SimSun" w:eastAsia="SimSun" w:hAnsi="SimSun"/>
-          <w:sz w:val="24"/>
-          <w:szCs w:val="24"/>
-        </w:rPr>
-        <w:t xml:space="preserve">这道题你先在心里过一遍，我再说。</w:t>
-      </w:r>
-    </w:p>
-    <w:p>
-      <w:pPr>
-        <w:spacing w:after="160" w:line="380"/>
-        <w:ind w:firstLine="480"/>
-      </w:pPr>
-      <w:r>
-        <w:rPr>
-          <w:rFonts w:ascii="SimSun" w:cs="SimSun" w:eastAsia="SimSun" w:hAnsi="SimSun"/>
-          <w:sz w:val="24"/>
-          <w:szCs w:val="24"/>
-        </w:rPr>
         <w:t xml:space="preserve">师：这道题考的是不定代词的修饰规则。anything 是不定代词，修饰它的成分必须放在后面，这一点位置上已经给你摆好了。接下来定词性：这个空修饰的是 anything 这个名词性的词，修饰名词就是定语，就是形容词的活儿。interest 是动词，要变形容词。变 ing 还是 ed？说的是报纸上的内容本身有意思，是物不是人，所以用 ing。</w:t>
       </w:r>
     </w:p>
@@ -2325,34 +1835,6 @@
           <w:sz w:val="24"/>
           <w:szCs w:val="24"/>
         </w:rPr>
-        <w:t xml:space="preserve">先自己判断一下，暂停五秒。</w:t>
-      </w:r>
-    </w:p>
-    <w:p>
-      <w:pPr>
-        <w:spacing w:after="160" w:line="380"/>
-        <w:ind w:firstLine="480"/>
-      </w:pPr>
-      <w:r>
-        <w:rPr>
-          <w:rFonts w:ascii="SimSun" w:cs="SimSun" w:eastAsia="SimSun" w:hAnsi="SimSun"/>
-          <w:sz w:val="24"/>
-          <w:szCs w:val="24"/>
-        </w:rPr>
-        <w:t xml:space="preserve">你先看清楚题干，我们一步一步来。</w:t>
-      </w:r>
-    </w:p>
-    <w:p>
-      <w:pPr>
-        <w:spacing w:after="160" w:line="380"/>
-        <w:ind w:firstLine="480"/>
-      </w:pPr>
-      <w:r>
-        <w:rPr>
-          <w:rFonts w:ascii="SimSun" w:cs="SimSun" w:eastAsia="SimSun" w:hAnsi="SimSun"/>
-          <w:sz w:val="24"/>
-          <w:szCs w:val="24"/>
-        </w:rPr>
         <w:t xml:space="preserve">好，师：还是那句话，看它修饰谁。A 项，in the classroom 紧跟在名词 students 后面，说的是教室里的那些学生，是在告诉你哪些学生，修饰名词，所以是定语。B 项，in the classroom 说的是我们在哪儿开的班会，修饰的是 had 这个动作，所以是状语。</w:t>
       </w:r>
     </w:p>
@@ -2441,34 +1923,6 @@
           <w:sz w:val="24"/>
           <w:szCs w:val="24"/>
         </w:rPr>
-        <w:t xml:space="preserve">这道题你先自己做一遍，做完再听我讲。</w:t>
-      </w:r>
-    </w:p>
-    <w:p>
-      <w:pPr>
-        <w:spacing w:after="160" w:line="380"/>
-        <w:ind w:firstLine="480"/>
-      </w:pPr>
-      <w:r>
-        <w:rPr>
-          <w:rFonts w:ascii="SimSun" w:cs="SimSun" w:eastAsia="SimSun" w:hAnsi="SimSun"/>
-          <w:sz w:val="24"/>
-          <w:szCs w:val="24"/>
-        </w:rPr>
-        <w:t xml:space="preserve">先别急着往下看，你自己想十秒。</w:t>
-      </w:r>
-    </w:p>
-    <w:p>
-      <w:pPr>
-        <w:spacing w:after="160" w:line="380"/>
-        <w:ind w:firstLine="480"/>
-      </w:pPr>
-      <w:r>
-        <w:rPr>
-          <w:rFonts w:ascii="SimSun" w:cs="SimSun" w:eastAsia="SimSun" w:hAnsi="SimSun"/>
-          <w:sz w:val="24"/>
-          <w:szCs w:val="24"/>
-        </w:rPr>
         <w:t xml:space="preserve">师：主语这一块是 Our headmaster Mr. Zhang。里面出现了两个指人的东西，Our headmaster 和 Mr. Zhang。它们是两个人吗？我们用加 be 动词的办法验一下：Our headmaster is Mr. Zhang，我们校长就是张老师。语法对，逻辑也对，两条都过。说明是同一个人，Mr. Zhang 在进一步说明校长具体是谁。所以 Mr. Zhang 是同位语。</w:t>
       </w:r>
     </w:p>
@@ -2557,34 +2011,6 @@
           <w:sz w:val="24"/>
           <w:szCs w:val="24"/>
         </w:rPr>
-        <w:t xml:space="preserve">来，跟我一起走一遍流程。</w:t>
-      </w:r>
-    </w:p>
-    <w:p>
-      <w:pPr>
-        <w:spacing w:after="160" w:line="380"/>
-        <w:ind w:firstLine="480"/>
-      </w:pPr>
-      <w:r>
-        <w:rPr>
-          <w:rFonts w:ascii="SimSun" w:cs="SimSun" w:eastAsia="SimSun" w:hAnsi="SimSun"/>
-          <w:sz w:val="24"/>
-          <w:szCs w:val="24"/>
-        </w:rPr>
-        <w:t xml:space="preserve">这道题你先在心里过一遍，我再说。</w:t>
-      </w:r>
-    </w:p>
-    <w:p>
-      <w:pPr>
-        <w:spacing w:after="160" w:line="380"/>
-        <w:ind w:firstLine="480"/>
-      </w:pPr>
-      <w:r>
-        <w:rPr>
-          <w:rFonts w:ascii="SimSun" w:cs="SimSun" w:eastAsia="SimSun" w:hAnsi="SimSun"/>
-          <w:sz w:val="24"/>
-          <w:szCs w:val="24"/>
-        </w:rPr>
         <w:t xml:space="preserve">师：这句话的谓语是 turned 和 sat，两个都带时态，被并列连词 and 连起来，是并列句。既然谓语已经有了，那句首这个空就只能是非谓语。它在干什么活？它说的是在什么情况下打开电视的——做完作业之后。修饰的是后面整个动作，那就是状语，副词的活儿。动词当状语用，要变成分词。作业是男孩自己做完的，是主动关系，而且发生在打开电视之前，所以用现在分词的完成式 Having finished。句首要大写。</w:t>
       </w:r>
     </w:p>
@@ -2673,34 +2099,6 @@
           <w:sz w:val="24"/>
           <w:szCs w:val="24"/>
         </w:rPr>
-        <w:t xml:space="preserve">先自己判断一下，暂停五秒。</w:t>
-      </w:r>
-    </w:p>
-    <w:p>
-      <w:pPr>
-        <w:spacing w:after="160" w:line="380"/>
-        <w:ind w:firstLine="480"/>
-      </w:pPr>
-      <w:r>
-        <w:rPr>
-          <w:rFonts w:ascii="SimSun" w:cs="SimSun" w:eastAsia="SimSun" w:hAnsi="SimSun"/>
-          <w:sz w:val="24"/>
-          <w:szCs w:val="24"/>
-        </w:rPr>
-        <w:t xml:space="preserve">你先看清楚题干，我们一步一步来。</w:t>
-      </w:r>
-    </w:p>
-    <w:p>
-      <w:pPr>
-        <w:spacing w:after="160" w:line="380"/>
-        <w:ind w:firstLine="480"/>
-      </w:pPr>
-      <w:r>
-        <w:rPr>
-          <w:rFonts w:ascii="SimSun" w:cs="SimSun" w:eastAsia="SimSun" w:hAnsi="SimSun"/>
-          <w:sz w:val="24"/>
-          <w:szCs w:val="24"/>
-        </w:rPr>
         <w:t xml:space="preserve">那师：问题出在语序上。something 是不定代词，修饰它的形容词必须放在它后面，不能放前面。所以 an interesting something 是错的。另外还要注意，something 前面也不能加冠词 an，它本身就是个完整的代词。改过来应该是 something interesting。</w:t>
       </w:r>
     </w:p>
@@ -2732,20 +2130,6 @@
           <w:szCs w:val="24"/>
         </w:rPr>
         <w:t xml:space="preserve">解析：修饰 something、anything、nothing、everything 等不定代词的形容词必须后置，且此类不定代词前不加冠词。</w:t>
-      </w:r>
-    </w:p>
-    <w:p>
-      <w:pPr>
-        <w:spacing w:after="160" w:line="380"/>
-        <w:ind w:firstLine="480"/>
-      </w:pPr>
-      <w:r>
-        <w:rPr>
-          <w:rFonts w:ascii="SimSun" w:cs="SimSun" w:eastAsia="SimSun" w:hAnsi="SimSun"/>
-          <w:sz w:val="24"/>
-          <w:szCs w:val="24"/>
-        </w:rPr>
-        <w:t xml:space="preserve">这一点你听明白了吗？</w:t>
       </w:r>
     </w:p>
     <w:p>

--- a/docs/Level1/高中英语语法切片-Level1-第04课-定语状语同位语.docx
+++ b/docs/Level1/高中英语语法切片-Level1-第04课-定语状语同位语.docx
@@ -1644,7 +1644,21 @@
           <w:sz w:val="24"/>
           <w:szCs w:val="24"/>
         </w:rPr>
-        <w:t xml:space="preserve">师：先把骨架挑出来。带时态的动词是 finished，是谓语。主语这一块是 The tired workers on the night shift，宾语是 the job。骨架就是工人完成了工作。剩下的全是修饰成分。tired 在名词 workers 前面，说的是疲惫的工人，修饰名词，是定语。on the night shift 跟在 workers 后面，说的是上夜班的那些工人，也修饰名词，也是定语。finally 说的是终于完成了，修饰动词 finished，是状语。at midnight 说的是什么时候完成的，也修饰 finished，也是状语。</w:t>
+        <w:t xml:space="preserve">先把骨架挑出来。带时态的动词是 finished，是谓语。主语这一块是 The tired workers on the night shift，宾语是 the job。骨架就是工人完成了工作。剩下的全是修饰成分。tired 在名词 workers 前面，说的是疲惫的工人，修饰名词，是定语。on the night shift 跟在 workers 后面，说的是上夜班的那些工人，也修饰名词，也是定语。finally 说的是终于完成了，修饰动词 finished，是状语。at midnight 说的是什么时候完成的，也修饰 finished，也是状语。</w:t>
+      </w:r>
+    </w:p>
+    <w:p>
+      <w:pPr>
+        <w:spacing w:after="160" w:line="380"/>
+        <w:ind w:firstLine="480"/>
+      </w:pPr>
+      <w:r>
+        <w:rPr>
+          <w:rFonts w:ascii="SimSun" w:cs="SimSun" w:eastAsia="SimSun" w:hAnsi="SimSun"/>
+          <w:sz w:val="24"/>
+          <w:szCs w:val="24"/>
+        </w:rPr>
+        <w:t xml:space="preserve">第二题。</w:t>
       </w:r>
     </w:p>
     <w:p>
@@ -1659,7 +1673,7 @@
           <w:sz w:val="24"/>
           <w:szCs w:val="24"/>
         </w:rPr>
-        <w:t xml:space="preserve">答案：定语是 tired 和 on the night shift，都修饰 workers；状语是 finally 和 at midnight，都修饰 finished</w:t>
+        <w:t xml:space="preserve">随堂练习题2</w:t>
       </w:r>
     </w:p>
     <w:p>
@@ -1674,21 +1688,35 @@
           <w:sz w:val="24"/>
           <w:szCs w:val="24"/>
         </w:rPr>
-        <w:t xml:space="preserve">解析：tired 为前置定语，on the night shift 为后置定语，二者均修饰中心词 workers，干形容词的活儿。finally 为副词作状语，at midnight 为介词短语作时间状语，二者均修饰谓语 finished，干副词的活儿。</w:t>
-      </w:r>
-    </w:p>
-    <w:p>
-      <w:pPr>
-        <w:spacing w:after="160" w:line="380"/>
-        <w:ind w:firstLine="480"/>
-      </w:pPr>
-      <w:r>
-        <w:rPr>
-          <w:rFonts w:ascii="SimSun" w:cs="SimSun" w:eastAsia="SimSun" w:hAnsi="SimSun"/>
-          <w:sz w:val="24"/>
-          <w:szCs w:val="24"/>
-        </w:rPr>
-        <w:t xml:space="preserve">第二题。</w:t>
+        <w:t xml:space="preserve">题目：Is there anything ____________ (interest) in today's newspaper?</w:t>
+      </w:r>
+    </w:p>
+    <w:p>
+      <w:pPr>
+        <w:spacing w:after="160" w:line="380"/>
+        <w:ind w:firstLine="480"/>
+      </w:pPr>
+      <w:r>
+        <w:rPr>
+          <w:rFonts w:ascii="SimSun" w:cs="SimSun" w:eastAsia="SimSun" w:hAnsi="SimSun"/>
+          <w:sz w:val="24"/>
+          <w:szCs w:val="24"/>
+        </w:rPr>
+        <w:t xml:space="preserve">这道题考的是不定代词的修饰规则。anything 是不定代词，修饰它的成分必须放在后面，这一点位置上已经给你摆好了。接下来定词性：这个空修饰的是 anything 这个名词性的词，修饰名词就是定语，就是形容词的活儿。interest 是动词，要变形容词。变 ing 还是 ed？说的是报纸上的内容本身有意思，是物不是人，所以用 ing。</w:t>
+      </w:r>
+    </w:p>
+    <w:p>
+      <w:pPr>
+        <w:spacing w:after="160" w:line="380"/>
+        <w:ind w:firstLine="480"/>
+      </w:pPr>
+      <w:r>
+        <w:rPr>
+          <w:rFonts w:ascii="SimSun" w:cs="SimSun" w:eastAsia="SimSun" w:hAnsi="SimSun"/>
+          <w:sz w:val="24"/>
+          <w:szCs w:val="24"/>
+        </w:rPr>
+        <w:t xml:space="preserve">第三题，接着来。</w:t>
       </w:r>
     </w:p>
     <w:p>
@@ -1703,7 +1731,7 @@
           <w:sz w:val="24"/>
           <w:szCs w:val="24"/>
         </w:rPr>
-        <w:t xml:space="preserve">随堂练习题2</w:t>
+        <w:t xml:space="preserve">随堂练习题3</w:t>
       </w:r>
     </w:p>
     <w:p>
@@ -1718,21 +1746,50 @@
           <w:sz w:val="24"/>
           <w:szCs w:val="24"/>
         </w:rPr>
-        <w:t xml:space="preserve">题目：Is there anything ____________ (interest) in today's newspaper?</w:t>
-      </w:r>
-    </w:p>
-    <w:p>
-      <w:pPr>
-        <w:spacing w:after="160" w:line="380"/>
-        <w:ind w:firstLine="480"/>
-      </w:pPr>
-      <w:r>
-        <w:rPr>
-          <w:rFonts w:ascii="SimSun" w:cs="SimSun" w:eastAsia="SimSun" w:hAnsi="SimSun"/>
-          <w:sz w:val="24"/>
-          <w:szCs w:val="24"/>
-        </w:rPr>
-        <w:t xml:space="preserve">师：这道题考的是不定代词的修饰规则。anything 是不定代词，修饰它的成分必须放在后面，这一点位置上已经给你摆好了。接下来定词性：这个空修饰的是 anything 这个名词性的词，修饰名词就是定语，就是形容词的活儿。interest 是动词，要变形容词。变 ing 还是 ed？说的是报纸上的内容本身有意思，是物不是人，所以用 ing。</w:t>
+        <w:t xml:space="preserve">题目：下列各句中，划线的 in the classroom 作定语的一项是（　　）</w:t>
+      </w:r>
+    </w:p>
+    <w:p>
+      <w:pPr>
+        <w:spacing w:after="160" w:line="380"/>
+      </w:pPr>
+      <w:r>
+        <w:rPr>
+          <w:rFonts w:ascii="SimSun" w:cs="SimSun" w:eastAsia="SimSun" w:hAnsi="SimSun"/>
+          <w:b w:val="false"/>
+          <w:bCs w:val="false"/>
+          <w:sz w:val="24"/>
+          <w:szCs w:val="24"/>
+        </w:rPr>
+        <w:t xml:space="preserve">A. The students in the classroom are having a meeting.　　B. We had a class meeting in the classroom.</w:t>
+      </w:r>
+    </w:p>
+    <w:p>
+      <w:pPr>
+        <w:spacing w:after="160" w:line="380"/>
+        <w:ind w:firstLine="480"/>
+      </w:pPr>
+      <w:r>
+        <w:rPr>
+          <w:rFonts w:ascii="SimSun" w:cs="SimSun" w:eastAsia="SimSun" w:hAnsi="SimSun"/>
+          <w:sz w:val="24"/>
+          <w:szCs w:val="24"/>
+        </w:rPr>
+        <w:t xml:space="preserve">好，还是那句话，看它修饰谁。A 项，in the classroom 紧跟在名词 students 后面，说的是教室里的那些学生，是在告诉你哪些学生，修饰名词，所以是定语。B 项，in the classroom 说的是我们在哪儿开的班会，修饰的是 had 这个动作，所以是状语。</w:t>
+      </w:r>
+    </w:p>
+    <w:p>
+      <w:pPr>
+        <w:spacing w:after="160" w:line="380"/>
+        <w:ind w:firstLine="480"/>
+      </w:pPr>
+      <w:r>
+        <w:rPr>
+          <w:rFonts w:ascii="SimSun" w:cs="SimSun" w:eastAsia="SimSun" w:hAnsi="SimSun"/>
+          <w:sz w:val="24"/>
+          <w:szCs w:val="24"/>
+        </w:rPr>
+        <w:t xml:space="preserve">来，第四题。</w:t>
       </w:r>
     </w:p>
     <w:p>
@@ -1747,7 +1804,7 @@
           <w:sz w:val="24"/>
           <w:szCs w:val="24"/>
         </w:rPr>
-        <w:t xml:space="preserve">答案：interesting</w:t>
+        <w:t xml:space="preserve">随堂练习题4</w:t>
       </w:r>
     </w:p>
     <w:p>
@@ -1762,21 +1819,35 @@
           <w:sz w:val="24"/>
           <w:szCs w:val="24"/>
         </w:rPr>
-        <w:t xml:space="preserve">解析：修饰 anything 等不定代词的形容词须后置。interest 变形容词，修饰事物用 -ing 形式，故填 interesting。</w:t>
-      </w:r>
-    </w:p>
-    <w:p>
-      <w:pPr>
-        <w:spacing w:after="160" w:line="380"/>
-        <w:ind w:firstLine="480"/>
-      </w:pPr>
-      <w:r>
-        <w:rPr>
-          <w:rFonts w:ascii="SimSun" w:cs="SimSun" w:eastAsia="SimSun" w:hAnsi="SimSun"/>
-          <w:sz w:val="24"/>
-          <w:szCs w:val="24"/>
-        </w:rPr>
-        <w:t xml:space="preserve">第三题，接着来。</w:t>
+        <w:t xml:space="preserve">题目：指出下面句子中的同位语，并说明它说明的是哪个成分。Our headmaster Mr. Zhang gave us a wonderful speech yesterday.</w:t>
+      </w:r>
+    </w:p>
+    <w:p>
+      <w:pPr>
+        <w:spacing w:after="160" w:line="380"/>
+        <w:ind w:firstLine="480"/>
+      </w:pPr>
+      <w:r>
+        <w:rPr>
+          <w:rFonts w:ascii="SimSun" w:cs="SimSun" w:eastAsia="SimSun" w:hAnsi="SimSun"/>
+          <w:sz w:val="24"/>
+          <w:szCs w:val="24"/>
+        </w:rPr>
+        <w:t xml:space="preserve">主语这一块是 Our headmaster Mr. Zhang。里面出现了两个指人的东西，Our headmaster 和 Mr. Zhang。它们是两个人吗？我们用加 be 动词的办法验一下：Our headmaster is Mr. Zhang，我们校长就是张老师。语法对，逻辑也对，两条都过。说明是同一个人，Mr. Zhang 在进一步说明校长具体是谁。所以 Mr. Zhang 是同位语。</w:t>
+      </w:r>
+    </w:p>
+    <w:p>
+      <w:pPr>
+        <w:spacing w:after="160" w:line="380"/>
+        <w:ind w:firstLine="480"/>
+      </w:pPr>
+      <w:r>
+        <w:rPr>
+          <w:rFonts w:ascii="SimSun" w:cs="SimSun" w:eastAsia="SimSun" w:hAnsi="SimSun"/>
+          <w:sz w:val="24"/>
+          <w:szCs w:val="24"/>
+        </w:rPr>
+        <w:t xml:space="preserve">第五题。</w:t>
       </w:r>
     </w:p>
     <w:p>
@@ -1791,7 +1862,7 @@
           <w:sz w:val="24"/>
           <w:szCs w:val="24"/>
         </w:rPr>
-        <w:t xml:space="preserve">随堂练习题3</w:t>
+        <w:t xml:space="preserve">随堂练习题5</w:t>
       </w:r>
     </w:p>
     <w:p>
@@ -1806,7 +1877,50 @@
           <w:sz w:val="24"/>
           <w:szCs w:val="24"/>
         </w:rPr>
-        <w:t xml:space="preserve">题目：下列各句中，划线的 in the classroom 作定语的一项是（　　）</w:t>
+        <w:t xml:space="preserve">题目：____________ (finish) his homework, the boy turned on the TV and sat down.</w:t>
+      </w:r>
+    </w:p>
+    <w:p>
+      <w:pPr>
+        <w:spacing w:after="160" w:line="380"/>
+        <w:ind w:firstLine="480"/>
+      </w:pPr>
+      <w:r>
+        <w:rPr>
+          <w:rFonts w:ascii="SimSun" w:cs="SimSun" w:eastAsia="SimSun" w:hAnsi="SimSun"/>
+          <w:sz w:val="24"/>
+          <w:szCs w:val="24"/>
+        </w:rPr>
+        <w:t xml:space="preserve">这句话的谓语是 turned 和 sat，两个都带时态，被并列连词 and 连起来，是并列句。既然谓语已经有了，那句首这个空就只能是非谓语。它在干什么活？它说的是在什么情况下打开电视的——做完作业之后。修饰的是后面整个动作，那就是状语，副词的活儿。动词当状语用，要变成分词。作业是男孩自己做完的，是主动关系，而且发生在打开电视之前，所以用现在分词的完成式 Having finished。句首要大写。</w:t>
+      </w:r>
+    </w:p>
+    <w:p>
+      <w:pPr>
+        <w:spacing w:after="160" w:line="380"/>
+        <w:ind w:firstLine="480"/>
+      </w:pPr>
+      <w:r>
+        <w:rPr>
+          <w:rFonts w:ascii="SimSun" w:cs="SimSun" w:eastAsia="SimSun" w:hAnsi="SimSun"/>
+          <w:sz w:val="24"/>
+          <w:szCs w:val="24"/>
+        </w:rPr>
+        <w:t xml:space="preserve">最后一道题。</w:t>
+      </w:r>
+    </w:p>
+    <w:p>
+      <w:pPr>
+        <w:spacing w:after="160" w:line="380"/>
+      </w:pPr>
+      <w:r>
+        <w:rPr>
+          <w:rFonts w:ascii="SimSun" w:cs="SimSun" w:eastAsia="SimSun" w:hAnsi="SimSun"/>
+          <w:b/>
+          <w:bCs/>
+          <w:sz w:val="24"/>
+          <w:szCs w:val="24"/>
+        </w:rPr>
+        <w:t xml:space="preserve">随堂练习题6</w:t>
       </w:r>
     </w:p>
     <w:p>
@@ -1821,270 +1935,6 @@
           <w:sz w:val="24"/>
           <w:szCs w:val="24"/>
         </w:rPr>
-        <w:t xml:space="preserve">A. The students in the classroom are having a meeting.　　B. We had a class meeting in the classroom.</w:t>
-      </w:r>
-    </w:p>
-    <w:p>
-      <w:pPr>
-        <w:spacing w:after="160" w:line="380"/>
-        <w:ind w:firstLine="480"/>
-      </w:pPr>
-      <w:r>
-        <w:rPr>
-          <w:rFonts w:ascii="SimSun" w:cs="SimSun" w:eastAsia="SimSun" w:hAnsi="SimSun"/>
-          <w:sz w:val="24"/>
-          <w:szCs w:val="24"/>
-        </w:rPr>
-        <w:t xml:space="preserve">好，师：还是那句话，看它修饰谁。A 项，in the classroom 紧跟在名词 students 后面，说的是教室里的那些学生，是在告诉你哪些学生，修饰名词，所以是定语。B 项，in the classroom 说的是我们在哪儿开的班会，修饰的是 had 这个动作，所以是状语。</w:t>
-      </w:r>
-    </w:p>
-    <w:p>
-      <w:pPr>
-        <w:spacing w:after="160" w:line="380"/>
-      </w:pPr>
-      <w:r>
-        <w:rPr>
-          <w:rFonts w:ascii="SimSun" w:cs="SimSun" w:eastAsia="SimSun" w:hAnsi="SimSun"/>
-          <w:b/>
-          <w:bCs/>
-          <w:sz w:val="24"/>
-          <w:szCs w:val="24"/>
-        </w:rPr>
-        <w:t xml:space="preserve">答案：A</w:t>
-      </w:r>
-    </w:p>
-    <w:p>
-      <w:pPr>
-        <w:spacing w:after="160" w:line="380"/>
-      </w:pPr>
-      <w:r>
-        <w:rPr>
-          <w:rFonts w:ascii="SimSun" w:cs="SimSun" w:eastAsia="SimSun" w:hAnsi="SimSun"/>
-          <w:b w:val="false"/>
-          <w:bCs w:val="false"/>
-          <w:sz w:val="24"/>
-          <w:szCs w:val="24"/>
-        </w:rPr>
-        <w:t xml:space="preserve">解析：A 项中该介词短语后置修饰名词 students，作定语；B 项中该介词短语修饰谓语动词 had，说明动作发生的地点，作地点状语。</w:t>
-      </w:r>
-    </w:p>
-    <w:p>
-      <w:pPr>
-        <w:spacing w:after="160" w:line="380"/>
-        <w:ind w:firstLine="480"/>
-      </w:pPr>
-      <w:r>
-        <w:rPr>
-          <w:rFonts w:ascii="SimSun" w:cs="SimSun" w:eastAsia="SimSun" w:hAnsi="SimSun"/>
-          <w:sz w:val="24"/>
-          <w:szCs w:val="24"/>
-        </w:rPr>
-        <w:t xml:space="preserve">来，第四题。</w:t>
-      </w:r>
-    </w:p>
-    <w:p>
-      <w:pPr>
-        <w:spacing w:after="160" w:line="380"/>
-      </w:pPr>
-      <w:r>
-        <w:rPr>
-          <w:rFonts w:ascii="SimSun" w:cs="SimSun" w:eastAsia="SimSun" w:hAnsi="SimSun"/>
-          <w:b/>
-          <w:bCs/>
-          <w:sz w:val="24"/>
-          <w:szCs w:val="24"/>
-        </w:rPr>
-        <w:t xml:space="preserve">随堂练习题4</w:t>
-      </w:r>
-    </w:p>
-    <w:p>
-      <w:pPr>
-        <w:spacing w:after="160" w:line="380"/>
-      </w:pPr>
-      <w:r>
-        <w:rPr>
-          <w:rFonts w:ascii="SimSun" w:cs="SimSun" w:eastAsia="SimSun" w:hAnsi="SimSun"/>
-          <w:b w:val="false"/>
-          <w:bCs w:val="false"/>
-          <w:sz w:val="24"/>
-          <w:szCs w:val="24"/>
-        </w:rPr>
-        <w:t xml:space="preserve">题目：指出下面句子中的同位语，并说明它说明的是哪个成分。Our headmaster Mr. Zhang gave us a wonderful speech yesterday.</w:t>
-      </w:r>
-    </w:p>
-    <w:p>
-      <w:pPr>
-        <w:spacing w:after="160" w:line="380"/>
-        <w:ind w:firstLine="480"/>
-      </w:pPr>
-      <w:r>
-        <w:rPr>
-          <w:rFonts w:ascii="SimSun" w:cs="SimSun" w:eastAsia="SimSun" w:hAnsi="SimSun"/>
-          <w:sz w:val="24"/>
-          <w:szCs w:val="24"/>
-        </w:rPr>
-        <w:t xml:space="preserve">师：主语这一块是 Our headmaster Mr. Zhang。里面出现了两个指人的东西，Our headmaster 和 Mr. Zhang。它们是两个人吗？我们用加 be 动词的办法验一下：Our headmaster is Mr. Zhang，我们校长就是张老师。语法对，逻辑也对，两条都过。说明是同一个人，Mr. Zhang 在进一步说明校长具体是谁。所以 Mr. Zhang 是同位语。</w:t>
-      </w:r>
-    </w:p>
-    <w:p>
-      <w:pPr>
-        <w:spacing w:after="160" w:line="380"/>
-      </w:pPr>
-      <w:r>
-        <w:rPr>
-          <w:rFonts w:ascii="SimSun" w:cs="SimSun" w:eastAsia="SimSun" w:hAnsi="SimSun"/>
-          <w:b/>
-          <w:bCs/>
-          <w:sz w:val="24"/>
-          <w:szCs w:val="24"/>
-        </w:rPr>
-        <w:t xml:space="preserve">答案：Mr. Zhang 是同位语，说明主语 Our headmaster</w:t>
-      </w:r>
-    </w:p>
-    <w:p>
-      <w:pPr>
-        <w:spacing w:after="160" w:line="380"/>
-      </w:pPr>
-      <w:r>
-        <w:rPr>
-          <w:rFonts w:ascii="SimSun" w:cs="SimSun" w:eastAsia="SimSun" w:hAnsi="SimSun"/>
-          <w:b w:val="false"/>
-          <w:bCs w:val="false"/>
-          <w:sz w:val="24"/>
-          <w:szCs w:val="24"/>
-        </w:rPr>
-        <w:t xml:space="preserve">解析：Our headmaster 与 Mr. Zhang 指同一人，后者对前者作进一步说明，二者为等同关系，故 Mr. Zhang 为同位语。可用“加 be 动词检验”：Our headmaster is Mr. Zhang 语法与逻辑均成立。</w:t>
-      </w:r>
-    </w:p>
-    <w:p>
-      <w:pPr>
-        <w:spacing w:after="160" w:line="380"/>
-        <w:ind w:firstLine="480"/>
-      </w:pPr>
-      <w:r>
-        <w:rPr>
-          <w:rFonts w:ascii="SimSun" w:cs="SimSun" w:eastAsia="SimSun" w:hAnsi="SimSun"/>
-          <w:sz w:val="24"/>
-          <w:szCs w:val="24"/>
-        </w:rPr>
-        <w:t xml:space="preserve">第五题。</w:t>
-      </w:r>
-    </w:p>
-    <w:p>
-      <w:pPr>
-        <w:spacing w:after="160" w:line="380"/>
-      </w:pPr>
-      <w:r>
-        <w:rPr>
-          <w:rFonts w:ascii="SimSun" w:cs="SimSun" w:eastAsia="SimSun" w:hAnsi="SimSun"/>
-          <w:b/>
-          <w:bCs/>
-          <w:sz w:val="24"/>
-          <w:szCs w:val="24"/>
-        </w:rPr>
-        <w:t xml:space="preserve">随堂练习题5</w:t>
-      </w:r>
-    </w:p>
-    <w:p>
-      <w:pPr>
-        <w:spacing w:after="160" w:line="380"/>
-      </w:pPr>
-      <w:r>
-        <w:rPr>
-          <w:rFonts w:ascii="SimSun" w:cs="SimSun" w:eastAsia="SimSun" w:hAnsi="SimSun"/>
-          <w:b w:val="false"/>
-          <w:bCs w:val="false"/>
-          <w:sz w:val="24"/>
-          <w:szCs w:val="24"/>
-        </w:rPr>
-        <w:t xml:space="preserve">题目：____________ (finish) his homework, the boy turned on the TV and sat down.</w:t>
-      </w:r>
-    </w:p>
-    <w:p>
-      <w:pPr>
-        <w:spacing w:after="160" w:line="380"/>
-        <w:ind w:firstLine="480"/>
-      </w:pPr>
-      <w:r>
-        <w:rPr>
-          <w:rFonts w:ascii="SimSun" w:cs="SimSun" w:eastAsia="SimSun" w:hAnsi="SimSun"/>
-          <w:sz w:val="24"/>
-          <w:szCs w:val="24"/>
-        </w:rPr>
-        <w:t xml:space="preserve">师：这句话的谓语是 turned 和 sat，两个都带时态，被并列连词 and 连起来，是并列句。既然谓语已经有了，那句首这个空就只能是非谓语。它在干什么活？它说的是在什么情况下打开电视的——做完作业之后。修饰的是后面整个动作，那就是状语，副词的活儿。动词当状语用，要变成分词。作业是男孩自己做完的，是主动关系，而且发生在打开电视之前，所以用现在分词的完成式 Having finished。句首要大写。</w:t>
-      </w:r>
-    </w:p>
-    <w:p>
-      <w:pPr>
-        <w:spacing w:after="160" w:line="380"/>
-      </w:pPr>
-      <w:r>
-        <w:rPr>
-          <w:rFonts w:ascii="SimSun" w:cs="SimSun" w:eastAsia="SimSun" w:hAnsi="SimSun"/>
-          <w:b/>
-          <w:bCs/>
-          <w:sz w:val="24"/>
-          <w:szCs w:val="24"/>
-        </w:rPr>
-        <w:t xml:space="preserve">答案：Having finished</w:t>
-      </w:r>
-    </w:p>
-    <w:p>
-      <w:pPr>
-        <w:spacing w:after="160" w:line="380"/>
-      </w:pPr>
-      <w:r>
-        <w:rPr>
-          <w:rFonts w:ascii="SimSun" w:cs="SimSun" w:eastAsia="SimSun" w:hAnsi="SimSun"/>
-          <w:b w:val="false"/>
-          <w:bCs w:val="false"/>
-          <w:sz w:val="24"/>
-          <w:szCs w:val="24"/>
-        </w:rPr>
-        <w:t xml:space="preserve">解析：句中谓语为 turned 和 sat，故空处为非谓语。该成分修饰后面的动作，作时间状语。主语 the boy 与 finish 为主动关系，且该动作先于谓语发生，故用现在分词的完成式 Having finished。</w:t>
-      </w:r>
-    </w:p>
-    <w:p>
-      <w:pPr>
-        <w:spacing w:after="160" w:line="380"/>
-        <w:ind w:firstLine="480"/>
-      </w:pPr>
-      <w:r>
-        <w:rPr>
-          <w:rFonts w:ascii="SimSun" w:cs="SimSun" w:eastAsia="SimSun" w:hAnsi="SimSun"/>
-          <w:sz w:val="24"/>
-          <w:szCs w:val="24"/>
-        </w:rPr>
-        <w:t xml:space="preserve">最后一道题。</w:t>
-      </w:r>
-    </w:p>
-    <w:p>
-      <w:pPr>
-        <w:spacing w:after="160" w:line="380"/>
-      </w:pPr>
-      <w:r>
-        <w:rPr>
-          <w:rFonts w:ascii="SimSun" w:cs="SimSun" w:eastAsia="SimSun" w:hAnsi="SimSun"/>
-          <w:b/>
-          <w:bCs/>
-          <w:sz w:val="24"/>
-          <w:szCs w:val="24"/>
-        </w:rPr>
-        <w:t xml:space="preserve">随堂练习题6</w:t>
-      </w:r>
-    </w:p>
-    <w:p>
-      <w:pPr>
-        <w:spacing w:after="160" w:line="380"/>
-      </w:pPr>
-      <w:r>
-        <w:rPr>
-          <w:rFonts w:ascii="SimSun" w:cs="SimSun" w:eastAsia="SimSun" w:hAnsi="SimSun"/>
-          <w:b w:val="false"/>
-          <w:bCs w:val="false"/>
-          <w:sz w:val="24"/>
-          <w:szCs w:val="24"/>
-        </w:rPr>
         <w:t xml:space="preserve">题目：单句改错，下面这句话有一处错误，请找出并改正。I want to buy an interesting something for my little brother.</w:t>
       </w:r>
     </w:p>
@@ -2099,37 +1949,7 @@
           <w:sz w:val="24"/>
           <w:szCs w:val="24"/>
         </w:rPr>
-        <w:t xml:space="preserve">那师：问题出在语序上。something 是不定代词，修饰它的形容词必须放在它后面，不能放前面。所以 an interesting something 是错的。另外还要注意，something 前面也不能加冠词 an，它本身就是个完整的代词。改过来应该是 something interesting。</w:t>
-      </w:r>
-    </w:p>
-    <w:p>
-      <w:pPr>
-        <w:spacing w:after="160" w:line="380"/>
-      </w:pPr>
-      <w:r>
-        <w:rPr>
-          <w:rFonts w:ascii="SimSun" w:cs="SimSun" w:eastAsia="SimSun" w:hAnsi="SimSun"/>
-          <w:b/>
-          <w:bCs/>
-          <w:sz w:val="24"/>
-          <w:szCs w:val="24"/>
-        </w:rPr>
-        <w:t xml:space="preserve">答案：an interesting something 改成 something interesting</w:t>
-      </w:r>
-    </w:p>
-    <w:p>
-      <w:pPr>
-        <w:spacing w:after="160" w:line="380"/>
-      </w:pPr>
-      <w:r>
-        <w:rPr>
-          <w:rFonts w:ascii="SimSun" w:cs="SimSun" w:eastAsia="SimSun" w:hAnsi="SimSun"/>
-          <w:b w:val="false"/>
-          <w:bCs w:val="false"/>
-          <w:sz w:val="24"/>
-          <w:szCs w:val="24"/>
-        </w:rPr>
-        <w:t xml:space="preserve">解析：修饰 something、anything、nothing、everything 等不定代词的形容词必须后置，且此类不定代词前不加冠词。</w:t>
+        <w:t xml:space="preserve">那问题出在语序上。something 是不定代词，修饰它的形容词必须放在它后面，不能放前面。所以 an interesting something 是错的。另外还要注意，something 前面也不能加冠词 an，它本身就是个完整的代词。改过来应该是 something interesting。</w:t>
       </w:r>
     </w:p>
     <w:p>

--- a/docs/Level1/高中英语语法切片-Level1-第04课-定语状语同位语.docx
+++ b/docs/Level1/高中英语语法切片-Level1-第04课-定语状语同位语.docx
@@ -85,7 +85,21 @@
           <w:sz w:val="24"/>
           <w:szCs w:val="24"/>
         </w:rPr>
-        <w:t xml:space="preserve">那同学们好，欢迎回到高中英语语法切片课堂。前两节课我们把主语、谓语、宾语、表语、宾补都讲完了，这些成分有个共同点——它们都是句子的骨架，缺了任何一个，句子就不成立。</w:t>
+        <w:t xml:space="preserve">那同学们好，欢迎回到高中英语语法切片课堂。</w:t>
+      </w:r>
+    </w:p>
+    <w:p>
+      <w:pPr>
+        <w:spacing w:after="160" w:line="380"/>
+        <w:ind w:firstLine="480"/>
+      </w:pPr>
+      <w:r>
+        <w:rPr>
+          <w:rFonts w:ascii="SimSun" w:cs="SimSun" w:eastAsia="SimSun" w:hAnsi="SimSun"/>
+          <w:sz w:val="24"/>
+          <w:szCs w:val="24"/>
+        </w:rPr>
+        <w:t xml:space="preserve">前两节课我们把主语、谓语、宾语、表语、宾补都讲完了，这些成分有个共同点——它们都是句子的骨架，缺了任何一个，句子就不成立。</w:t>
       </w:r>
     </w:p>
     <w:p>
@@ -924,7 +938,21 @@
           <w:sz w:val="24"/>
           <w:szCs w:val="24"/>
         </w:rPr>
-        <w:t xml:space="preserve">前置定语相对简单，就是贴在名词前面的那些东西。最常见的当然是形容词，a beautiful garden，一个漂亮的花园。除了形容词，名词也能当定语，比如 a history teacher，历史老师，history 是名词，但它在修饰 teacher。还有代词，my book；数词，three apples；分词，a sleeping baby，一个睡着的婴儿。这些都是前置定语。</w:t>
+        <w:t xml:space="preserve">前置定语相对简单，就是贴在名词前面的那些东西。最常见的当然是形容词，a beautiful garden，一个漂亮的花园。</w:t>
+      </w:r>
+    </w:p>
+    <w:p>
+      <w:pPr>
+        <w:spacing w:after="160" w:line="380"/>
+        <w:ind w:firstLine="480"/>
+      </w:pPr>
+      <w:r>
+        <w:rPr>
+          <w:rFonts w:ascii="SimSun" w:cs="SimSun" w:eastAsia="SimSun" w:hAnsi="SimSun"/>
+          <w:sz w:val="24"/>
+          <w:szCs w:val="24"/>
+        </w:rPr>
+        <w:t xml:space="preserve">除了形容词，名词也能当定语，比如 a history teacher，历史老师，history 是名词，但它在修饰 teacher。还有代词，my book；数词，three apples；分词，a sleeping baby，一个睡着的婴儿。这些都是前置定语。</w:t>
       </w:r>
     </w:p>
     <w:p>
@@ -952,21 +980,49 @@
           <w:sz w:val="24"/>
           <w:szCs w:val="24"/>
         </w:rPr>
-        <w:t xml:space="preserve">接着说，什么时候要放到后面去？记住一个原则：单个的词一般放前面，成串的短语和句子一律放后面。英语不喜欢把一长串东西堆在名词前面，它习惯把名词先说出来，再从后面慢慢补充。</w:t>
-      </w:r>
-    </w:p>
-    <w:p>
-      <w:pPr>
-        <w:spacing w:after="160" w:line="380"/>
-        <w:ind w:firstLine="480"/>
-      </w:pPr>
-      <w:r>
-        <w:rPr>
-          <w:rFonts w:ascii="SimSun" w:cs="SimSun" w:eastAsia="SimSun" w:hAnsi="SimSun"/>
-          <w:sz w:val="24"/>
-          <w:szCs w:val="24"/>
-        </w:rPr>
-        <w:t xml:space="preserve">后置定语常见的有这么几种。介词短语，比如 the man in the black coat，穿黑大衣的那个男人。不定式，比如 something to eat，吃的东西。现在分词短语，比如 the girl standing there，站在那儿的女孩。过去分词短语，比如 the letter written by my father，我父亲写的那封信。还有定语从句，比如 the book that I bought yesterday，我昨天买的那本书，从句这块 Level 2 会花十节课细讲。</w:t>
+        <w:t xml:space="preserve">接着说，什么时候要放到后面去？记住一个原则：单个的词一般放前面，成串的短语和句子一律放后面。</w:t>
+      </w:r>
+    </w:p>
+    <w:p>
+      <w:pPr>
+        <w:spacing w:after="160" w:line="380"/>
+        <w:ind w:firstLine="480"/>
+      </w:pPr>
+      <w:r>
+        <w:rPr>
+          <w:rFonts w:ascii="SimSun" w:cs="SimSun" w:eastAsia="SimSun" w:hAnsi="SimSun"/>
+          <w:sz w:val="24"/>
+          <w:szCs w:val="24"/>
+        </w:rPr>
+        <w:t xml:space="preserve">英语不喜欢把一长串东西堆在名词前面，它习惯把名词先说出来，再从后面慢慢补充。</w:t>
+      </w:r>
+    </w:p>
+    <w:p>
+      <w:pPr>
+        <w:spacing w:after="160" w:line="380"/>
+        <w:ind w:firstLine="480"/>
+      </w:pPr>
+      <w:r>
+        <w:rPr>
+          <w:rFonts w:ascii="SimSun" w:cs="SimSun" w:eastAsia="SimSun" w:hAnsi="SimSun"/>
+          <w:sz w:val="24"/>
+          <w:szCs w:val="24"/>
+        </w:rPr>
+        <w:t xml:space="preserve">后置定语常见的有这么几种。介词短语，比如 the man in the black coat，穿黑大衣的那个男人。不定式，比如 something to eat，吃的东西。现在分词短语，比如 the girl standing there，站在那儿的女孩。</w:t>
+      </w:r>
+    </w:p>
+    <w:p>
+      <w:pPr>
+        <w:spacing w:after="160" w:line="380"/>
+        <w:ind w:firstLine="480"/>
+      </w:pPr>
+      <w:r>
+        <w:rPr>
+          <w:rFonts w:ascii="SimSun" w:cs="SimSun" w:eastAsia="SimSun" w:hAnsi="SimSun"/>
+          <w:sz w:val="24"/>
+          <w:szCs w:val="24"/>
+        </w:rPr>
+        <w:t xml:space="preserve">过去分词短语，比如 the letter written by my father，我父亲写的那封信。还有定语从句，比如 the book that I bought yesterday，我昨天买的那本书，从句这块 Level 2 会花十节课细讲。</w:t>
       </w:r>
     </w:p>
     <w:p>
@@ -1036,21 +1092,49 @@
           <w:sz w:val="24"/>
           <w:szCs w:val="24"/>
         </w:rPr>
-        <w:t xml:space="preserve">好，说什么时候的叫时间状语，比如 He came back yesterday。说在哪儿的叫地点状语，比如 They played football in the yard。说为什么的叫原因状语，比如 He didn't come because of the rain。说为了什么的叫目的状语，比如 She got up early to catch the train。说怎么做的叫方式状语，比如 He walked slowly。说到什么程度的叫程度状语，比如 The film is very interesting，这里的 very 修饰的是形容词 interesting。</w:t>
-      </w:r>
-    </w:p>
-    <w:p>
-      <w:pPr>
-        <w:spacing w:after="160" w:line="380"/>
-        <w:ind w:firstLine="480"/>
-      </w:pPr>
-      <w:r>
-        <w:rPr>
-          <w:rFonts w:ascii="SimSun" w:cs="SimSun" w:eastAsia="SimSun" w:hAnsi="SimSun"/>
-          <w:sz w:val="24"/>
-          <w:szCs w:val="24"/>
-        </w:rPr>
-        <w:t xml:space="preserve">状语可以长成什么样？副词最常见，He runs fast。介词短语也很常见，He runs in the park。不定式，She came to see me，来看我，表目的。分词，He sat there reading a book，坐在那儿看书，表伴随。还有状语从句，比如 When he came in, we were talking，从句这块 Level 2 有九节课专门讲。</w:t>
+        <w:t xml:space="preserve">好，说什么时候的叫时间状语，比如 He came back yesterday。说在哪儿的叫地点状语，比如 They played football in the yard。说为什么的叫原因状语，比如 He didn't come because of the rain。说为了什么的叫目的状语，比如 She got up early to catch the train。</w:t>
+      </w:r>
+    </w:p>
+    <w:p>
+      <w:pPr>
+        <w:spacing w:after="160" w:line="380"/>
+        <w:ind w:firstLine="480"/>
+      </w:pPr>
+      <w:r>
+        <w:rPr>
+          <w:rFonts w:ascii="SimSun" w:cs="SimSun" w:eastAsia="SimSun" w:hAnsi="SimSun"/>
+          <w:sz w:val="24"/>
+          <w:szCs w:val="24"/>
+        </w:rPr>
+        <w:t xml:space="preserve">说怎么做的叫方式状语，比如 He walked slowly。说到什么程度的叫程度状语，比如 The film is very interesting，这里的 very 修饰的是形容词 interesting。</w:t>
+      </w:r>
+    </w:p>
+    <w:p>
+      <w:pPr>
+        <w:spacing w:after="160" w:line="380"/>
+        <w:ind w:firstLine="480"/>
+      </w:pPr>
+      <w:r>
+        <w:rPr>
+          <w:rFonts w:ascii="SimSun" w:cs="SimSun" w:eastAsia="SimSun" w:hAnsi="SimSun"/>
+          <w:sz w:val="24"/>
+          <w:szCs w:val="24"/>
+        </w:rPr>
+        <w:t xml:space="preserve">状语可以长成什么样？副词最常见，He runs fast。介词短语也很常见，He runs in the park。不定式，She came to see me，来看我，表目的。分词，He sat there reading a book，坐在那儿看书，表伴随。</w:t>
+      </w:r>
+    </w:p>
+    <w:p>
+      <w:pPr>
+        <w:spacing w:after="160" w:line="380"/>
+        <w:ind w:firstLine="480"/>
+      </w:pPr>
+      <w:r>
+        <w:rPr>
+          <w:rFonts w:ascii="SimSun" w:cs="SimSun" w:eastAsia="SimSun" w:hAnsi="SimSun"/>
+          <w:sz w:val="24"/>
+          <w:szCs w:val="24"/>
+        </w:rPr>
+        <w:t xml:space="preserve">还有状语从句，比如 When he came in, we were talking，从句这块 Level 2 有九节课专门讲。</w:t>
       </w:r>
     </w:p>
     <w:p>
@@ -1204,7 +1288,21 @@
           <w:sz w:val="24"/>
           <w:szCs w:val="24"/>
         </w:rPr>
-        <w:t xml:space="preserve">同位语怎么判断？还是上节课那个加 be 动词的办法，把两个成分拎出来中间加 be 动词。My friend is Tom，我的朋友是汤姆，语法对逻辑也对。We are students，我们是学生，同样两条都过。两条都过就说明它俩是同一个东西，那就是同位语。</w:t>
+        <w:t xml:space="preserve">同位语怎么判断？还是上节课那个加 be 动词的办法，把两个成分拎出来中间加 be 动词。My friend is Tom，我的朋友是汤姆，语法对逻辑也对。We are students，我们是学生，同样两条都过。</w:t>
+      </w:r>
+    </w:p>
+    <w:p>
+      <w:pPr>
+        <w:spacing w:after="160" w:line="380"/>
+        <w:ind w:firstLine="480"/>
+      </w:pPr>
+      <w:r>
+        <w:rPr>
+          <w:rFonts w:ascii="SimSun" w:cs="SimSun" w:eastAsia="SimSun" w:hAnsi="SimSun"/>
+          <w:sz w:val="24"/>
+          <w:szCs w:val="24"/>
+        </w:rPr>
+        <w:t xml:space="preserve">两条都过就说明它俩是同一个东西，那就是同位语。</w:t>
       </w:r>
     </w:p>
     <w:p>
@@ -1332,7 +1430,21 @@
           <w:sz w:val="24"/>
           <w:szCs w:val="24"/>
         </w:rPr>
-        <w:t xml:space="preserve">这句话出现了两个动词的位置，一个是括号里的 take，一个是后面的 are kept。先判断哪个是谓语。are kept 带着时态，所以它是谓语。一个简单句只有一个谓语，那括号里这个就只能是非谓语。</w:t>
+        <w:t xml:space="preserve">这句话出现了两个动词的位置，一个是括号里的 take，一个是后面的 are kept。先判断哪个是谓语。are kept 带着时态，所以它是谓语。</w:t>
+      </w:r>
+    </w:p>
+    <w:p>
+      <w:pPr>
+        <w:spacing w:after="160" w:line="380"/>
+        <w:ind w:firstLine="480"/>
+      </w:pPr>
+      <w:r>
+        <w:rPr>
+          <w:rFonts w:ascii="SimSun" w:cs="SimSun" w:eastAsia="SimSun" w:hAnsi="SimSun"/>
+          <w:sz w:val="24"/>
+          <w:szCs w:val="24"/>
+        </w:rPr>
+        <w:t xml:space="preserve">一个简单句只有一个谓语，那括号里这个就只能是非谓语。</w:t>
       </w:r>
     </w:p>
     <w:p>

--- a/docs/Level1/高中英语语法切片-Level1-第04课-定语状语同位语.docx
+++ b/docs/Level1/高中英语语法切片-Level1-第04课-定语状语同位语.docx
@@ -127,7 +127,21 @@
           <w:sz w:val="24"/>
           <w:szCs w:val="24"/>
         </w:rPr>
-        <w:t xml:space="preserve">那既然可有可无，为什么还要专门花一节课讲？</w:t>
+        <w:t xml:space="preserve">那既然可有可无，为什么还要专门花一节课讲它们？</w:t>
+      </w:r>
+    </w:p>
+    <w:p>
+      <w:pPr>
+        <w:spacing w:after="160" w:line="380"/>
+        <w:ind w:firstLine="480"/>
+      </w:pPr>
+      <w:r>
+        <w:rPr>
+          <w:rFonts w:ascii="SimSun" w:cs="SimSun" w:eastAsia="SimSun" w:hAnsi="SimSun"/>
+          <w:sz w:val="24"/>
+          <w:szCs w:val="24"/>
+        </w:rPr>
+        <w:t xml:space="preserve">我告诉你原因。</w:t>
       </w:r>
     </w:p>
     <w:p>
@@ -155,7 +169,21 @@
           <w:sz w:val="24"/>
           <w:szCs w:val="24"/>
         </w:rPr>
-        <w:t xml:space="preserve">一个句子的主干可能只有五个词，剩下四十个全是这三样。你不会拆，就永远读不快。</w:t>
+        <w:t xml:space="preserve">一个句子的主干可能只有五个词，剩下四十个全是这三样。</w:t>
+      </w:r>
+    </w:p>
+    <w:p>
+      <w:pPr>
+        <w:spacing w:after="160" w:line="380"/>
+        <w:ind w:firstLine="480"/>
+      </w:pPr>
+      <w:r>
+        <w:rPr>
+          <w:rFonts w:ascii="SimSun" w:cs="SimSun" w:eastAsia="SimSun" w:hAnsi="SimSun"/>
+          <w:sz w:val="24"/>
+          <w:szCs w:val="24"/>
+        </w:rPr>
+        <w:t xml:space="preserve">你不会拆，就永远读不快。</w:t>
       </w:r>
     </w:p>
     <w:p>
@@ -183,7 +211,7 @@
           <w:sz w:val="24"/>
           <w:szCs w:val="24"/>
         </w:rPr>
-        <w:t xml:space="preserve">这句话是今天全部内容的总纲。</w:t>
+        <w:t xml:space="preserve">这句话就是今天全部内容的总纲，你先记着。</w:t>
       </w:r>
     </w:p>
     <w:p>
@@ -1302,7 +1330,21 @@
           <w:sz w:val="24"/>
           <w:szCs w:val="24"/>
         </w:rPr>
-        <w:t xml:space="preserve">它回答的问题是——是哪一个、是什么样的。</w:t>
+        <w:t xml:space="preserve">它回答的问题是什么？</w:t>
+      </w:r>
+    </w:p>
+    <w:p>
+      <w:pPr>
+        <w:spacing w:after="160" w:line="380"/>
+        <w:ind w:firstLine="480"/>
+      </w:pPr>
+      <w:r>
+        <w:rPr>
+          <w:rFonts w:ascii="SimSun" w:cs="SimSun" w:eastAsia="SimSun" w:hAnsi="SimSun"/>
+          <w:sz w:val="24"/>
+          <w:szCs w:val="24"/>
+        </w:rPr>
+        <w:t xml:space="preserve">是哪一个、是什么样的。</w:t>
       </w:r>
     </w:p>
     <w:p>
@@ -1330,7 +1372,21 @@
           <w:sz w:val="24"/>
           <w:szCs w:val="24"/>
         </w:rPr>
-        <w:t xml:space="preserve">这句话你要牢牢记住，因为定语的形式五花八门，但不管它长成什么样，它的身份永远是形容词。</w:t>
+        <w:t xml:space="preserve">这句话你要牢牢记住。</w:t>
+      </w:r>
+    </w:p>
+    <w:p>
+      <w:pPr>
+        <w:spacing w:after="160" w:line="380"/>
+        <w:ind w:firstLine="480"/>
+      </w:pPr>
+      <w:r>
+        <w:rPr>
+          <w:rFonts w:ascii="SimSun" w:cs="SimSun" w:eastAsia="SimSun" w:hAnsi="SimSun"/>
+          <w:sz w:val="24"/>
+          <w:szCs w:val="24"/>
+        </w:rPr>
+        <w:t xml:space="preserve">因为定语的形式五花八门，但不管它长成什么样，它的身份永远是形容词。</w:t>
       </w:r>
     </w:p>
     <w:p>
@@ -1484,21 +1540,35 @@
           <w:sz w:val="24"/>
           <w:szCs w:val="24"/>
         </w:rPr>
-        <w:t xml:space="preserve">那什么时候要放到后面去？</w:t>
-      </w:r>
-    </w:p>
-    <w:p>
-      <w:pPr>
-        <w:spacing w:after="160" w:line="380"/>
-        <w:ind w:firstLine="480"/>
-      </w:pPr>
-      <w:r>
-        <w:rPr>
-          <w:rFonts w:ascii="SimSun" w:cs="SimSun" w:eastAsia="SimSun" w:hAnsi="SimSun"/>
-          <w:sz w:val="24"/>
-          <w:szCs w:val="24"/>
-        </w:rPr>
-        <w:t xml:space="preserve">你记住一个原则：单个的词一般放前面，成串的短语和句子一律放后面。</w:t>
+        <w:t xml:space="preserve">那什么时候要放到后面去呢？</w:t>
+      </w:r>
+    </w:p>
+    <w:p>
+      <w:pPr>
+        <w:spacing w:after="160" w:line="380"/>
+        <w:ind w:firstLine="480"/>
+      </w:pPr>
+      <w:r>
+        <w:rPr>
+          <w:rFonts w:ascii="SimSun" w:cs="SimSun" w:eastAsia="SimSun" w:hAnsi="SimSun"/>
+          <w:sz w:val="24"/>
+          <w:szCs w:val="24"/>
+        </w:rPr>
+        <w:t xml:space="preserve">你记住一个原则。</w:t>
+      </w:r>
+    </w:p>
+    <w:p>
+      <w:pPr>
+        <w:spacing w:after="160" w:line="380"/>
+        <w:ind w:firstLine="480"/>
+      </w:pPr>
+      <w:r>
+        <w:rPr>
+          <w:rFonts w:ascii="SimSun" w:cs="SimSun" w:eastAsia="SimSun" w:hAnsi="SimSun"/>
+          <w:sz w:val="24"/>
+          <w:szCs w:val="24"/>
+        </w:rPr>
+        <w:t xml:space="preserve">单个的词一般放前面，成串的短语和句子一律放后面。</w:t>
       </w:r>
     </w:p>
     <w:p>
@@ -1638,7 +1708,7 @@
           <w:sz w:val="24"/>
           <w:szCs w:val="24"/>
         </w:rPr>
-        <w:t xml:space="preserve">除了这个原则，还有一个特殊情况你必须记住。</w:t>
+        <w:t xml:space="preserve">那除了这个原则，还有一个特殊情况你必须记住。</w:t>
       </w:r>
     </w:p>
     <w:p>
@@ -1680,7 +1750,7 @@
           <w:sz w:val="24"/>
           <w:szCs w:val="24"/>
         </w:rPr>
-        <w:t xml:space="preserve">这是死规定，考试年年考。</w:t>
+        <w:t xml:space="preserve">这是死规定，考试年年考，你别嫌烦。</w:t>
       </w:r>
     </w:p>
     <w:p>
@@ -1722,7 +1792,7 @@
           <w:sz w:val="24"/>
           <w:szCs w:val="24"/>
         </w:rPr>
-        <w:t xml:space="preserve">所以状语干的就是副词的活儿。</w:t>
+        <w:t xml:space="preserve">所以你记住，状语干的就是副词的活儿。</w:t>
       </w:r>
     </w:p>
     <w:p>
@@ -1764,7 +1834,21 @@
           <w:sz w:val="24"/>
           <w:szCs w:val="24"/>
         </w:rPr>
-        <w:t xml:space="preserve">所以状语按意思分了很多类，我给你说几个最常考的。</w:t>
+        <w:t xml:space="preserve">所以状语按意思分了很多类。</w:t>
+      </w:r>
+    </w:p>
+    <w:p>
+      <w:pPr>
+        <w:spacing w:after="160" w:line="380"/>
+        <w:ind w:firstLine="480"/>
+      </w:pPr>
+      <w:r>
+        <w:rPr>
+          <w:rFonts w:ascii="SimSun" w:cs="SimSun" w:eastAsia="SimSun" w:hAnsi="SimSun"/>
+          <w:sz w:val="24"/>
+          <w:szCs w:val="24"/>
+        </w:rPr>
+        <w:t xml:space="preserve">我给你说几个最常考的。</w:t>
       </w:r>
     </w:p>
     <w:p>
@@ -1988,7 +2072,21 @@
           <w:sz w:val="24"/>
           <w:szCs w:val="24"/>
         </w:rPr>
-        <w:t xml:space="preserve">这里我必须做一个辨析：同样一个介词短语，什么时候是定语，什么时候是状语？</w:t>
+        <w:t xml:space="preserve">好，这里我必须做一个辨析。</w:t>
+      </w:r>
+    </w:p>
+    <w:p>
+      <w:pPr>
+        <w:spacing w:after="160" w:line="380"/>
+        <w:ind w:firstLine="480"/>
+      </w:pPr>
+      <w:r>
+        <w:rPr>
+          <w:rFonts w:ascii="SimSun" w:cs="SimSun" w:eastAsia="SimSun" w:hAnsi="SimSun"/>
+          <w:sz w:val="24"/>
+          <w:szCs w:val="24"/>
+        </w:rPr>
+        <w:t xml:space="preserve">同样一个介词短语，什么时候是定语，什么时候是状语？</w:t>
       </w:r>
     </w:p>
     <w:p>
@@ -2100,7 +2198,21 @@
           <w:sz w:val="24"/>
           <w:szCs w:val="24"/>
         </w:rPr>
-        <w:t xml:space="preserve">你看，短语一模一样，就因为修饰的对象不同，身份完全不同。</w:t>
+        <w:t xml:space="preserve">你看，短语一模一样。</w:t>
+      </w:r>
+    </w:p>
+    <w:p>
+      <w:pPr>
+        <w:spacing w:after="160" w:line="380"/>
+        <w:ind w:firstLine="480"/>
+      </w:pPr>
+      <w:r>
+        <w:rPr>
+          <w:rFonts w:ascii="SimSun" w:cs="SimSun" w:eastAsia="SimSun" w:hAnsi="SimSun"/>
+          <w:sz w:val="24"/>
+          <w:szCs w:val="24"/>
+        </w:rPr>
+        <w:t xml:space="preserve">就因为修饰的对象不同，身份完全不同。</w:t>
       </w:r>
     </w:p>
     <w:p>
@@ -2324,7 +2436,21 @@
           <w:sz w:val="24"/>
           <w:szCs w:val="24"/>
         </w:rPr>
-        <w:t xml:space="preserve">同位语和定语很容易混，我给你说清楚它俩的区别。</w:t>
+        <w:t xml:space="preserve">那同位语和定语很容易混。</w:t>
+      </w:r>
+    </w:p>
+    <w:p>
+      <w:pPr>
+        <w:spacing w:after="160" w:line="380"/>
+        <w:ind w:firstLine="480"/>
+      </w:pPr>
+      <w:r>
+        <w:rPr>
+          <w:rFonts w:ascii="SimSun" w:cs="SimSun" w:eastAsia="SimSun" w:hAnsi="SimSun"/>
+          <w:sz w:val="24"/>
+          <w:szCs w:val="24"/>
+        </w:rPr>
+        <w:t xml:space="preserve">我给你说清楚它俩的区别。</w:t>
       </w:r>
     </w:p>
     <w:p>
@@ -2916,7 +3042,21 @@
           <w:sz w:val="24"/>
           <w:szCs w:val="24"/>
         </w:rPr>
-        <w:t xml:space="preserve">句子成分到今天就讲完了。道理都讲完了，接下来就该你上手了。</w:t>
+        <w:t xml:space="preserve">句子成分到今天就讲完了。</w:t>
+      </w:r>
+    </w:p>
+    <w:p>
+      <w:pPr>
+        <w:spacing w:after="160" w:line="380"/>
+        <w:ind w:firstLine="480"/>
+      </w:pPr>
+      <w:r>
+        <w:rPr>
+          <w:rFonts w:ascii="SimSun" w:cs="SimSun" w:eastAsia="SimSun" w:hAnsi="SimSun"/>
+          <w:sz w:val="24"/>
+          <w:szCs w:val="24"/>
+        </w:rPr>
+        <w:t xml:space="preserve">道理都讲完了，接下来就该你上手了。</w:t>
       </w:r>
     </w:p>
     <w:p>
@@ -3783,91 +3923,147 @@
           <w:sz w:val="24"/>
           <w:szCs w:val="24"/>
         </w:rPr>
-        <w:t xml:space="preserve">题目：单句改错，下面这句话有一处错误，请找出并改正。I want to buy an interesting something for my little brother.</w:t>
-      </w:r>
-    </w:p>
-    <w:p>
-      <w:pPr>
-        <w:spacing w:after="160" w:line="380"/>
-        <w:ind w:firstLine="480"/>
-      </w:pPr>
-      <w:r>
-        <w:rPr>
-          <w:rFonts w:ascii="SimSun" w:cs="SimSun" w:eastAsia="SimSun" w:hAnsi="SimSun"/>
-          <w:sz w:val="24"/>
-          <w:szCs w:val="24"/>
-        </w:rPr>
-        <w:t xml:space="preserve">最后一道题了，你先自己找，把错的地方圈出来。</w:t>
-      </w:r>
-    </w:p>
-    <w:p>
-      <w:pPr>
-        <w:spacing w:after="160" w:line="380"/>
-        <w:ind w:firstLine="480"/>
-      </w:pPr>
-      <w:r>
-        <w:rPr>
-          <w:rFonts w:ascii="SimSun" w:cs="SimSun" w:eastAsia="SimSun" w:hAnsi="SimSun"/>
-          <w:sz w:val="24"/>
-          <w:szCs w:val="24"/>
-        </w:rPr>
-        <w:t xml:space="preserve">圈好了吗？问题出在语序上。</w:t>
-      </w:r>
-    </w:p>
-    <w:p>
-      <w:pPr>
-        <w:spacing w:after="160" w:line="380"/>
-        <w:ind w:firstLine="480"/>
-      </w:pPr>
-      <w:r>
-        <w:rPr>
-          <w:rFonts w:ascii="SimSun" w:cs="SimSun" w:eastAsia="SimSun" w:hAnsi="SimSun"/>
-          <w:sz w:val="24"/>
-          <w:szCs w:val="24"/>
-        </w:rPr>
-        <w:t xml:space="preserve">something 是不定代词，修饰它的形容词必须放在它后面，不能放前面。</w:t>
-      </w:r>
-    </w:p>
-    <w:p>
-      <w:pPr>
-        <w:spacing w:after="160" w:line="380"/>
-        <w:ind w:firstLine="480"/>
-      </w:pPr>
-      <w:r>
-        <w:rPr>
-          <w:rFonts w:ascii="SimSun" w:cs="SimSun" w:eastAsia="SimSun" w:hAnsi="SimSun"/>
-          <w:sz w:val="24"/>
-          <w:szCs w:val="24"/>
-        </w:rPr>
-        <w:t xml:space="preserve">所以 an interesting something 是错的。</w:t>
-      </w:r>
-    </w:p>
-    <w:p>
-      <w:pPr>
-        <w:spacing w:after="160" w:line="380"/>
-        <w:ind w:firstLine="480"/>
-      </w:pPr>
-      <w:r>
-        <w:rPr>
-          <w:rFonts w:ascii="SimSun" w:cs="SimSun" w:eastAsia="SimSun" w:hAnsi="SimSun"/>
-          <w:sz w:val="24"/>
-          <w:szCs w:val="24"/>
-        </w:rPr>
-        <w:t xml:space="preserve">另外还要注意，something 前面也不能加冠词 an，它本身就是个完整的代词。</w:t>
-      </w:r>
-    </w:p>
-    <w:p>
-      <w:pPr>
-        <w:spacing w:after="160" w:line="380"/>
-        <w:ind w:firstLine="480"/>
-      </w:pPr>
-      <w:r>
-        <w:rPr>
-          <w:rFonts w:ascii="SimSun" w:cs="SimSun" w:eastAsia="SimSun" w:hAnsi="SimSun"/>
-          <w:sz w:val="24"/>
-          <w:szCs w:val="24"/>
-        </w:rPr>
-        <w:t xml:space="preserve">所以要把 an interesting something 改成 something interesting。</w:t>
+        <w:t xml:space="preserve">题目：这道题有两问。下面句子里有两个 with 短语，请分别说出它们是什么成分，并说明理由。The girl with long hair answered the question with a smile.</w:t>
+      </w:r>
+    </w:p>
+    <w:p>
+      <w:pPr>
+        <w:spacing w:after="160" w:line="380"/>
+        <w:ind w:firstLine="480"/>
+      </w:pPr>
+      <w:r>
+        <w:rPr>
+          <w:rFonts w:ascii="SimSun" w:cs="SimSun" w:eastAsia="SimSun" w:hAnsi="SimSun"/>
+          <w:sz w:val="24"/>
+          <w:szCs w:val="24"/>
+        </w:rPr>
+        <w:t xml:space="preserve">最后一道题了，这道题有两问，你先自己写。</w:t>
+      </w:r>
+    </w:p>
+    <w:p>
+      <w:pPr>
+        <w:spacing w:after="160" w:line="380"/>
+        <w:ind w:firstLine="480"/>
+      </w:pPr>
+      <w:r>
+        <w:rPr>
+          <w:rFonts w:ascii="SimSun" w:cs="SimSun" w:eastAsia="SimSun" w:hAnsi="SimSun"/>
+          <w:sz w:val="24"/>
+          <w:szCs w:val="24"/>
+        </w:rPr>
+        <w:t xml:space="preserve">写完了吗？两个 with 短语长得一模一样，可身份完全不同。</w:t>
+      </w:r>
+    </w:p>
+    <w:p>
+      <w:pPr>
+        <w:spacing w:after="160" w:line="380"/>
+        <w:ind w:firstLine="480"/>
+      </w:pPr>
+      <w:r>
+        <w:rPr>
+          <w:rFonts w:ascii="SimSun" w:cs="SimSun" w:eastAsia="SimSun" w:hAnsi="SimSun"/>
+          <w:sz w:val="24"/>
+          <w:szCs w:val="24"/>
+        </w:rPr>
+        <w:t xml:space="preserve">我们一个一个看。</w:t>
+      </w:r>
+    </w:p>
+    <w:p>
+      <w:pPr>
+        <w:spacing w:after="160" w:line="380"/>
+        <w:ind w:firstLine="480"/>
+      </w:pPr>
+      <w:r>
+        <w:rPr>
+          <w:rFonts w:ascii="SimSun" w:cs="SimSun" w:eastAsia="SimSun" w:hAnsi="SimSun"/>
+          <w:sz w:val="24"/>
+          <w:szCs w:val="24"/>
+        </w:rPr>
+        <w:t xml:space="preserve">第一个，with long hair。它紧跟在名词 girl 后面，说的是哪个女孩——长头发的那个。</w:t>
+      </w:r>
+    </w:p>
+    <w:p>
+      <w:pPr>
+        <w:spacing w:after="160" w:line="380"/>
+        <w:ind w:firstLine="480"/>
+      </w:pPr>
+      <w:r>
+        <w:rPr>
+          <w:rFonts w:ascii="SimSun" w:cs="SimSun" w:eastAsia="SimSun" w:hAnsi="SimSun"/>
+          <w:sz w:val="24"/>
+          <w:szCs w:val="24"/>
+        </w:rPr>
+        <w:t xml:space="preserve">修饰名词，那就是定语，相当于形容词。</w:t>
+      </w:r>
+    </w:p>
+    <w:p>
+      <w:pPr>
+        <w:spacing w:after="160" w:line="380"/>
+        <w:ind w:firstLine="480"/>
+      </w:pPr>
+      <w:r>
+        <w:rPr>
+          <w:rFonts w:ascii="SimSun" w:cs="SimSun" w:eastAsia="SimSun" w:hAnsi="SimSun"/>
+          <w:sz w:val="24"/>
+          <w:szCs w:val="24"/>
+        </w:rPr>
+        <w:t xml:space="preserve">第二个，with a smile。它在句子最后，说的是她怎么回答的——带着微笑回答的。</w:t>
+      </w:r>
+    </w:p>
+    <w:p>
+      <w:pPr>
+        <w:spacing w:after="160" w:line="380"/>
+        <w:ind w:firstLine="480"/>
+      </w:pPr>
+      <w:r>
+        <w:rPr>
+          <w:rFonts w:ascii="SimSun" w:cs="SimSun" w:eastAsia="SimSun" w:hAnsi="SimSun"/>
+          <w:sz w:val="24"/>
+          <w:szCs w:val="24"/>
+        </w:rPr>
+        <w:t xml:space="preserve">修饰的是 answered 这个动作，那就是状语，相当于副词。</w:t>
+      </w:r>
+    </w:p>
+    <w:p>
+      <w:pPr>
+        <w:spacing w:after="160" w:line="380"/>
+        <w:ind w:firstLine="480"/>
+      </w:pPr>
+      <w:r>
+        <w:rPr>
+          <w:rFonts w:ascii="SimSun" w:cs="SimSun" w:eastAsia="SimSun" w:hAnsi="SimSun"/>
+          <w:sz w:val="24"/>
+          <w:szCs w:val="24"/>
+        </w:rPr>
+        <w:t xml:space="preserve">你看，同样是 with 加名词，一个贴在名词后面，一个跟在动作后面，身份就完全不同了。</w:t>
+      </w:r>
+    </w:p>
+    <w:p>
+      <w:pPr>
+        <w:spacing w:after="160" w:line="380"/>
+        <w:ind w:firstLine="480"/>
+      </w:pPr>
+      <w:r>
+        <w:rPr>
+          <w:rFonts w:ascii="SimSun" w:cs="SimSun" w:eastAsia="SimSun" w:hAnsi="SimSun"/>
+          <w:sz w:val="24"/>
+          <w:szCs w:val="24"/>
+        </w:rPr>
+        <w:t xml:space="preserve">这就是今天那条总纲：判断成分不看它长什么样，看它在修饰谁。</w:t>
+      </w:r>
+    </w:p>
+    <w:p>
+      <w:pPr>
+        <w:spacing w:after="160" w:line="380"/>
+        <w:ind w:firstLine="480"/>
+      </w:pPr>
+      <w:r>
+        <w:rPr>
+          <w:rFonts w:ascii="SimSun" w:cs="SimSun" w:eastAsia="SimSun" w:hAnsi="SimSun"/>
+          <w:sz w:val="24"/>
+          <w:szCs w:val="24"/>
+        </w:rPr>
+        <w:t xml:space="preserve">所以 with long hair 是定语，修饰 girl；with a smile 是状语，修饰 answered。</w:t>
       </w:r>
     </w:p>
     <w:p>

--- a/docs/Level1/高中英语语法切片-Level1-第04课-定语状语同位语.docx
+++ b/docs/Level1/高中英语语法切片-Level1-第04课-定语状语同位语.docx
@@ -43,7 +43,7 @@
           <w:sz w:val="24"/>
           <w:szCs w:val="24"/>
         </w:rPr>
-        <w:t xml:space="preserve">同学们好，欢迎回到高中英语语法切片课堂。</w:t>
+        <w:t xml:space="preserve">同学们好，我们又见面了。</w:t>
       </w:r>
     </w:p>
     <w:p>
@@ -225,7 +225,21 @@
           <w:sz w:val="24"/>
           <w:szCs w:val="24"/>
         </w:rPr>
-        <w:t xml:space="preserve">老规矩，先来六道课前测。每道题读完你先暂停，写在纸上，写完再听我讲。</w:t>
+        <w:t xml:space="preserve">开讲之前，六道题先摸个底。</w:t>
+      </w:r>
+    </w:p>
+    <w:p>
+      <w:pPr>
+        <w:spacing w:after="160" w:line="380"/>
+        <w:ind w:firstLine="480"/>
+      </w:pPr>
+      <w:r>
+        <w:rPr>
+          <w:rFonts w:ascii="SimSun" w:cs="SimSun" w:eastAsia="SimSun" w:hAnsi="SimSun"/>
+          <w:sz w:val="24"/>
+          <w:szCs w:val="24"/>
+        </w:rPr>
+        <w:t xml:space="preserve">读完你就停，写在纸上，写完再听我讲。</w:t>
       </w:r>
     </w:p>
     <w:p>
@@ -423,7 +437,7 @@
           <w:sz w:val="24"/>
           <w:szCs w:val="24"/>
         </w:rPr>
-        <w:t xml:space="preserve">好，第一题就到这儿。接下来第二题。</w:t>
+        <w:t xml:space="preserve">好，第二题。</w:t>
       </w:r>
     </w:p>
     <w:p>
@@ -467,7 +481,7 @@
           <w:sz w:val="24"/>
           <w:szCs w:val="24"/>
         </w:rPr>
-        <w:t xml:space="preserve">先自己写一个，写好了我们再对。</w:t>
+        <w:t xml:space="preserve">先写一个，写完我们比对。</w:t>
       </w:r>
     </w:p>
     <w:p>
@@ -623,7 +637,7 @@
           <w:sz w:val="24"/>
           <w:szCs w:val="24"/>
         </w:rPr>
-        <w:t xml:space="preserve">这道题你先写，我不催你。</w:t>
+        <w:t xml:space="preserve">这道题不急，你慢慢想。</w:t>
       </w:r>
     </w:p>
     <w:p>
@@ -777,7 +791,7 @@
           <w:sz w:val="24"/>
           <w:szCs w:val="24"/>
         </w:rPr>
-        <w:t xml:space="preserve">第四题。这道题稍微绕一点，你仔细看。</w:t>
+        <w:t xml:space="preserve">第四题，得动点脑子。</w:t>
       </w:r>
     </w:p>
     <w:p>
@@ -1006,7 +1020,7 @@
           <w:sz w:val="24"/>
           <w:szCs w:val="24"/>
         </w:rPr>
-        <w:t xml:space="preserve">这是道选择题，你先圈一个。</w:t>
+        <w:t xml:space="preserve">选择题，你先定一个。</w:t>
       </w:r>
     </w:p>
     <w:p>
@@ -1118,7 +1132,7 @@
           <w:sz w:val="24"/>
           <w:szCs w:val="24"/>
         </w:rPr>
-        <w:t xml:space="preserve">最后一道，第六题。做完这道我们就正式开讲。</w:t>
+        <w:t xml:space="preserve">最后一道，第六题。</w:t>
       </w:r>
     </w:p>
     <w:p>
@@ -2606,7 +2620,7 @@
           <w:sz w:val="24"/>
           <w:szCs w:val="24"/>
         </w:rPr>
-        <w:t xml:space="preserve">先自己想十秒，写完再往下听。</w:t>
+        <w:t xml:space="preserve">先想十秒，落笔了再听。</w:t>
       </w:r>
     </w:p>
     <w:p>
@@ -2760,7 +2774,7 @@
           <w:sz w:val="24"/>
           <w:szCs w:val="24"/>
         </w:rPr>
-        <w:t xml:space="preserve">好，接下来第二道例题。这道题我不提示了。</w:t>
+        <w:t xml:space="preserve">第二道例题来了，这次不给提示。</w:t>
       </w:r>
     </w:p>
     <w:p>
@@ -2804,7 +2818,7 @@
           <w:sz w:val="24"/>
           <w:szCs w:val="24"/>
         </w:rPr>
-        <w:t xml:space="preserve">你先自己判断，暂停五秒。</w:t>
+        <w:t xml:space="preserve">你自己判一下，暂停五秒。</w:t>
       </w:r>
     </w:p>
     <w:p>
@@ -2902,7 +2916,21 @@
           <w:sz w:val="24"/>
           <w:szCs w:val="24"/>
         </w:rPr>
-        <w:t xml:space="preserve">两道例题做完了。今天的内容我给你捋一遍，抓住五句话就够了。</w:t>
+        <w:t xml:space="preserve">两道例题过完了。</w:t>
+      </w:r>
+    </w:p>
+    <w:p>
+      <w:pPr>
+        <w:spacing w:after="160" w:line="380"/>
+        <w:ind w:firstLine="480"/>
+      </w:pPr>
+      <w:r>
+        <w:rPr>
+          <w:rFonts w:ascii="SimSun" w:cs="SimSun" w:eastAsia="SimSun" w:hAnsi="SimSun"/>
+          <w:sz w:val="24"/>
+          <w:szCs w:val="24"/>
+        </w:rPr>
+        <w:t xml:space="preserve">今天这些东西，我压成五句话给你。</w:t>
       </w:r>
     </w:p>
     <w:p>
@@ -3042,35 +3070,35 @@
           <w:sz w:val="24"/>
           <w:szCs w:val="24"/>
         </w:rPr>
-        <w:t xml:space="preserve">句子成分到今天就讲完了。</w:t>
-      </w:r>
-    </w:p>
-    <w:p>
-      <w:pPr>
-        <w:spacing w:after="160" w:line="380"/>
-        <w:ind w:firstLine="480"/>
-      </w:pPr>
-      <w:r>
-        <w:rPr>
-          <w:rFonts w:ascii="SimSun" w:cs="SimSun" w:eastAsia="SimSun" w:hAnsi="SimSun"/>
-          <w:sz w:val="24"/>
-          <w:szCs w:val="24"/>
-        </w:rPr>
-        <w:t xml:space="preserve">道理都讲完了，接下来就该你上手了。</w:t>
-      </w:r>
-    </w:p>
-    <w:p>
-      <w:pPr>
-        <w:spacing w:after="160" w:line="380"/>
-        <w:ind w:firstLine="480"/>
-      </w:pPr>
-      <w:r>
-        <w:rPr>
-          <w:rFonts w:ascii="SimSun" w:cs="SimSun" w:eastAsia="SimSun" w:hAnsi="SimSun"/>
-          <w:sz w:val="24"/>
-          <w:szCs w:val="24"/>
-        </w:rPr>
-        <w:t xml:space="preserve">下面是六道随堂练习题。还是那句话，每道先自己做，做完再听我讲。</w:t>
+        <w:t xml:space="preserve">句子成分到今天全部讲完。</w:t>
+      </w:r>
+    </w:p>
+    <w:p>
+      <w:pPr>
+        <w:spacing w:after="160" w:line="380"/>
+        <w:ind w:firstLine="480"/>
+      </w:pPr>
+      <w:r>
+        <w:rPr>
+          <w:rFonts w:ascii="SimSun" w:cs="SimSun" w:eastAsia="SimSun" w:hAnsi="SimSun"/>
+          <w:sz w:val="24"/>
+          <w:szCs w:val="24"/>
+        </w:rPr>
+        <w:t xml:space="preserve">剩下的就看你会不会用了。</w:t>
+      </w:r>
+    </w:p>
+    <w:p>
+      <w:pPr>
+        <w:spacing w:after="160" w:line="380"/>
+        <w:ind w:firstLine="480"/>
+      </w:pPr>
+      <w:r>
+        <w:rPr>
+          <w:rFonts w:ascii="SimSun" w:cs="SimSun" w:eastAsia="SimSun" w:hAnsi="SimSun"/>
+          <w:sz w:val="24"/>
+          <w:szCs w:val="24"/>
+        </w:rPr>
+        <w:t xml:space="preserve">下面六道随堂练习，规矩不变：先做后听。</w:t>
       </w:r>
     </w:p>
     <w:p>
@@ -3483,7 +3511,7 @@
           <w:sz w:val="24"/>
           <w:szCs w:val="24"/>
         </w:rPr>
-        <w:t xml:space="preserve">这道题是选择题，你先圈一个。</w:t>
+        <w:t xml:space="preserve">这是选择题，先把答案圈出来。</w:t>
       </w:r>
     </w:p>
     <w:p>
@@ -3625,7 +3653,7 @@
           <w:sz w:val="24"/>
           <w:szCs w:val="24"/>
         </w:rPr>
-        <w:t xml:space="preserve">这道题你先写，写完再听。</w:t>
+        <w:t xml:space="preserve">你先写，写完我们对。</w:t>
       </w:r>
     </w:p>
     <w:p>
@@ -3767,7 +3795,7 @@
           <w:sz w:val="24"/>
           <w:szCs w:val="24"/>
         </w:rPr>
-        <w:t xml:space="preserve">先自己写一个，写好了我们再对。</w:t>
+        <w:t xml:space="preserve">先写一个，写完我们比对。</w:t>
       </w:r>
     </w:p>
     <w:p>
@@ -4105,7 +4133,21 @@
           <w:sz w:val="24"/>
           <w:szCs w:val="24"/>
         </w:rPr>
-        <w:t xml:space="preserve">现在你回头看看今天这十四道题——是不是全在练同一件事：先看它修饰谁，再定它是什么成分。</w:t>
+        <w:t xml:space="preserve">今天这十四道题，你回头数数。</w:t>
+      </w:r>
+    </w:p>
+    <w:p>
+      <w:pPr>
+        <w:spacing w:after="160" w:line="380"/>
+        <w:ind w:firstLine="480"/>
+      </w:pPr>
+      <w:r>
+        <w:rPr>
+          <w:rFonts w:ascii="SimSun" w:cs="SimSun" w:eastAsia="SimSun" w:hAnsi="SimSun"/>
+          <w:sz w:val="24"/>
+          <w:szCs w:val="24"/>
+        </w:rPr>
+        <w:t xml:space="preserve">是不是全在练同一件事：先看它修饰谁，再定它是什么成分。</w:t>
       </w:r>
     </w:p>
     <w:p>
@@ -4133,7 +4175,7 @@
           <w:sz w:val="24"/>
           <w:szCs w:val="24"/>
         </w:rPr>
-        <w:t xml:space="preserve">我最后强调三个地方，做题的时候你必须条件反射去检查。</w:t>
+        <w:t xml:space="preserve">临走前三句话，你做题时要条件反射地想起来。</w:t>
       </w:r>
     </w:p>
     <w:p>
@@ -4231,7 +4273,7 @@
           <w:sz w:val="24"/>
           <w:szCs w:val="24"/>
         </w:rPr>
-        <w:t xml:space="preserve">下节课我们就讲这个：简单句的五大基本句型。下节课见。</w:t>
+        <w:t xml:space="preserve">答案是五种。下节课我们把这五种一次讲透。下节课见。</w:t>
       </w:r>
     </w:p>
     <w:sectPr>

--- a/docs/Level1/高中英语语法切片-Level1-第04课-定语状语同位语.docx
+++ b/docs/Level1/高中英语语法切片-Level1-第04课-定语状语同位语.docx
@@ -495,7 +495,21 @@
           <w:sz w:val="24"/>
           <w:szCs w:val="24"/>
         </w:rPr>
-        <w:t xml:space="preserve">先把骨架挑出来。谓语是 answered，answer 的过去式，带着一般过去时。</w:t>
+        <w:t xml:space="preserve">写好了吗？先把骨架挑出来。</w:t>
+      </w:r>
+    </w:p>
+    <w:p>
+      <w:pPr>
+        <w:spacing w:after="160" w:line="380"/>
+        <w:ind w:firstLine="480"/>
+      </w:pPr>
+      <w:r>
+        <w:rPr>
+          <w:rFonts w:ascii="SimSun" w:cs="SimSun" w:eastAsia="SimSun" w:hAnsi="SimSun"/>
+          <w:sz w:val="24"/>
+          <w:szCs w:val="24"/>
+        </w:rPr>
+        <w:t xml:space="preserve">谓语是 answered，answer 的过去式，带着一般过去时。</w:t>
       </w:r>
     </w:p>
     <w:p>
@@ -3511,7 +3525,7 @@
           <w:sz w:val="24"/>
           <w:szCs w:val="24"/>
         </w:rPr>
-        <w:t xml:space="preserve">这是选择题，先把答案圈出来。</w:t>
+        <w:t xml:space="preserve">这是选择题，先把答案圈出来。圈完我们一项一项看。</w:t>
       </w:r>
     </w:p>
     <w:p>

--- a/docs/Level1/高中英语语法切片-Level1-第04课-定语状语同位语.docx
+++ b/docs/Level1/高中英语语法切片-Level1-第04课-定语状语同位语.docx
@@ -57,7 +57,7 @@
           <w:sz w:val="24"/>
           <w:szCs w:val="24"/>
         </w:rPr>
-        <w:t xml:space="preserve">前三节课我们把句子的骨架搭完了——主语、谓语、宾语、表语、宾补。</w:t>
+        <w:t xml:space="preserve">好，前三节课我们把句子的骨架搭完了——主语、谓语、宾语、表语、宾补。</w:t>
       </w:r>
     </w:p>
     <w:p>
@@ -113,7 +113,7 @@
           <w:sz w:val="24"/>
           <w:szCs w:val="24"/>
         </w:rPr>
-        <w:t xml:space="preserve">你把它们全部拿掉，句子照样立得住，只是意思变得干巴巴的。</w:t>
+        <w:t xml:space="preserve">那你把它们全部拿掉，句子照样立得住，只是意思变得干巴巴的。</w:t>
       </w:r>
     </w:p>
     <w:p>
@@ -155,7 +155,21 @@
           <w:sz w:val="24"/>
           <w:szCs w:val="24"/>
         </w:rPr>
-        <w:t xml:space="preserve">因为高考阅读里那些三四行长的句子，长就长在它们身上。</w:t>
+        <w:t xml:space="preserve">因为高考阅读里那些三四行长的句子。</w:t>
+      </w:r>
+    </w:p>
+    <w:p>
+      <w:pPr>
+        <w:spacing w:after="160" w:line="380"/>
+        <w:ind w:firstLine="480"/>
+      </w:pPr>
+      <w:r>
+        <w:rPr>
+          <w:rFonts w:ascii="SimSun" w:cs="SimSun" w:eastAsia="SimSun" w:hAnsi="SimSun"/>
+          <w:sz w:val="24"/>
+          <w:szCs w:val="24"/>
+        </w:rPr>
+        <w:t xml:space="preserve">长就长在它们身上。</w:t>
       </w:r>
     </w:p>
     <w:p>
@@ -197,7 +211,21 @@
           <w:sz w:val="24"/>
           <w:szCs w:val="24"/>
         </w:rPr>
-        <w:t xml:space="preserve">上节课那个思路今天要反复用，我再说一遍：定语干的是形容词的活儿，状语干的是副词的活儿。</w:t>
+        <w:t xml:space="preserve">来，上节课那个思路今天要反复用，我再说一遍：定语干的是形容词的活儿。</w:t>
+      </w:r>
+    </w:p>
+    <w:p>
+      <w:pPr>
+        <w:spacing w:after="160" w:line="380"/>
+        <w:ind w:firstLine="480"/>
+      </w:pPr>
+      <w:r>
+        <w:rPr>
+          <w:rFonts w:ascii="SimSun" w:cs="SimSun" w:eastAsia="SimSun" w:hAnsi="SimSun"/>
+          <w:sz w:val="24"/>
+          <w:szCs w:val="24"/>
+        </w:rPr>
+        <w:t xml:space="preserve">状语干的是副词的活儿。</w:t>
       </w:r>
     </w:p>
     <w:p>
@@ -437,6 +465,20 @@
           <w:sz w:val="24"/>
           <w:szCs w:val="24"/>
         </w:rPr>
+        <w:t xml:space="preserve">就这样。</w:t>
+      </w:r>
+    </w:p>
+    <w:p>
+      <w:pPr>
+        <w:spacing w:after="160" w:line="380"/>
+        <w:ind w:firstLine="480"/>
+      </w:pPr>
+      <w:r>
+        <w:rPr>
+          <w:rFonts w:ascii="SimSun" w:cs="SimSun" w:eastAsia="SimSun" w:hAnsi="SimSun"/>
+          <w:sz w:val="24"/>
+          <w:szCs w:val="24"/>
+        </w:rPr>
         <w:t xml:space="preserve">好，第二题。</w:t>
       </w:r>
     </w:p>
@@ -481,6 +523,20 @@
           <w:sz w:val="24"/>
           <w:szCs w:val="24"/>
         </w:rPr>
+        <w:t xml:space="preserve">这一步你跟上了吗？</w:t>
+      </w:r>
+    </w:p>
+    <w:p>
+      <w:pPr>
+        <w:spacing w:after="160" w:line="380"/>
+        <w:ind w:firstLine="480"/>
+      </w:pPr>
+      <w:r>
+        <w:rPr>
+          <w:rFonts w:ascii="SimSun" w:cs="SimSun" w:eastAsia="SimSun" w:hAnsi="SimSun"/>
+          <w:sz w:val="24"/>
+          <w:szCs w:val="24"/>
+        </w:rPr>
         <w:t xml:space="preserve">先写一个，写完我们比对。</w:t>
       </w:r>
     </w:p>
@@ -791,6 +847,20 @@
           <w:sz w:val="24"/>
           <w:szCs w:val="24"/>
         </w:rPr>
+        <w:t xml:space="preserve">记住它。</w:t>
+      </w:r>
+    </w:p>
+    <w:p>
+      <w:pPr>
+        <w:spacing w:after="160" w:line="380"/>
+        <w:ind w:firstLine="480"/>
+      </w:pPr>
+      <w:r>
+        <w:rPr>
+          <w:rFonts w:ascii="SimSun" w:cs="SimSun" w:eastAsia="SimSun" w:hAnsi="SimSun"/>
+          <w:sz w:val="24"/>
+          <w:szCs w:val="24"/>
+        </w:rPr>
         <w:t xml:space="preserve">所以这儿填 to tell。</w:t>
       </w:r>
     </w:p>
@@ -849,6 +919,20 @@
           <w:sz w:val="24"/>
           <w:szCs w:val="24"/>
         </w:rPr>
+        <w:t xml:space="preserve">你自己再念一遍看看。</w:t>
+      </w:r>
+    </w:p>
+    <w:p>
+      <w:pPr>
+        <w:spacing w:after="160" w:line="380"/>
+        <w:ind w:firstLine="480"/>
+      </w:pPr>
+      <w:r>
+        <w:rPr>
+          <w:rFonts w:ascii="SimSun" w:cs="SimSun" w:eastAsia="SimSun" w:hAnsi="SimSun"/>
+          <w:sz w:val="24"/>
+          <w:szCs w:val="24"/>
+        </w:rPr>
         <w:t xml:space="preserve">先自己圈，圈完再听。</w:t>
       </w:r>
     </w:p>
@@ -1316,7 +1400,7 @@
           <w:sz w:val="24"/>
           <w:szCs w:val="24"/>
         </w:rPr>
-        <w:t xml:space="preserve">下面我们一个一个把这三个成分讲透。</w:t>
+        <w:t xml:space="preserve">接着说，下面我们一个一个把这三个成分讲透。</w:t>
       </w:r>
     </w:p>
     <w:p>
@@ -1414,7 +1498,7 @@
           <w:sz w:val="24"/>
           <w:szCs w:val="24"/>
         </w:rPr>
-        <w:t xml:space="preserve">因为定语的形式五花八门，但不管它长成什么样，它的身份永远是形容词。</w:t>
+        <w:t xml:space="preserve">你看，因为定语的形式五花八门，但不管它长成什么样，它的身份永远是形容词。</w:t>
       </w:r>
     </w:p>
     <w:p>
@@ -1442,7 +1526,21 @@
           <w:sz w:val="24"/>
           <w:szCs w:val="24"/>
         </w:rPr>
-        <w:t xml:space="preserve">放在名词前面的叫前置定语，放在名词后面的叫后置定语。</w:t>
+        <w:t xml:space="preserve">放在名词前面的叫前置定语。</w:t>
+      </w:r>
+    </w:p>
+    <w:p>
+      <w:pPr>
+        <w:spacing w:after="160" w:line="380"/>
+        <w:ind w:firstLine="480"/>
+      </w:pPr>
+      <w:r>
+        <w:rPr>
+          <w:rFonts w:ascii="SimSun" w:cs="SimSun" w:eastAsia="SimSun" w:hAnsi="SimSun"/>
+          <w:sz w:val="24"/>
+          <w:szCs w:val="24"/>
+        </w:rPr>
+        <w:t xml:space="preserve">放在名词后面的叫后置定语。</w:t>
       </w:r>
     </w:p>
     <w:p>
@@ -1470,7 +1568,7 @@
           <w:sz w:val="24"/>
           <w:szCs w:val="24"/>
         </w:rPr>
-        <w:t xml:space="preserve">它相对简单，就是贴在名词前面的那些东西。</w:t>
+        <w:t xml:space="preserve">再看，它相对简单，就是贴在名词前面的那些东西。</w:t>
       </w:r>
     </w:p>
     <w:p>
@@ -1512,7 +1610,7 @@
           <w:sz w:val="24"/>
           <w:szCs w:val="24"/>
         </w:rPr>
-        <w:t xml:space="preserve">还有代词，my book；数词，three apples；分词，a sleeping baby，一个睡着的婴儿。</w:t>
+        <w:t xml:space="preserve">所以还有代词，my book；数词，three apples；分词，a sleeping baby，一个睡着的婴儿。</w:t>
       </w:r>
     </w:p>
     <w:p>
@@ -1624,7 +1722,21 @@
           <w:sz w:val="24"/>
           <w:szCs w:val="24"/>
         </w:rPr>
-        <w:t xml:space="preserve">你想想，英语不喜欢把一长串东西堆在名词前面。它习惯把名词先说出来，再从后面慢慢补充。</w:t>
+        <w:t xml:space="preserve">不过你想想，英语不喜欢把一长串东西堆在名词前面。它习惯把名词先说出来。</w:t>
+      </w:r>
+    </w:p>
+    <w:p>
+      <w:pPr>
+        <w:spacing w:after="160" w:line="380"/>
+        <w:ind w:firstLine="480"/>
+      </w:pPr>
+      <w:r>
+        <w:rPr>
+          <w:rFonts w:ascii="SimSun" w:cs="SimSun" w:eastAsia="SimSun" w:hAnsi="SimSun"/>
+          <w:sz w:val="24"/>
+          <w:szCs w:val="24"/>
+        </w:rPr>
+        <w:t xml:space="preserve">再从后面慢慢补充。</w:t>
       </w:r>
     </w:p>
     <w:p>
@@ -1722,7 +1834,7 @@
           <w:sz w:val="24"/>
           <w:szCs w:val="24"/>
         </w:rPr>
-        <w:t xml:space="preserve">还有定语从句，比如 the book that I bought yesterday，我昨天买的那本书。从句这块 Level 2 会花十节课细讲。</w:t>
+        <w:t xml:space="preserve">这样一来，还有定语从句，比如 the book that I bought yesterday，我昨天买的那本书。从句这块 Level 2 会花十节课细讲。</w:t>
       </w:r>
     </w:p>
     <w:p>
@@ -1848,7 +1960,7 @@
           <w:sz w:val="24"/>
           <w:szCs w:val="24"/>
         </w:rPr>
-        <w:t xml:space="preserve">什么时候、在哪儿、为什么、怎么样、到什么程度，你能想到的这些，全都是它管。</w:t>
+        <w:t xml:space="preserve">换句话说，什么时候、在哪儿、为什么、怎么样、到什么程度，你能想到的这些，全都是它管。</w:t>
       </w:r>
     </w:p>
     <w:p>
@@ -1932,6 +2044,20 @@
           <w:sz w:val="24"/>
           <w:szCs w:val="24"/>
         </w:rPr>
+        <w:t xml:space="preserve">停。</w:t>
+      </w:r>
+    </w:p>
+    <w:p>
+      <w:pPr>
+        <w:spacing w:after="160" w:line="380"/>
+        <w:ind w:firstLine="480"/>
+      </w:pPr>
+      <w:r>
+        <w:rPr>
+          <w:rFonts w:ascii="SimSun" w:cs="SimSun" w:eastAsia="SimSun" w:hAnsi="SimSun"/>
+          <w:sz w:val="24"/>
+          <w:szCs w:val="24"/>
+        </w:rPr>
         <w:t xml:space="preserve">说为了什么的叫目的状语，比如 She got up early to catch the train。</w:t>
       </w:r>
     </w:p>
@@ -2072,7 +2198,21 @@
           <w:sz w:val="24"/>
           <w:szCs w:val="24"/>
         </w:rPr>
-        <w:t xml:space="preserve">它可以在句首，可以在句中，也可以在句末，你哪儿都能碰上它。</w:t>
+        <w:t xml:space="preserve">好，它可以在句首，可以在句中，也可以在句末。</w:t>
+      </w:r>
+    </w:p>
+    <w:p>
+      <w:pPr>
+        <w:spacing w:after="160" w:line="380"/>
+        <w:ind w:firstLine="480"/>
+      </w:pPr>
+      <w:r>
+        <w:rPr>
+          <w:rFonts w:ascii="SimSun" w:cs="SimSun" w:eastAsia="SimSun" w:hAnsi="SimSun"/>
+          <w:sz w:val="24"/>
+          <w:szCs w:val="24"/>
+        </w:rPr>
+        <w:t xml:space="preserve">你哪儿都能碰上它。</w:t>
       </w:r>
     </w:p>
     <w:p>
@@ -2184,7 +2324,21 @@
           <w:sz w:val="24"/>
           <w:szCs w:val="24"/>
         </w:rPr>
-        <w:t xml:space="preserve">on the desk 贴在名词 book 后面，说的是哪本书，修饰名词，所以是定语，相当于形容词。</w:t>
+        <w:t xml:space="preserve">那on the desk 贴在名词 book 后面，说的是哪本书，修饰名词。</w:t>
+      </w:r>
+    </w:p>
+    <w:p>
+      <w:pPr>
+        <w:spacing w:after="160" w:line="380"/>
+        <w:ind w:firstLine="480"/>
+      </w:pPr>
+      <w:r>
+        <w:rPr>
+          <w:rFonts w:ascii="SimSun" w:cs="SimSun" w:eastAsia="SimSun" w:hAnsi="SimSun"/>
+          <w:sz w:val="24"/>
+          <w:szCs w:val="24"/>
+        </w:rPr>
+        <w:t xml:space="preserve">所以是定语，相当于形容词。</w:t>
       </w:r>
     </w:p>
     <w:p>
@@ -2296,7 +2450,7 @@
           <w:sz w:val="24"/>
           <w:szCs w:val="24"/>
         </w:rPr>
-        <w:t xml:space="preserve">你就这么理解：它紧跟在一个名词后面，跟那个名词指同一个东西，专门用来进一步说明它。</w:t>
+        <w:t xml:space="preserve">来，你就这么理解：它紧跟在一个名词后面，跟那个名词指同一个东西，专门用来进一步说明它。</w:t>
       </w:r>
     </w:p>
     <w:p>
@@ -2436,7 +2590,7 @@
           <w:sz w:val="24"/>
           <w:szCs w:val="24"/>
         </w:rPr>
-        <w:t xml:space="preserve">两条都过，就说明它俩是同一个东西。</w:t>
+        <w:t xml:space="preserve">接着说，两条都过，就说明它俩是同一个东西。</w:t>
       </w:r>
     </w:p>
     <w:p>
@@ -2492,7 +2646,21 @@
           <w:sz w:val="24"/>
           <w:szCs w:val="24"/>
         </w:rPr>
-        <w:t xml:space="preserve">定语是修饰关系。你注意，它跟被修饰的名词不是同一个东西，它只是在描述那个名词。</w:t>
+        <w:t xml:space="preserve">定语是修饰关系。你注意，它跟被修饰的名词不是同一个东西。</w:t>
+      </w:r>
+    </w:p>
+    <w:p>
+      <w:pPr>
+        <w:spacing w:after="160" w:line="380"/>
+        <w:ind w:firstLine="480"/>
+      </w:pPr>
+      <w:r>
+        <w:rPr>
+          <w:rFonts w:ascii="SimSun" w:cs="SimSun" w:eastAsia="SimSun" w:hAnsi="SimSun"/>
+          <w:sz w:val="24"/>
+          <w:szCs w:val="24"/>
+        </w:rPr>
+        <w:t xml:space="preserve">它只是在描述那个名词。</w:t>
       </w:r>
     </w:p>
     <w:p>
@@ -2520,7 +2688,7 @@
           <w:sz w:val="24"/>
           <w:szCs w:val="24"/>
         </w:rPr>
-        <w:t xml:space="preserve">你比较一下。My friend Tom，朋友就是汤姆，两者相等，Tom 是同位语。</w:t>
+        <w:t xml:space="preserve">再看，你比较一下。My friend Tom，朋友就是汤姆，两者相等，Tom 是同位语。</w:t>
       </w:r>
     </w:p>
     <w:p>
@@ -2832,6 +3000,34 @@
           <w:sz w:val="24"/>
           <w:szCs w:val="24"/>
         </w:rPr>
+        <w:t xml:space="preserve">这里你别急着往下。</w:t>
+      </w:r>
+    </w:p>
+    <w:p>
+      <w:pPr>
+        <w:spacing w:after="160" w:line="380"/>
+        <w:ind w:firstLine="480"/>
+      </w:pPr>
+      <w:r>
+        <w:rPr>
+          <w:rFonts w:ascii="SimSun" w:cs="SimSun" w:eastAsia="SimSun" w:hAnsi="SimSun"/>
+          <w:sz w:val="24"/>
+          <w:szCs w:val="24"/>
+        </w:rPr>
+        <w:t xml:space="preserve">这个点你要记牢。</w:t>
+      </w:r>
+    </w:p>
+    <w:p>
+      <w:pPr>
+        <w:spacing w:after="160" w:line="380"/>
+        <w:ind w:firstLine="480"/>
+      </w:pPr>
+      <w:r>
+        <w:rPr>
+          <w:rFonts w:ascii="SimSun" w:cs="SimSun" w:eastAsia="SimSun" w:hAnsi="SimSun"/>
+          <w:sz w:val="24"/>
+          <w:szCs w:val="24"/>
+        </w:rPr>
         <w:t xml:space="preserve">你自己判一下，暂停五秒。</w:t>
       </w:r>
     </w:p>
@@ -2972,7 +3168,21 @@
           <w:sz w:val="24"/>
           <w:szCs w:val="24"/>
         </w:rPr>
-        <w:t xml:space="preserve">你记住位置：单个词一般放名词前面，成串的短语和从句一律放名词后面。</w:t>
+        <w:t xml:space="preserve">所以你记住位置：单个词一般放名词前面。</w:t>
+      </w:r>
+    </w:p>
+    <w:p>
+      <w:pPr>
+        <w:spacing w:after="160" w:line="380"/>
+        <w:ind w:firstLine="480"/>
+      </w:pPr>
+      <w:r>
+        <w:rPr>
+          <w:rFonts w:ascii="SimSun" w:cs="SimSun" w:eastAsia="SimSun" w:hAnsi="SimSun"/>
+          <w:sz w:val="24"/>
+          <w:szCs w:val="24"/>
+        </w:rPr>
+        <w:t xml:space="preserve">成串的短语和从句一律放名词后面。</w:t>
       </w:r>
     </w:p>
     <w:p>
@@ -3014,7 +3224,7 @@
           <w:sz w:val="24"/>
           <w:szCs w:val="24"/>
         </w:rPr>
-        <w:t xml:space="preserve">你按意思能把它分成时间、地点、原因、目的、方式、程度好几类。</w:t>
+        <w:t xml:space="preserve">不过你按意思能把它分成时间、地点、原因、目的、方式、程度好几类。</w:t>
       </w:r>
     </w:p>
     <w:p>
@@ -3056,21 +3266,49 @@
           <w:sz w:val="24"/>
           <w:szCs w:val="24"/>
         </w:rPr>
-        <w:t xml:space="preserve">第五句。同位语跟前面的名词是同一个东西，用加 be 动词的办法能验出来。</w:t>
-      </w:r>
-    </w:p>
-    <w:p>
-      <w:pPr>
-        <w:spacing w:after="160" w:line="380"/>
-        <w:ind w:firstLine="480"/>
-      </w:pPr>
-      <w:r>
-        <w:rPr>
-          <w:rFonts w:ascii="SimSun" w:cs="SimSun" w:eastAsia="SimSun" w:hAnsi="SimSun"/>
-          <w:sz w:val="24"/>
-          <w:szCs w:val="24"/>
-        </w:rPr>
-        <w:t xml:space="preserve">定语是修饰关系，同位语是等同关系，这两个你别混。</w:t>
+        <w:t xml:space="preserve">对。</w:t>
+      </w:r>
+    </w:p>
+    <w:p>
+      <w:pPr>
+        <w:spacing w:after="160" w:line="380"/>
+        <w:ind w:firstLine="480"/>
+      </w:pPr>
+      <w:r>
+        <w:rPr>
+          <w:rFonts w:ascii="SimSun" w:cs="SimSun" w:eastAsia="SimSun" w:hAnsi="SimSun"/>
+          <w:sz w:val="24"/>
+          <w:szCs w:val="24"/>
+        </w:rPr>
+        <w:t xml:space="preserve">第五句。同位语跟前面的名词是同一个东西。</w:t>
+      </w:r>
+    </w:p>
+    <w:p>
+      <w:pPr>
+        <w:spacing w:after="160" w:line="380"/>
+        <w:ind w:firstLine="480"/>
+      </w:pPr>
+      <w:r>
+        <w:rPr>
+          <w:rFonts w:ascii="SimSun" w:cs="SimSun" w:eastAsia="SimSun" w:hAnsi="SimSun"/>
+          <w:sz w:val="24"/>
+          <w:szCs w:val="24"/>
+        </w:rPr>
+        <w:t xml:space="preserve">用加 be 动词的办法能验出来。</w:t>
+      </w:r>
+    </w:p>
+    <w:p>
+      <w:pPr>
+        <w:spacing w:after="160" w:line="380"/>
+        <w:ind w:firstLine="480"/>
+      </w:pPr>
+      <w:r>
+        <w:rPr>
+          <w:rFonts w:ascii="SimSun" w:cs="SimSun" w:eastAsia="SimSun" w:hAnsi="SimSun"/>
+          <w:sz w:val="24"/>
+          <w:szCs w:val="24"/>
+        </w:rPr>
+        <w:t xml:space="preserve">这样一来，定语是修饰关系，同位语是等同关系，这两个你别混。</w:t>
       </w:r>
     </w:p>
     <w:p>
@@ -3170,6 +3408,20 @@
           <w:sz w:val="24"/>
           <w:szCs w:val="24"/>
         </w:rPr>
+        <w:t xml:space="preserve">你有没有发现？</w:t>
+      </w:r>
+    </w:p>
+    <w:p>
+      <w:pPr>
+        <w:spacing w:after="160" w:line="380"/>
+        <w:ind w:firstLine="480"/>
+      </w:pPr>
+      <w:r>
+        <w:rPr>
+          <w:rFonts w:ascii="SimSun" w:cs="SimSun" w:eastAsia="SimSun" w:hAnsi="SimSun"/>
+          <w:sz w:val="24"/>
+          <w:szCs w:val="24"/>
+        </w:rPr>
         <w:t xml:space="preserve">这道题你先暂停，自己划一遍，写在纸上。</w:t>
       </w:r>
     </w:p>
@@ -3283,6 +3535,20 @@
           <w:szCs w:val="24"/>
         </w:rPr>
         <w:t xml:space="preserve">at midnight 说的是什么时候完成的，也修饰 finished，也是状语。</w:t>
+      </w:r>
+    </w:p>
+    <w:p>
+      <w:pPr>
+        <w:spacing w:after="160" w:line="380"/>
+        <w:ind w:firstLine="480"/>
+      </w:pPr>
+      <w:r>
+        <w:rPr>
+          <w:rFonts w:ascii="SimSun" w:cs="SimSun" w:eastAsia="SimSun" w:hAnsi="SimSun"/>
+          <w:sz w:val="24"/>
+          <w:szCs w:val="24"/>
+        </w:rPr>
+        <w:t xml:space="preserve">很简单。</w:t>
       </w:r>
     </w:p>
     <w:p>
@@ -3525,6 +3791,34 @@
           <w:sz w:val="24"/>
           <w:szCs w:val="24"/>
         </w:rPr>
+        <w:t xml:space="preserve">你把这句多读两遍。</w:t>
+      </w:r>
+    </w:p>
+    <w:p>
+      <w:pPr>
+        <w:spacing w:after="160" w:line="380"/>
+        <w:ind w:firstLine="480"/>
+      </w:pPr>
+      <w:r>
+        <w:rPr>
+          <w:rFonts w:ascii="SimSun" w:cs="SimSun" w:eastAsia="SimSun" w:hAnsi="SimSun"/>
+          <w:sz w:val="24"/>
+          <w:szCs w:val="24"/>
+        </w:rPr>
+        <w:t xml:space="preserve">这一条你划下来。</w:t>
+      </w:r>
+    </w:p>
+    <w:p>
+      <w:pPr>
+        <w:spacing w:after="160" w:line="380"/>
+        <w:ind w:firstLine="480"/>
+      </w:pPr>
+      <w:r>
+        <w:rPr>
+          <w:rFonts w:ascii="SimSun" w:cs="SimSun" w:eastAsia="SimSun" w:hAnsi="SimSun"/>
+          <w:sz w:val="24"/>
+          <w:szCs w:val="24"/>
+        </w:rPr>
         <w:t xml:space="preserve">这是选择题，先把答案圈出来。圈完我们一项一项看。</w:t>
       </w:r>
     </w:p>
@@ -3667,6 +3961,34 @@
           <w:sz w:val="24"/>
           <w:szCs w:val="24"/>
         </w:rPr>
+        <w:t xml:space="preserve">你先在脑子里走一遍。</w:t>
+      </w:r>
+    </w:p>
+    <w:p>
+      <w:pPr>
+        <w:spacing w:after="160" w:line="380"/>
+        <w:ind w:firstLine="480"/>
+      </w:pPr>
+      <w:r>
+        <w:rPr>
+          <w:rFonts w:ascii="SimSun" w:cs="SimSun" w:eastAsia="SimSun" w:hAnsi="SimSun"/>
+          <w:sz w:val="24"/>
+          <w:szCs w:val="24"/>
+        </w:rPr>
+        <w:t xml:space="preserve">这一步你跟上了吗？</w:t>
+      </w:r>
+    </w:p>
+    <w:p>
+      <w:pPr>
+        <w:spacing w:after="160" w:line="380"/>
+        <w:ind w:firstLine="480"/>
+      </w:pPr>
+      <w:r>
+        <w:rPr>
+          <w:rFonts w:ascii="SimSun" w:cs="SimSun" w:eastAsia="SimSun" w:hAnsi="SimSun"/>
+          <w:sz w:val="24"/>
+          <w:szCs w:val="24"/>
+        </w:rPr>
         <w:t xml:space="preserve">你先写，写完我们对。</w:t>
       </w:r>
     </w:p>
@@ -4133,7 +4455,21 @@
           <w:sz w:val="24"/>
           <w:szCs w:val="24"/>
         </w:rPr>
-        <w:t xml:space="preserve">开场我跟你说过，高考阅读那些三四行的长句，长就长在这三样东西上。</w:t>
+        <w:t xml:space="preserve">开场我跟你说过，高考阅读那些三四行的长句。</w:t>
+      </w:r>
+    </w:p>
+    <w:p>
+      <w:pPr>
+        <w:spacing w:after="160" w:line="380"/>
+        <w:ind w:firstLine="480"/>
+      </w:pPr>
+      <w:r>
+        <w:rPr>
+          <w:rFonts w:ascii="SimSun" w:cs="SimSun" w:eastAsia="SimSun" w:hAnsi="SimSun"/>
+          <w:sz w:val="24"/>
+          <w:szCs w:val="24"/>
+        </w:rPr>
+        <w:t xml:space="preserve">长就长在这三样东西上。</w:t>
       </w:r>
     </w:p>
     <w:p>
@@ -4161,7 +4497,7 @@
           <w:sz w:val="24"/>
           <w:szCs w:val="24"/>
         </w:rPr>
-        <w:t xml:space="preserve">是不是全在练同一件事：先看它修饰谁，再定它是什么成分。</w:t>
+        <w:t xml:space="preserve">换句话说，是不是全在练同一件事：先看它修饰谁，再定它是什么成分。</w:t>
       </w:r>
     </w:p>
     <w:p>
@@ -4203,21 +4539,35 @@
           <w:sz w:val="24"/>
           <w:szCs w:val="24"/>
         </w:rPr>
-        <w:t xml:space="preserve">第一，碰到任何一个修饰成分，你先问它在修饰谁。</w:t>
-      </w:r>
-    </w:p>
-    <w:p>
-      <w:pPr>
-        <w:spacing w:after="160" w:line="380"/>
-        <w:ind w:firstLine="480"/>
-      </w:pPr>
-      <w:r>
-        <w:rPr>
-          <w:rFonts w:ascii="SimSun" w:cs="SimSun" w:eastAsia="SimSun" w:hAnsi="SimSun"/>
-          <w:sz w:val="24"/>
-          <w:szCs w:val="24"/>
-        </w:rPr>
-        <w:t xml:space="preserve">修饰名词就是定语，是形容词的活儿；修饰动词就是状语，是副词的活儿。</w:t>
+        <w:t xml:space="preserve">好，第一，碰到任何一个修饰成分，你先问它在修饰谁。</w:t>
+      </w:r>
+    </w:p>
+    <w:p>
+      <w:pPr>
+        <w:spacing w:after="160" w:line="380"/>
+        <w:ind w:firstLine="480"/>
+      </w:pPr>
+      <w:r>
+        <w:rPr>
+          <w:rFonts w:ascii="SimSun" w:cs="SimSun" w:eastAsia="SimSun" w:hAnsi="SimSun"/>
+          <w:sz w:val="24"/>
+          <w:szCs w:val="24"/>
+        </w:rPr>
+        <w:t xml:space="preserve">修饰名词就是定语。</w:t>
+      </w:r>
+    </w:p>
+    <w:p>
+      <w:pPr>
+        <w:spacing w:after="160" w:line="380"/>
+        <w:ind w:firstLine="480"/>
+      </w:pPr>
+      <w:r>
+        <w:rPr>
+          <w:rFonts w:ascii="SimSun" w:cs="SimSun" w:eastAsia="SimSun" w:hAnsi="SimSun"/>
+          <w:sz w:val="24"/>
+          <w:szCs w:val="24"/>
+        </w:rPr>
+        <w:t xml:space="preserve">是形容词的活儿；修饰动词就是状语，是副词的活儿。</w:t>
       </w:r>
     </w:p>
     <w:p>
@@ -4245,7 +4595,7 @@
           <w:sz w:val="24"/>
           <w:szCs w:val="24"/>
         </w:rPr>
-        <w:t xml:space="preserve">第三，判断同位语你用加 be 动词的办法。语法和逻辑两条都过，就说明两者是同一个东西。</w:t>
+        <w:t xml:space="preserve">那第三，判断同位语你用加 be 动词的办法。语法和逻辑两条都过，就说明两者是同一个东西。</w:t>
       </w:r>
     </w:p>
     <w:p>
@@ -4273,7 +4623,21 @@
           <w:sz w:val="24"/>
           <w:szCs w:val="24"/>
         </w:rPr>
-        <w:t xml:space="preserve">可成分认识了还不够。你想想，它们组装起来能拼成几种句子？</w:t>
+        <w:t xml:space="preserve">可成分认识了还不够。你想想。</w:t>
+      </w:r>
+    </w:p>
+    <w:p>
+      <w:pPr>
+        <w:spacing w:after="160" w:line="380"/>
+        <w:ind w:firstLine="480"/>
+      </w:pPr>
+      <w:r>
+        <w:rPr>
+          <w:rFonts w:ascii="SimSun" w:cs="SimSun" w:eastAsia="SimSun" w:hAnsi="SimSun"/>
+          <w:sz w:val="24"/>
+          <w:szCs w:val="24"/>
+        </w:rPr>
+        <w:t xml:space="preserve">它们组装起来能拼成几种句子？</w:t>
       </w:r>
     </w:p>
     <w:p>

--- a/docs/Level1/高中英语语法切片-Level1-第04课-定语状语同位语.docx
+++ b/docs/Level1/高中英语语法切片-Level1-第04课-定语状语同位语.docx
@@ -3947,133 +3947,161 @@
           <w:sz w:val="24"/>
           <w:szCs w:val="24"/>
         </w:rPr>
-        <w:t xml:space="preserve">题目：下面句子里，哪一部分是同位语？它说明的是哪个成分？Our headmaster Mr. Zhang gave us a wonderful speech yesterday.</w:t>
-      </w:r>
-    </w:p>
-    <w:p>
-      <w:pPr>
-        <w:spacing w:after="160" w:line="380"/>
-        <w:ind w:firstLine="480"/>
-      </w:pPr>
-      <w:r>
-        <w:rPr>
-          <w:rFonts w:ascii="SimSun" w:cs="SimSun" w:eastAsia="SimSun" w:hAnsi="SimSun"/>
-          <w:sz w:val="24"/>
-          <w:szCs w:val="24"/>
-        </w:rPr>
-        <w:t xml:space="preserve">你先在脑子里走一遍。</w:t>
-      </w:r>
-    </w:p>
-    <w:p>
-      <w:pPr>
-        <w:spacing w:after="160" w:line="380"/>
-        <w:ind w:firstLine="480"/>
-      </w:pPr>
-      <w:r>
-        <w:rPr>
-          <w:rFonts w:ascii="SimSun" w:cs="SimSun" w:eastAsia="SimSun" w:hAnsi="SimSun"/>
-          <w:sz w:val="24"/>
-          <w:szCs w:val="24"/>
-        </w:rPr>
-        <w:t xml:space="preserve">这一步你跟上了吗？</w:t>
-      </w:r>
-    </w:p>
-    <w:p>
-      <w:pPr>
-        <w:spacing w:after="160" w:line="380"/>
-        <w:ind w:firstLine="480"/>
-      </w:pPr>
-      <w:r>
-        <w:rPr>
-          <w:rFonts w:ascii="SimSun" w:cs="SimSun" w:eastAsia="SimSun" w:hAnsi="SimSun"/>
-          <w:sz w:val="24"/>
-          <w:szCs w:val="24"/>
-        </w:rPr>
-        <w:t xml:space="preserve">你先写，写完我们对。</w:t>
-      </w:r>
-    </w:p>
-    <w:p>
-      <w:pPr>
-        <w:spacing w:after="160" w:line="380"/>
-        <w:ind w:firstLine="480"/>
-      </w:pPr>
-      <w:r>
-        <w:rPr>
-          <w:rFonts w:ascii="SimSun" w:cs="SimSun" w:eastAsia="SimSun" w:hAnsi="SimSun"/>
-          <w:sz w:val="24"/>
-          <w:szCs w:val="24"/>
-        </w:rPr>
-        <w:t xml:space="preserve">好，主语这一块是 Our headmaster Mr. Zhang。</w:t>
-      </w:r>
-    </w:p>
-    <w:p>
-      <w:pPr>
-        <w:spacing w:after="160" w:line="380"/>
-        <w:ind w:firstLine="480"/>
-      </w:pPr>
-      <w:r>
-        <w:rPr>
-          <w:rFonts w:ascii="SimSun" w:cs="SimSun" w:eastAsia="SimSun" w:hAnsi="SimSun"/>
-          <w:sz w:val="24"/>
-          <w:szCs w:val="24"/>
-        </w:rPr>
-        <w:t xml:space="preserve">里面出现了两个指人的东西：Our headmaster 和 Mr. Zhang。</w:t>
-      </w:r>
-    </w:p>
-    <w:p>
-      <w:pPr>
-        <w:spacing w:after="160" w:line="380"/>
-        <w:ind w:firstLine="480"/>
-      </w:pPr>
-      <w:r>
-        <w:rPr>
-          <w:rFonts w:ascii="SimSun" w:cs="SimSun" w:eastAsia="SimSun" w:hAnsi="SimSun"/>
-          <w:sz w:val="24"/>
-          <w:szCs w:val="24"/>
-        </w:rPr>
-        <w:t xml:space="preserve">它们是两个人吗？我们用加 be 动词的办法验一下。</w:t>
-      </w:r>
-    </w:p>
-    <w:p>
-      <w:pPr>
-        <w:spacing w:after="160" w:line="380"/>
-        <w:ind w:firstLine="480"/>
-      </w:pPr>
-      <w:r>
-        <w:rPr>
-          <w:rFonts w:ascii="SimSun" w:cs="SimSun" w:eastAsia="SimSun" w:hAnsi="SimSun"/>
-          <w:sz w:val="24"/>
-          <w:szCs w:val="24"/>
-        </w:rPr>
-        <w:t xml:space="preserve">Our headmaster is Mr. Zhang，我们校长就是张老师。语法对，逻辑也对，两条都过。</w:t>
-      </w:r>
-    </w:p>
-    <w:p>
-      <w:pPr>
-        <w:spacing w:after="160" w:line="380"/>
-        <w:ind w:firstLine="480"/>
-      </w:pPr>
-      <w:r>
-        <w:rPr>
-          <w:rFonts w:ascii="SimSun" w:cs="SimSun" w:eastAsia="SimSun" w:hAnsi="SimSun"/>
-          <w:sz w:val="24"/>
-          <w:szCs w:val="24"/>
-        </w:rPr>
-        <w:t xml:space="preserve">说明是同一个人，Mr. Zhang 在进一步说明校长具体是谁。</w:t>
-      </w:r>
-    </w:p>
-    <w:p>
-      <w:pPr>
-        <w:spacing w:after="160" w:line="380"/>
-        <w:ind w:firstLine="480"/>
-      </w:pPr>
-      <w:r>
-        <w:rPr>
-          <w:rFonts w:ascii="SimSun" w:cs="SimSun" w:eastAsia="SimSun" w:hAnsi="SimSun"/>
-          <w:sz w:val="24"/>
-          <w:szCs w:val="24"/>
-        </w:rPr>
-        <w:t xml:space="preserve">所以 Mr. Zhang 是同位语，它说明的是主语 Our headmaster。</w:t>
+        <w:t xml:space="preserve">题目：单句改错，下面这句话有一处错误，请找出并改正。Our headmaster, Mr. Zhang is a very kind person, gave us a speech yesterday.</w:t>
+      </w:r>
+    </w:p>
+    <w:p>
+      <w:pPr>
+        <w:spacing w:after="160" w:line="380"/>
+        <w:ind w:firstLine="480"/>
+      </w:pPr>
+      <w:r>
+        <w:rPr>
+          <w:rFonts w:ascii="SimSun" w:cs="SimSun" w:eastAsia="SimSun" w:hAnsi="SimSun"/>
+          <w:sz w:val="24"/>
+          <w:szCs w:val="24"/>
+        </w:rPr>
+        <w:t xml:space="preserve">这道题你先自己找，把错的地方圈出来。</w:t>
+      </w:r>
+    </w:p>
+    <w:p>
+      <w:pPr>
+        <w:spacing w:after="160" w:line="380"/>
+        <w:ind w:firstLine="480"/>
+      </w:pPr>
+      <w:r>
+        <w:rPr>
+          <w:rFonts w:ascii="SimSun" w:cs="SimSun" w:eastAsia="SimSun" w:hAnsi="SimSun"/>
+          <w:sz w:val="24"/>
+          <w:szCs w:val="24"/>
+        </w:rPr>
+        <w:t xml:space="preserve">圈好了吗？这句话读着别扭，问题出在中间那一块。</w:t>
+      </w:r>
+    </w:p>
+    <w:p>
+      <w:pPr>
+        <w:spacing w:after="160" w:line="380"/>
+        <w:ind w:firstLine="480"/>
+      </w:pPr>
+      <w:r>
+        <w:rPr>
+          <w:rFonts w:ascii="SimSun" w:cs="SimSun" w:eastAsia="SimSun" w:hAnsi="SimSun"/>
+          <w:sz w:val="24"/>
+          <w:szCs w:val="24"/>
+        </w:rPr>
+        <w:t xml:space="preserve">你先数带时态的动词：is 是一般现在时，gave 是 give 的过去式带着一般过去时。两个都带时态。</w:t>
+      </w:r>
+    </w:p>
+    <w:p>
+      <w:pPr>
+        <w:spacing w:after="160" w:line="380"/>
+        <w:ind w:firstLine="480"/>
+      </w:pPr>
+      <w:r>
+        <w:rPr>
+          <w:rFonts w:ascii="SimSun" w:cs="SimSun" w:eastAsia="SimSun" w:hAnsi="SimSun"/>
+          <w:sz w:val="24"/>
+          <w:szCs w:val="24"/>
+        </w:rPr>
+        <w:t xml:space="preserve">两个谓语，那要么是并列句，要么是复合句。可你看，中间既没有并列连词，也没有引导词。</w:t>
+      </w:r>
+    </w:p>
+    <w:p>
+      <w:pPr>
+        <w:spacing w:after="160" w:line="380"/>
+        <w:ind w:firstLine="480"/>
+      </w:pPr>
+      <w:r>
+        <w:rPr>
+          <w:rFonts w:ascii="SimSun" w:cs="SimSun" w:eastAsia="SimSun" w:hAnsi="SimSun"/>
+          <w:sz w:val="24"/>
+          <w:szCs w:val="24"/>
+        </w:rPr>
+        <w:t xml:space="preserve">所以这句话结构就塌了。</w:t>
+      </w:r>
+    </w:p>
+    <w:p>
+      <w:pPr>
+        <w:spacing w:after="160" w:line="380"/>
+        <w:ind w:firstLine="480"/>
+      </w:pPr>
+      <w:r>
+        <w:rPr>
+          <w:rFonts w:ascii="SimSun" w:cs="SimSun" w:eastAsia="SimSun" w:hAnsi="SimSun"/>
+          <w:sz w:val="24"/>
+          <w:szCs w:val="24"/>
+        </w:rPr>
+        <w:t xml:space="preserve">那作者本来想说什么？他想说：我们校长张老师，一位非常和蔼的人，昨天给我们做了报告。</w:t>
+      </w:r>
+    </w:p>
+    <w:p>
+      <w:pPr>
+        <w:spacing w:after="160" w:line="380"/>
+        <w:ind w:firstLine="480"/>
+      </w:pPr>
+      <w:r>
+        <w:rPr>
+          <w:rFonts w:ascii="SimSun" w:cs="SimSun" w:eastAsia="SimSun" w:hAnsi="SimSun"/>
+          <w:sz w:val="24"/>
+          <w:szCs w:val="24"/>
+        </w:rPr>
+        <w:t xml:space="preserve">「一位非常和蔼的人」这一块，说的就是校长本人，跟前面指同一个人。</w:t>
+      </w:r>
+    </w:p>
+    <w:p>
+      <w:pPr>
+        <w:spacing w:after="160" w:line="380"/>
+        <w:ind w:firstLine="480"/>
+      </w:pPr>
+      <w:r>
+        <w:rPr>
+          <w:rFonts w:ascii="SimSun" w:cs="SimSun" w:eastAsia="SimSun" w:hAnsi="SimSun"/>
+          <w:sz w:val="24"/>
+          <w:szCs w:val="24"/>
+        </w:rPr>
+        <w:t xml:space="preserve">既然是同一个人，那它就该是同位语，不该是一个独立的句子。</w:t>
+      </w:r>
+    </w:p>
+    <w:p>
+      <w:pPr>
+        <w:spacing w:after="160" w:line="380"/>
+        <w:ind w:firstLine="480"/>
+      </w:pPr>
+      <w:r>
+        <w:rPr>
+          <w:rFonts w:ascii="SimSun" w:cs="SimSun" w:eastAsia="SimSun" w:hAnsi="SimSun"/>
+          <w:sz w:val="24"/>
+          <w:szCs w:val="24"/>
+        </w:rPr>
+        <w:t xml:space="preserve">同位语不需要谓语，把 is 去掉就对了。</w:t>
+      </w:r>
+    </w:p>
+    <w:p>
+      <w:pPr>
+        <w:spacing w:after="160" w:line="380"/>
+        <w:ind w:firstLine="480"/>
+      </w:pPr>
+      <w:r>
+        <w:rPr>
+          <w:rFonts w:ascii="SimSun" w:cs="SimSun" w:eastAsia="SimSun" w:hAnsi="SimSun"/>
+          <w:sz w:val="24"/>
+          <w:szCs w:val="24"/>
+        </w:rPr>
+        <w:t xml:space="preserve">所以要改成 Our headmaster, Mr. Zhang, a very kind person, gave us a speech yesterday。</w:t>
+      </w:r>
+    </w:p>
+    <w:p>
+      <w:pPr>
+        <w:spacing w:after="160" w:line="380"/>
+        <w:ind w:firstLine="480"/>
+      </w:pPr>
+      <w:r>
+        <w:rPr>
+          <w:rFonts w:ascii="SimSun" w:cs="SimSun" w:eastAsia="SimSun" w:hAnsi="SimSun"/>
+          <w:sz w:val="24"/>
+          <w:szCs w:val="24"/>
+        </w:rPr>
+        <w:t xml:space="preserve">你把 is 一去掉，那一块就从句子变成了同位语，整句话立刻站住了。</w:t>
       </w:r>
     </w:p>
     <w:p>

--- a/docs/Level1/高中英语语法切片-Level1-第04课-定语状语同位语.docx
+++ b/docs/Level1/高中英语语法切片-Level1-第04课-定语状语同位语.docx
@@ -1722,7 +1722,7 @@
           <w:sz w:val="24"/>
           <w:szCs w:val="24"/>
         </w:rPr>
-        <w:t xml:space="preserve">不过你想想，英语不喜欢把一长串东西堆在名词前面。它习惯把名词先说出来。</w:t>
+        <w:t xml:space="preserve">你想想，英语不喜欢把一长串东西堆在名词前面。它习惯把名词先说出来。</w:t>
       </w:r>
     </w:p>
     <w:p>
@@ -1932,7 +1932,7 @@
           <w:sz w:val="24"/>
           <w:szCs w:val="24"/>
         </w:rPr>
-        <w:t xml:space="preserve">所以你记住，状语干的就是副词的活儿。</w:t>
+        <w:t xml:space="preserve">所以你要记住，状语干的就是副词的活儿。</w:t>
       </w:r>
     </w:p>
     <w:p>
@@ -1960,7 +1960,7 @@
           <w:sz w:val="24"/>
           <w:szCs w:val="24"/>
         </w:rPr>
-        <w:t xml:space="preserve">换句话说，什么时候、在哪儿、为什么、怎么样、到什么程度，你能想到的这些，全都是它管。</w:t>
+        <w:t xml:space="preserve">什么时候、在哪儿、为什么、怎么样、到什么程度，你能想到的这些，全都是它管。</w:t>
       </w:r>
     </w:p>
     <w:p>
@@ -2100,7 +2100,7 @@
           <w:sz w:val="24"/>
           <w:szCs w:val="24"/>
         </w:rPr>
-        <w:t xml:space="preserve">好，那状语可以长成什么样？</w:t>
+        <w:t xml:space="preserve">那状语可以长成什么样？</w:t>
       </w:r>
     </w:p>
     <w:p>
@@ -4525,7 +4525,7 @@
           <w:sz w:val="24"/>
           <w:szCs w:val="24"/>
         </w:rPr>
-        <w:t xml:space="preserve">换句话说，是不是全在练同一件事：先看它修饰谁，再定它是什么成分。</w:t>
+        <w:t xml:space="preserve">你看，是不是全在练同一件事：先看它修饰谁，再定它是什么成分。</w:t>
       </w:r>
     </w:p>
     <w:p>

--- a/docs/Level1/高中英语语法切片-Level1-第04课-定语状语同位语.docx
+++ b/docs/Level1/高中英语语法切片-Level1-第04课-定语状语同位语.docx
@@ -183,7 +183,7 @@
           <w:sz w:val="24"/>
           <w:szCs w:val="24"/>
         </w:rPr>
-        <w:t xml:space="preserve">一个句子的主干可能只有五个词，剩下四十个全是这三样。</w:t>
+        <w:t xml:space="preserve">我跟你说，一个句子的主干可能只有五个词，剩下四十个全是这三样。</w:t>
       </w:r>
     </w:p>
     <w:p>
@@ -437,7 +437,7 @@
           <w:sz w:val="24"/>
           <w:szCs w:val="24"/>
         </w:rPr>
-        <w:t xml:space="preserve">所以你看，这两样都是定语，说白了都是形容词。只不过一个长得像形容词，一个长得像分词短语。</w:t>
+        <w:t xml:space="preserve">所以你看啊，这两样都是定语，说白了都是形容词。只不过一个长得像形容词，一个长得像分词短语。</w:t>
       </w:r>
     </w:p>
     <w:p>
@@ -593,7 +593,7 @@
           <w:sz w:val="24"/>
           <w:szCs w:val="24"/>
         </w:rPr>
-        <w:t xml:space="preserve">剩下的 quickly and correctly 是什么？</w:t>
+        <w:t xml:space="preserve">剩下的 quickly and correctly 是什么呢？</w:t>
       </w:r>
     </w:p>
     <w:p>
@@ -1400,6 +1400,20 @@
           <w:sz w:val="24"/>
           <w:szCs w:val="24"/>
         </w:rPr>
+        <w:t xml:space="preserve">对了，这里我先撂在这儿，后面还会用到它。</w:t>
+      </w:r>
+    </w:p>
+    <w:p>
+      <w:pPr>
+        <w:spacing w:after="160" w:line="380"/>
+        <w:ind w:firstLine="480"/>
+      </w:pPr>
+      <w:r>
+        <w:rPr>
+          <w:rFonts w:ascii="SimSun" w:cs="SimSun" w:eastAsia="SimSun" w:hAnsi="SimSun"/>
+          <w:sz w:val="24"/>
+          <w:szCs w:val="24"/>
+        </w:rPr>
         <w:t xml:space="preserve">接着说，下面我们一个一个把这三个成分讲透。</w:t>
       </w:r>
     </w:p>
@@ -1442,7 +1456,7 @@
           <w:sz w:val="24"/>
           <w:szCs w:val="24"/>
         </w:rPr>
-        <w:t xml:space="preserve">它回答的问题是什么？</w:t>
+        <w:t xml:space="preserve">它回答的问题是什么呢？</w:t>
       </w:r>
     </w:p>
     <w:p>
@@ -1470,7 +1484,7 @@
           <w:sz w:val="24"/>
           <w:szCs w:val="24"/>
         </w:rPr>
-        <w:t xml:space="preserve">所以定语干的就是形容词的活儿。</w:t>
+        <w:t xml:space="preserve">所以说白了，定语干的就是形容词的活儿。</w:t>
       </w:r>
     </w:p>
     <w:p>
@@ -1498,7 +1512,7 @@
           <w:sz w:val="24"/>
           <w:szCs w:val="24"/>
         </w:rPr>
-        <w:t xml:space="preserve">你看，因为定语的形式五花八门，但不管它长成什么样，它的身份永远是形容词。</w:t>
+        <w:t xml:space="preserve">你看啊，因为定语的形式五花八门，但不管它长成什么样，它的身份永远是形容词。</w:t>
       </w:r>
     </w:p>
     <w:p>
@@ -1680,7 +1694,7 @@
           <w:sz w:val="24"/>
           <w:szCs w:val="24"/>
         </w:rPr>
-        <w:t xml:space="preserve">你记住一个原则。</w:t>
+        <w:t xml:space="preserve">我跟你说，你记住一个原则。</w:t>
       </w:r>
     </w:p>
     <w:p>
@@ -1708,21 +1722,21 @@
           <w:sz w:val="24"/>
           <w:szCs w:val="24"/>
         </w:rPr>
-        <w:t xml:space="preserve">为什么？</w:t>
-      </w:r>
-    </w:p>
-    <w:p>
-      <w:pPr>
-        <w:spacing w:after="160" w:line="380"/>
-        <w:ind w:firstLine="480"/>
-      </w:pPr>
-      <w:r>
-        <w:rPr>
-          <w:rFonts w:ascii="SimSun" w:cs="SimSun" w:eastAsia="SimSun" w:hAnsi="SimSun"/>
-          <w:sz w:val="24"/>
-          <w:szCs w:val="24"/>
-        </w:rPr>
-        <w:t xml:space="preserve">你想想，英语不喜欢把一长串东西堆在名词前面。它习惯把名词先说出来。</w:t>
+        <w:t xml:space="preserve">那为什么呢？</w:t>
+      </w:r>
+    </w:p>
+    <w:p>
+      <w:pPr>
+        <w:spacing w:after="160" w:line="380"/>
+        <w:ind w:firstLine="480"/>
+      </w:pPr>
+      <w:r>
+        <w:rPr>
+          <w:rFonts w:ascii="SimSun" w:cs="SimSun" w:eastAsia="SimSun" w:hAnsi="SimSun"/>
+          <w:sz w:val="24"/>
+          <w:szCs w:val="24"/>
+        </w:rPr>
+        <w:t xml:space="preserve">你想想啊，英语不喜欢把一长串东西堆在名词前面。它习惯把名词先说出来。</w:t>
       </w:r>
     </w:p>
     <w:p>
@@ -1890,7 +1904,7 @@
           <w:sz w:val="24"/>
           <w:szCs w:val="24"/>
         </w:rPr>
-        <w:t xml:space="preserve">这是死规定，考试年年考，你别嫌烦。</w:t>
+        <w:t xml:space="preserve">这是死规定，考试年年考，你别嫌烦，是吧。</w:t>
       </w:r>
     </w:p>
     <w:p>
@@ -1988,7 +2002,7 @@
           <w:sz w:val="24"/>
           <w:szCs w:val="24"/>
         </w:rPr>
-        <w:t xml:space="preserve">我给你说几个最常考的。</w:t>
+        <w:t xml:space="preserve">我跟你说，我给你说几个最常考的。</w:t>
       </w:r>
     </w:p>
     <w:p>
@@ -2100,7 +2114,7 @@
           <w:sz w:val="24"/>
           <w:szCs w:val="24"/>
         </w:rPr>
-        <w:t xml:space="preserve">那状语可以长成什么样？</w:t>
+        <w:t xml:space="preserve">那状语可以长成什么样呢？</w:t>
       </w:r>
     </w:p>
     <w:p>
@@ -2268,7 +2282,7 @@
           <w:sz w:val="24"/>
           <w:szCs w:val="24"/>
         </w:rPr>
-        <w:t xml:space="preserve">方法就一句话。</w:t>
+        <w:t xml:space="preserve">方法就一句话，说白了特别简单。</w:t>
       </w:r>
     </w:p>
     <w:p>
@@ -2436,7 +2450,7 @@
           <w:sz w:val="24"/>
           <w:szCs w:val="24"/>
         </w:rPr>
-        <w:t xml:space="preserve">同位语是什么？</w:t>
+        <w:t xml:space="preserve">同位语是什么呢？</w:t>
       </w:r>
     </w:p>
     <w:p>
@@ -2520,7 +2534,7 @@
           <w:sz w:val="24"/>
           <w:szCs w:val="24"/>
         </w:rPr>
-        <w:t xml:space="preserve">那同位语怎么判断？</w:t>
+        <w:t xml:space="preserve">那同位语那怎么判断呢？</w:t>
       </w:r>
     </w:p>
     <w:p>
@@ -2632,21 +2646,21 @@
           <w:sz w:val="24"/>
           <w:szCs w:val="24"/>
         </w:rPr>
-        <w:t xml:space="preserve">我给你说清楚它俩的区别。</w:t>
-      </w:r>
-    </w:p>
-    <w:p>
-      <w:pPr>
-        <w:spacing w:after="160" w:line="380"/>
-        <w:ind w:firstLine="480"/>
-      </w:pPr>
-      <w:r>
-        <w:rPr>
-          <w:rFonts w:ascii="SimSun" w:cs="SimSun" w:eastAsia="SimSun" w:hAnsi="SimSun"/>
-          <w:sz w:val="24"/>
-          <w:szCs w:val="24"/>
-        </w:rPr>
-        <w:t xml:space="preserve">定语是修饰关系。你注意，它跟被修饰的名词不是同一个东西。</w:t>
+        <w:t xml:space="preserve">我跟你说，我给你说清楚它俩的区别。</w:t>
+      </w:r>
+    </w:p>
+    <w:p>
+      <w:pPr>
+        <w:spacing w:after="160" w:line="380"/>
+        <w:ind w:firstLine="480"/>
+      </w:pPr>
+      <w:r>
+        <w:rPr>
+          <w:rFonts w:ascii="SimSun" w:cs="SimSun" w:eastAsia="SimSun" w:hAnsi="SimSun"/>
+          <w:sz w:val="24"/>
+          <w:szCs w:val="24"/>
+        </w:rPr>
+        <w:t xml:space="preserve">定语是修饰关系。你注意啊，它跟被修饰的名词不是同一个东西。</w:t>
       </w:r>
     </w:p>
     <w:p>
@@ -2730,7 +2744,21 @@
           <w:sz w:val="24"/>
           <w:szCs w:val="24"/>
         </w:rPr>
-        <w:t xml:space="preserve">方法讲完了。</w:t>
+        <w:t xml:space="preserve">方法讲完了。顺带提一句，这套方法不只今天用，后面的课我们还会反复拿它出来。</w:t>
+      </w:r>
+    </w:p>
+    <w:p>
+      <w:pPr>
+        <w:spacing w:after="160" w:line="380"/>
+        <w:ind w:firstLine="480"/>
+      </w:pPr>
+      <w:r>
+        <w:rPr>
+          <w:rFonts w:ascii="SimSun" w:cs="SimSun" w:eastAsia="SimSun" w:hAnsi="SimSun"/>
+          <w:sz w:val="24"/>
+          <w:szCs w:val="24"/>
+        </w:rPr>
+        <w:t xml:space="preserve">顺便说一句，这个地方我教了这么多年，年年有人栽在这儿。</w:t>
       </w:r>
     </w:p>
     <w:p>
@@ -2872,7 +2900,7 @@
           <w:sz w:val="24"/>
           <w:szCs w:val="24"/>
         </w:rPr>
-        <w:t xml:space="preserve">既然是非谓语，它在这儿干什么活？</w:t>
+        <w:t xml:space="preserve">既然是非谓语，它在这儿干什么活呢？</w:t>
       </w:r>
     </w:p>
     <w:p>
@@ -2914,7 +2942,7 @@
           <w:sz w:val="24"/>
           <w:szCs w:val="24"/>
         </w:rPr>
-        <w:t xml:space="preserve">接下来定形式。你想想，照片是被拍的，不是自己拍的，是被动关系，所以用过去分词。</w:t>
+        <w:t xml:space="preserve">接下来定形式。你想想啊，照片是被拍的，不是自己拍的，是被动关系，所以用过去分词。</w:t>
       </w:r>
     </w:p>
     <w:p>
@@ -3308,7 +3336,7 @@
           <w:sz w:val="24"/>
           <w:szCs w:val="24"/>
         </w:rPr>
-        <w:t xml:space="preserve">这样一来，定语是修饰关系，同位语是等同关系，这两个你别混。</w:t>
+        <w:t xml:space="preserve">这样一来，定语是修饰关系，同位语是等同关系，这两个你可别混了啊。</w:t>
       </w:r>
     </w:p>
     <w:p>
@@ -3351,6 +3379,20 @@
           <w:szCs w:val="24"/>
         </w:rPr>
         <w:t xml:space="preserve">下面六道随堂练习，规矩不变：先做后听。</w:t>
+      </w:r>
+    </w:p>
+    <w:p>
+      <w:pPr>
+        <w:spacing w:after="160" w:line="380"/>
+        <w:ind w:firstLine="480"/>
+      </w:pPr>
+      <w:r>
+        <w:rPr>
+          <w:rFonts w:ascii="SimSun" w:cs="SimSun" w:eastAsia="SimSun" w:hAnsi="SimSun"/>
+          <w:sz w:val="24"/>
+          <w:szCs w:val="24"/>
+        </w:rPr>
+        <w:t xml:space="preserve">对了，补一句：这一条你现在可能觉得没什么，等考试碰上你就知道值钱了。</w:t>
       </w:r>
     </w:p>
     <w:p>
@@ -3408,7 +3450,7 @@
           <w:sz w:val="24"/>
           <w:szCs w:val="24"/>
         </w:rPr>
-        <w:t xml:space="preserve">你有没有发现？</w:t>
+        <w:t xml:space="preserve">你有没有发现呢？</w:t>
       </w:r>
     </w:p>
     <w:p>
@@ -3648,7 +3690,7 @@
           <w:sz w:val="24"/>
           <w:szCs w:val="24"/>
         </w:rPr>
-        <w:t xml:space="preserve">anything 是不定代词，修饰它的成分必须放在后面。这一点位置上已经给你摆好了。</w:t>
+        <w:t xml:space="preserve">anything 是不定代词，修饰它的成分必须放在后面。这一点啊，位置上已经给你摆好了。</w:t>
       </w:r>
     </w:p>
     <w:p>
@@ -3676,7 +3718,7 @@
           <w:sz w:val="24"/>
           <w:szCs w:val="24"/>
         </w:rPr>
-        <w:t xml:space="preserve">interest 是动词，要变形容词。变 ing 还是变 ed？</w:t>
+        <w:t xml:space="preserve">interest 是动词，要变形容词。变 ing 还是变 ed呢？</w:t>
       </w:r>
     </w:p>
     <w:p>
@@ -4003,7 +4045,7 @@
           <w:sz w:val="24"/>
           <w:szCs w:val="24"/>
         </w:rPr>
-        <w:t xml:space="preserve">两个谓语，那要么是并列句，要么是复合句。可你看，中间既没有并列连词，也没有引导词。</w:t>
+        <w:t xml:space="preserve">两个谓语，那要么是并列句，要么是复合句。可你看啊，中间既没有并列连词，也没有引导词。</w:t>
       </w:r>
     </w:p>
     <w:p>
@@ -4201,7 +4243,7 @@
           <w:sz w:val="24"/>
           <w:szCs w:val="24"/>
         </w:rPr>
-        <w:t xml:space="preserve">它在干什么活？</w:t>
+        <w:t xml:space="preserve">它在干什么活呢？</w:t>
       </w:r>
     </w:p>
     <w:p>
@@ -4525,7 +4567,7 @@
           <w:sz w:val="24"/>
           <w:szCs w:val="24"/>
         </w:rPr>
-        <w:t xml:space="preserve">你看，是不是全在练同一件事：先看它修饰谁，再定它是什么成分。</w:t>
+        <w:t xml:space="preserve">你看啊，是不是全在练同一件事：先看它修饰谁，再定它是什么成分。</w:t>
       </w:r>
     </w:p>
     <w:p>

--- a/docs/Level1/高中英语语法切片-Level1-第04课-定语状语同位语.docx
+++ b/docs/Level1/高中英语语法切片-Level1-第04课-定语状语同位语.docx
@@ -1400,7 +1400,7 @@
           <w:sz w:val="24"/>
           <w:szCs w:val="24"/>
         </w:rPr>
-        <w:t xml:space="preserve">对了，这里我先撂在这儿，后面还会用到它。</w:t>
+        <w:t xml:space="preserve">对了，补一句：这三个成分认熟了，长句子在你眼里就没那么可怕了。</w:t>
       </w:r>
     </w:p>
     <w:p>

--- a/docs/Level1/高中英语语法切片-Level1-第04课-定语状语同位语.docx
+++ b/docs/Level1/高中英语语法切片-Level1-第04课-定语状语同位语.docx
@@ -211,21 +211,21 @@
           <w:sz w:val="24"/>
           <w:szCs w:val="24"/>
         </w:rPr>
-        <w:t xml:space="preserve">来，上节课那个思路今天要反复用，我再说一遍：定语干的是形容词的活儿。</w:t>
-      </w:r>
-    </w:p>
-    <w:p>
-      <w:pPr>
-        <w:spacing w:after="160" w:line="380"/>
-        <w:ind w:firstLine="480"/>
-      </w:pPr>
-      <w:r>
-        <w:rPr>
-          <w:rFonts w:ascii="SimSun" w:cs="SimSun" w:eastAsia="SimSun" w:hAnsi="SimSun"/>
-          <w:sz w:val="24"/>
-          <w:szCs w:val="24"/>
-        </w:rPr>
-        <w:t xml:space="preserve">状语干的是副词的活儿。</w:t>
+        <w:t xml:space="preserve">来，上节课那个思路今天要反复用，我再说一遍：定语干的是形容词那份活儿。</w:t>
+      </w:r>
+    </w:p>
+    <w:p>
+      <w:pPr>
+        <w:spacing w:after="160" w:line="380"/>
+        <w:ind w:firstLine="480"/>
+      </w:pPr>
+      <w:r>
+        <w:rPr>
+          <w:rFonts w:ascii="SimSun" w:cs="SimSun" w:eastAsia="SimSun" w:hAnsi="SimSun"/>
+          <w:sz w:val="24"/>
+          <w:szCs w:val="24"/>
+        </w:rPr>
+        <w:t xml:space="preserve">状语干的是副词那份活儿。</w:t>
       </w:r>
     </w:p>
     <w:p>
@@ -409,21 +409,21 @@
           <w:sz w:val="24"/>
           <w:szCs w:val="24"/>
         </w:rPr>
-        <w:t xml:space="preserve">它也是在告诉你是哪个女孩。</w:t>
-      </w:r>
-    </w:p>
-    <w:p>
-      <w:pPr>
-        <w:spacing w:after="160" w:line="380"/>
-        <w:ind w:firstLine="480"/>
-      </w:pPr>
-      <w:r>
-        <w:rPr>
-          <w:rFonts w:ascii="SimSun" w:cs="SimSun" w:eastAsia="SimSun" w:hAnsi="SimSun"/>
-          <w:sz w:val="24"/>
-          <w:szCs w:val="24"/>
-        </w:rPr>
-        <w:t xml:space="preserve">两个都在修饰 girl。修饰名词是谁的活儿？形容词的活儿。</w:t>
+        <w:t xml:space="preserve">它也是在告诉你哪个女孩。</w:t>
+      </w:r>
+    </w:p>
+    <w:p>
+      <w:pPr>
+        <w:spacing w:after="160" w:line="380"/>
+        <w:ind w:firstLine="480"/>
+      </w:pPr>
+      <w:r>
+        <w:rPr>
+          <w:rFonts w:ascii="SimSun" w:cs="SimSun" w:eastAsia="SimSun" w:hAnsi="SimSun"/>
+          <w:sz w:val="24"/>
+          <w:szCs w:val="24"/>
+        </w:rPr>
+        <w:t xml:space="preserve">两个都在修饰 girl。修饰名词是谁那份活儿？形容词那份活儿。</w:t>
       </w:r>
     </w:p>
     <w:p>
@@ -621,7 +621,7 @@
           <w:sz w:val="24"/>
           <w:szCs w:val="24"/>
         </w:rPr>
-        <w:t xml:space="preserve">修饰动词是谁的活儿？副词的活儿。</w:t>
+        <w:t xml:space="preserve">修饰动词是谁那份活儿？副词那份活儿。</w:t>
       </w:r>
     </w:p>
     <w:p>
@@ -805,7 +805,7 @@
           <w:sz w:val="24"/>
           <w:szCs w:val="24"/>
         </w:rPr>
-        <w:t xml:space="preserve">既然修饰名词，那就是定语，也就是形容词的活儿。</w:t>
+        <w:t xml:space="preserve">既然修饰名词，那就是定语，也就是形容词那份活儿。</w:t>
       </w:r>
     </w:p>
     <w:p>
@@ -1160,7 +1160,7 @@
           <w:sz w:val="24"/>
           <w:szCs w:val="24"/>
         </w:rPr>
-        <w:t xml:space="preserve">修饰动词是副词的活儿，所以它是状语，具体叫时间状语。</w:t>
+        <w:t xml:space="preserve">修饰动词是副词那份活儿，所以它是状语，具体叫时间状语。</w:t>
       </w:r>
     </w:p>
     <w:p>
@@ -1344,7 +1344,7 @@
           <w:sz w:val="24"/>
           <w:szCs w:val="24"/>
         </w:rPr>
-        <w:t xml:space="preserve">修饰整句话，那是副词的活儿，所以这是状语。</w:t>
+        <w:t xml:space="preserve">修饰整句话，那是副词那份活儿，所以这是状语。</w:t>
       </w:r>
     </w:p>
     <w:p>
@@ -1442,7 +1442,7 @@
           <w:sz w:val="24"/>
           <w:szCs w:val="24"/>
         </w:rPr>
-        <w:t xml:space="preserve">定语是什么？一句话：定语是用来修饰名词的成分。</w:t>
+        <w:t xml:space="preserve">定语是什么？一句话：定语是用来修饰名词那个成分。</w:t>
       </w:r>
     </w:p>
     <w:p>
@@ -1470,21 +1470,21 @@
           <w:sz w:val="24"/>
           <w:szCs w:val="24"/>
         </w:rPr>
-        <w:t xml:space="preserve">是哪一个、是什么样的。</w:t>
-      </w:r>
-    </w:p>
-    <w:p>
-      <w:pPr>
-        <w:spacing w:after="160" w:line="380"/>
-        <w:ind w:firstLine="480"/>
-      </w:pPr>
-      <w:r>
-        <w:rPr>
-          <w:rFonts w:ascii="SimSun" w:cs="SimSun" w:eastAsia="SimSun" w:hAnsi="SimSun"/>
-          <w:sz w:val="24"/>
-          <w:szCs w:val="24"/>
-        </w:rPr>
-        <w:t xml:space="preserve">所以说白了，定语干的就是形容词的活儿。</w:t>
+        <w:t xml:space="preserve">是哪一个、什么样。</w:t>
+      </w:r>
+    </w:p>
+    <w:p>
+      <w:pPr>
+        <w:spacing w:after="160" w:line="380"/>
+        <w:ind w:firstLine="480"/>
+      </w:pPr>
+      <w:r>
+        <w:rPr>
+          <w:rFonts w:ascii="SimSun" w:cs="SimSun" w:eastAsia="SimSun" w:hAnsi="SimSun"/>
+          <w:sz w:val="24"/>
+          <w:szCs w:val="24"/>
+        </w:rPr>
+        <w:t xml:space="preserve">所以说白了，定语干的就是形容词那份活儿。</w:t>
       </w:r>
     </w:p>
     <w:p>
@@ -1946,7 +1946,7 @@
           <w:sz w:val="24"/>
           <w:szCs w:val="24"/>
         </w:rPr>
-        <w:t xml:space="preserve">所以你要记住，状语干的就是副词的活儿。</w:t>
+        <w:t xml:space="preserve">所以你要记住，状语干的就是副词那份活儿。</w:t>
       </w:r>
     </w:p>
     <w:p>
@@ -2240,7 +2240,7 @@
           <w:sz w:val="24"/>
           <w:szCs w:val="24"/>
         </w:rPr>
-        <w:t xml:space="preserve">放在句首的时候通常带个逗号，这个信号我们已经用过很多次了。</w:t>
+        <w:t xml:space="preserve">放在句首时通常带个逗号，这个信号我们已经用过很多次了。</w:t>
       </w:r>
     </w:p>
     <w:p>
@@ -2464,7 +2464,7 @@
           <w:sz w:val="24"/>
           <w:szCs w:val="24"/>
         </w:rPr>
-        <w:t xml:space="preserve">来，你就这么理解：它紧跟在一个名词后面，跟那个名词指同一个东西，专门用来进一步说明它。</w:t>
+        <w:t xml:space="preserve">来，你就这么理解：它紧跟在名词后面，跟那个名词指同一个东西，专门用来进一步说明它。</w:t>
       </w:r>
     </w:p>
     <w:p>
@@ -2928,7 +2928,7 @@
           <w:sz w:val="24"/>
           <w:szCs w:val="24"/>
         </w:rPr>
-        <w:t xml:space="preserve">修饰名词，那就是定语，也就是形容词的活儿。</w:t>
+        <w:t xml:space="preserve">修饰名词，那就是定语，也就是形容词那份活儿。</w:t>
       </w:r>
     </w:p>
     <w:p>
@@ -3098,7 +3098,7 @@
           <w:sz w:val="24"/>
           <w:szCs w:val="24"/>
         </w:rPr>
-        <w:t xml:space="preserve">第二句，with a red pen 说的是他用什么写的，修饰的是 wrote 这个动作。</w:t>
+        <w:t xml:space="preserve">第二句，with a red pen 说的是他拿什么写，修饰的是 wrote 这个动作。</w:t>
       </w:r>
     </w:p>
     <w:p>
@@ -3182,7 +3182,7 @@
           <w:sz w:val="24"/>
           <w:szCs w:val="24"/>
         </w:rPr>
-        <w:t xml:space="preserve">第一句。定语修饰名词，干的是形容词的活儿。</w:t>
+        <w:t xml:space="preserve">第一句。定语修饰名词，干的是形容词那份活儿。</w:t>
       </w:r>
     </w:p>
     <w:p>
@@ -3238,7 +3238,7 @@
           <w:sz w:val="24"/>
           <w:szCs w:val="24"/>
         </w:rPr>
-        <w:t xml:space="preserve">第三句。状语修饰动词、形容词、副词或者整句话，干的是副词的活儿。</w:t>
+        <w:t xml:space="preserve">第三句。状语修饰动词、形容词、副词或者整句话，干的是副词那份活儿。</w:t>
       </w:r>
     </w:p>
     <w:p>
@@ -3704,7 +3704,7 @@
           <w:sz w:val="24"/>
           <w:szCs w:val="24"/>
         </w:rPr>
-        <w:t xml:space="preserve">接下来定词性。你看这个空修饰的是 anything 这个名词性的词，修饰名词就是定语，就是形容词的活儿。</w:t>
+        <w:t xml:space="preserve">接下来定词性。你看这个空修饰的是 anything 这个名词性的词，修饰名词就是定语，就是形容词那份活儿。</w:t>
       </w:r>
     </w:p>
     <w:p>
@@ -4271,7 +4271,7 @@
           <w:sz w:val="24"/>
           <w:szCs w:val="24"/>
         </w:rPr>
-        <w:t xml:space="preserve">修饰的是后面整个动作，那就是状语，副词的活儿。</w:t>
+        <w:t xml:space="preserve">修饰的是后面整个动作，那就是状语，副词那份活儿。</w:t>
       </w:r>
     </w:p>
     <w:p>
@@ -4637,7 +4637,7 @@
           <w:sz w:val="24"/>
           <w:szCs w:val="24"/>
         </w:rPr>
-        <w:t xml:space="preserve">是形容词的活儿；修饰动词就是状语，是副词的活儿。</w:t>
+        <w:t xml:space="preserve">是形容词那份活儿；修饰动词就是状语，是副词那份活儿。</w:t>
       </w:r>
     </w:p>
     <w:p>

--- a/docs/Level1/高中英语语法切片-Level1-第04课-定语状语同位语.docx
+++ b/docs/Level1/高中英语语法切片-Level1-第04课-定语状语同位语.docx
@@ -325,6 +325,20 @@
           <w:sz w:val="24"/>
           <w:szCs w:val="24"/>
         </w:rPr>
+        <w:t xml:space="preserve">我猜有人已经写完了，可答案不一定对。</w:t>
+      </w:r>
+    </w:p>
+    <w:p>
+      <w:pPr>
+        <w:spacing w:after="160" w:line="380"/>
+        <w:ind w:firstLine="480"/>
+      </w:pPr>
+      <w:r>
+        <w:rPr>
+          <w:rFonts w:ascii="SimSun" w:cs="SimSun" w:eastAsia="SimSun" w:hAnsi="SimSun"/>
+          <w:sz w:val="24"/>
+          <w:szCs w:val="24"/>
+        </w:rPr>
         <w:t xml:space="preserve">你先暂停，自己圈出来。</w:t>
       </w:r>
     </w:p>
@@ -339,7 +353,21 @@
           <w:sz w:val="24"/>
           <w:szCs w:val="24"/>
         </w:rPr>
-        <w:t xml:space="preserve">圈好了吗？我们先把骨架找出来。</w:t>
+        <w:t xml:space="preserve">圈好了吗？我猜有人只圈了 young，把后面那一串漏了。</w:t>
+      </w:r>
+    </w:p>
+    <w:p>
+      <w:pPr>
+        <w:spacing w:after="160" w:line="380"/>
+        <w:ind w:firstLine="480"/>
+      </w:pPr>
+      <w:r>
+        <w:rPr>
+          <w:rFonts w:ascii="SimSun" w:cs="SimSun" w:eastAsia="SimSun" w:hAnsi="SimSun"/>
+          <w:sz w:val="24"/>
+          <w:szCs w:val="24"/>
+        </w:rPr>
+        <w:t xml:space="preserve">我们先把骨架找出来。</w:t>
       </w:r>
     </w:p>
     <w:p>
@@ -523,6 +551,20 @@
           <w:sz w:val="24"/>
           <w:szCs w:val="24"/>
         </w:rPr>
+        <w:t xml:space="preserve">这道题很多同学会栽，你注意听。</w:t>
+      </w:r>
+    </w:p>
+    <w:p>
+      <w:pPr>
+        <w:spacing w:after="160" w:line="380"/>
+        <w:ind w:firstLine="480"/>
+      </w:pPr>
+      <w:r>
+        <w:rPr>
+          <w:rFonts w:ascii="SimSun" w:cs="SimSun" w:eastAsia="SimSun" w:hAnsi="SimSun"/>
+          <w:sz w:val="24"/>
+          <w:szCs w:val="24"/>
+        </w:rPr>
         <w:t xml:space="preserve">这一步你跟上了吗？</w:t>
       </w:r>
     </w:p>
@@ -707,6 +749,20 @@
           <w:sz w:val="24"/>
           <w:szCs w:val="24"/>
         </w:rPr>
+        <w:t xml:space="preserve">我知道有人第一反应是直接填进去。先别急。</w:t>
+      </w:r>
+    </w:p>
+    <w:p>
+      <w:pPr>
+        <w:spacing w:after="160" w:line="380"/>
+        <w:ind w:firstLine="480"/>
+      </w:pPr>
+      <w:r>
+        <w:rPr>
+          <w:rFonts w:ascii="SimSun" w:cs="SimSun" w:eastAsia="SimSun" w:hAnsi="SimSun"/>
+          <w:sz w:val="24"/>
+          <w:szCs w:val="24"/>
+        </w:rPr>
         <w:t xml:space="preserve">这道题不急，你慢慢想。</w:t>
       </w:r>
     </w:p>
@@ -919,6 +975,20 @@
           <w:sz w:val="24"/>
           <w:szCs w:val="24"/>
         </w:rPr>
+        <w:t xml:space="preserve">这个地方我年年见人丢分。</w:t>
+      </w:r>
+    </w:p>
+    <w:p>
+      <w:pPr>
+        <w:spacing w:after="160" w:line="380"/>
+        <w:ind w:firstLine="480"/>
+      </w:pPr>
+      <w:r>
+        <w:rPr>
+          <w:rFonts w:ascii="SimSun" w:cs="SimSun" w:eastAsia="SimSun" w:hAnsi="SimSun"/>
+          <w:sz w:val="24"/>
+          <w:szCs w:val="24"/>
+        </w:rPr>
         <w:t xml:space="preserve">你自己再念一遍看看。</w:t>
       </w:r>
     </w:p>
@@ -1568,6 +1638,20 @@
           <w:sz w:val="24"/>
           <w:szCs w:val="24"/>
         </w:rPr>
+        <w:t xml:space="preserve">我猜有人一看这一长串就想跳过去。别跳。</w:t>
+      </w:r>
+    </w:p>
+    <w:p>
+      <w:pPr>
+        <w:spacing w:after="160" w:line="380"/>
+        <w:ind w:firstLine="480"/>
+      </w:pPr>
+      <w:r>
+        <w:rPr>
+          <w:rFonts w:ascii="SimSun" w:cs="SimSun" w:eastAsia="SimSun" w:hAnsi="SimSun"/>
+          <w:sz w:val="24"/>
+          <w:szCs w:val="24"/>
+        </w:rPr>
         <w:t xml:space="preserve">先说前置定语。</w:t>
       </w:r>
     </w:p>
@@ -1652,6 +1736,20 @@
           <w:sz w:val="24"/>
           <w:szCs w:val="24"/>
         </w:rPr>
+        <w:t xml:space="preserve">很多同学错就错在只看长相，不看它修饰谁。</w:t>
+      </w:r>
+    </w:p>
+    <w:p>
+      <w:pPr>
+        <w:spacing w:after="160" w:line="380"/>
+        <w:ind w:firstLine="480"/>
+      </w:pPr>
+      <w:r>
+        <w:rPr>
+          <w:rFonts w:ascii="SimSun" w:cs="SimSun" w:eastAsia="SimSun" w:hAnsi="SimSun"/>
+          <w:sz w:val="24"/>
+          <w:szCs w:val="24"/>
+        </w:rPr>
         <w:t xml:space="preserve">好，重点来了。</w:t>
       </w:r>
     </w:p>
@@ -1918,6 +2016,34 @@
           <w:sz w:val="24"/>
           <w:szCs w:val="24"/>
         </w:rPr>
+        <w:t xml:space="preserve">我年年见人在这儿丢分——把形容词放到 something 前面去了。</w:t>
+      </w:r>
+    </w:p>
+    <w:p>
+      <w:pPr>
+        <w:spacing w:after="160" w:line="380"/>
+        <w:ind w:firstLine="480"/>
+      </w:pPr>
+      <w:r>
+        <w:rPr>
+          <w:rFonts w:ascii="SimSun" w:cs="SimSun" w:eastAsia="SimSun" w:hAnsi="SimSun"/>
+          <w:sz w:val="24"/>
+          <w:szCs w:val="24"/>
+        </w:rPr>
+        <w:t xml:space="preserve">这个地方我年年见人丢分。</w:t>
+      </w:r>
+    </w:p>
+    <w:p>
+      <w:pPr>
+        <w:spacing w:after="160" w:line="380"/>
+        <w:ind w:firstLine="480"/>
+      </w:pPr>
+      <w:r>
+        <w:rPr>
+          <w:rFonts w:ascii="SimSun" w:cs="SimSun" w:eastAsia="SimSun" w:hAnsi="SimSun"/>
+          <w:sz w:val="24"/>
+          <w:szCs w:val="24"/>
+        </w:rPr>
         <w:t xml:space="preserve">好，接下来说状语。</w:t>
       </w:r>
     </w:p>
@@ -2436,6 +2562,20 @@
           <w:sz w:val="24"/>
           <w:szCs w:val="24"/>
         </w:rPr>
+        <w:t xml:space="preserve">我知道你可能觉得这两个差不多。差得远呢。</w:t>
+      </w:r>
+    </w:p>
+    <w:p>
+      <w:pPr>
+        <w:spacing w:after="160" w:line="380"/>
+        <w:ind w:firstLine="480"/>
+      </w:pPr>
+      <w:r>
+        <w:rPr>
+          <w:rFonts w:ascii="SimSun" w:cs="SimSun" w:eastAsia="SimSun" w:hAnsi="SimSun"/>
+          <w:sz w:val="24"/>
+          <w:szCs w:val="24"/>
+        </w:rPr>
         <w:t xml:space="preserve">好，最后说同位语。</w:t>
       </w:r>
     </w:p>
@@ -2619,6 +2759,20 @@
           <w:szCs w:val="24"/>
         </w:rPr>
         <w:t xml:space="preserve">那就是同位语。</w:t>
+      </w:r>
+    </w:p>
+    <w:p>
+      <w:pPr>
+        <w:spacing w:after="160" w:line="380"/>
+        <w:ind w:firstLine="480"/>
+      </w:pPr>
+      <w:r>
+        <w:rPr>
+          <w:rFonts w:ascii="SimSun" w:cs="SimSun" w:eastAsia="SimSun" w:hAnsi="SimSun"/>
+          <w:sz w:val="24"/>
+          <w:szCs w:val="24"/>
+        </w:rPr>
+        <w:t xml:space="preserve">有的同学到这儿就开始混了，我给你分清楚。</w:t>
       </w:r>
     </w:p>
     <w:p>

--- a/docs/Level1/高中英语语法切片-Level1-第04课-定语状语同位语.docx
+++ b/docs/Level1/高中英语语法切片-Level1-第04课-定语状语同位语.docx
@@ -2002,7 +2002,7 @@
           <w:sz w:val="24"/>
           <w:szCs w:val="24"/>
         </w:rPr>
-        <w:t xml:space="preserve">这是死规定，考试年年考，你别嫌烦，是吧。</w:t>
+        <w:t xml:space="preserve">这是死规定，考试年年考，这一条值得多花点时间，是吧。</w:t>
       </w:r>
     </w:p>
     <w:p>
@@ -2128,7 +2128,7 @@
           <w:sz w:val="24"/>
           <w:szCs w:val="24"/>
         </w:rPr>
-        <w:t xml:space="preserve">我跟你说，我给你说几个最常考的。</w:t>
+        <w:t xml:space="preserve">我们来看说几个最常考的。</w:t>
       </w:r>
     </w:p>
     <w:p>
@@ -2800,7 +2800,7 @@
           <w:sz w:val="24"/>
           <w:szCs w:val="24"/>
         </w:rPr>
-        <w:t xml:space="preserve">我跟你说，我给你说清楚它俩的区别。</w:t>
+        <w:t xml:space="preserve">我们来看说清楚它俩的区别。</w:t>
       </w:r>
     </w:p>
     <w:p>
